--- a/docs/notes/host_manip.docx
+++ b/docs/notes/host_manip.docx
@@ -7,25 +7,7 @@
         <w:pStyle w:val="Title"/>
       </w:pPr>
       <w:r>
-        <w:t xml:space="preserve">host</w:t>
-      </w:r>
-      <w:r>
-        <w:t xml:space="preserve"> </w:t>
-      </w:r>
-      <w:r>
-        <w:t xml:space="preserve">manipulation</w:t>
-      </w:r>
-      <w:r>
-        <w:t xml:space="preserve"> </w:t>
-      </w:r>
-      <w:r>
-        <w:t xml:space="preserve">by</w:t>
-      </w:r>
-      <w:r>
-        <w:t xml:space="preserve"> </w:t>
-      </w:r>
-      <w:r>
-        <w:t xml:space="preserve">parasites</w:t>
+        <w:t xml:space="preserve">host manipulation by parasites</w:t>
       </w:r>
     </w:p>
     <w:p>
@@ -33,19 +15,7 @@
         <w:pStyle w:val="Date"/>
       </w:pPr>
       <w:r>
-        <w:t xml:space="preserve">16</w:t>
-      </w:r>
-      <w:r>
-        <w:t xml:space="preserve"> </w:t>
-      </w:r>
-      <w:r>
-        <w:t xml:space="preserve">November</w:t>
-      </w:r>
-      <w:r>
-        <w:t xml:space="preserve"> </w:t>
-      </w:r>
-      <w:r>
-        <w:t xml:space="preserve">2023</w:t>
+        <w:t xml:space="preserve">16 November 2023</w:t>
       </w:r>
     </w:p>
     <w:p>
@@ -110,101 +80,101 @@
       </w:r>
       <w:r>
         <w:rPr>
+          <w:b/>
           <w:bCs/>
+        </w:rPr>
+        <w:t xml:space="preserve">upstream</w:t>
+      </w:r>
+      <w:r>
+        <w:t xml:space="preserve"> </w:t>
+      </w:r>
+      <w:r>
+        <w:t xml:space="preserve">or</w:t>
+      </w:r>
+      <w:r>
+        <w:t xml:space="preserve"> </w:t>
+      </w:r>
+      <w:r>
+        <w:rPr>
           <w:b/>
-        </w:rPr>
-        <w:t xml:space="preserve">upstream</w:t>
-      </w:r>
-      <w:r>
-        <w:t xml:space="preserve"> </w:t>
-      </w:r>
-      <w:r>
-        <w:t xml:space="preserve">or</w:t>
-      </w:r>
-      <w:r>
-        <w:t xml:space="preserve"> </w:t>
-      </w:r>
-      <w:r>
-        <w:rPr>
           <w:bCs/>
+        </w:rPr>
+        <w:t xml:space="preserve">downstream</w:t>
+      </w:r>
+      <w:r>
+        <w:t xml:space="preserve">)?</w:t>
+      </w:r>
+    </w:p>
+    <w:p>
+      <w:pPr>
+        <w:pStyle w:val="BodyText"/>
+      </w:pPr>
+      <w:r>
+        <w:t xml:space="preserve">Free-living infective stages can’t necessarily manipulate hosts, but</w:t>
+      </w:r>
+      <w:r>
+        <w:t xml:space="preserve"> </w:t>
+      </w:r>
+      <w:r>
+        <w:t xml:space="preserve">parasite larvae can home in on the host’s environment (e.g. ticks</w:t>
+      </w:r>
+      <w:r>
+        <w:t xml:space="preserve"> </w:t>
+      </w:r>
+      <w:r>
+        <w:t xml:space="preserve">crawling to the top of a grass stalk) or on the host itself (e.g. by</w:t>
+      </w:r>
+      <w:r>
+        <w:t xml:space="preserve"> </w:t>
+      </w:r>
+      <w:r>
+        <w:t xml:space="preserve">detecting chemical signals given off by the host).</w:t>
+      </w:r>
+    </w:p>
+    <w:p>
+      <w:pPr>
+        <w:pStyle w:val="BodyText"/>
+      </w:pPr>
+      <w:r>
+        <w:t xml:space="preserve">For non-free-living infective stages (particularly in the case of</w:t>
+      </w:r>
+      <w:r>
+        <w:t xml:space="preserve"> </w:t>
+      </w:r>
+      <w:r>
+        <w:t xml:space="preserve">trophic transmission), parasites can try to manipulate either the</w:t>
+      </w:r>
+      <w:r>
+        <w:t xml:space="preserve"> </w:t>
+      </w:r>
+      <w:r>
+        <w:t xml:space="preserve">upstream or the downstream host’s behavior. However, they only have</w:t>
+      </w:r>
+      <w:r>
+        <w:t xml:space="preserve"> </w:t>
+      </w:r>
+      <w:r>
+        <w:t xml:space="preserve">access to their own physiology and to the physiology of the upstream</w:t>
+      </w:r>
+      <w:r>
+        <w:t xml:space="preserve"> </w:t>
+      </w:r>
+      <w:r>
+        <w:t xml:space="preserve">host (which they are currently inhabiting); if they want to manipulate</w:t>
+      </w:r>
+      <w:r>
+        <w:t xml:space="preserve"> </w:t>
+      </w:r>
+      <w:r>
+        <w:t xml:space="preserve">the downstream host, they have to present it with a</w:t>
+      </w:r>
+      <w:r>
+        <w:t xml:space="preserve"> </w:t>
+      </w:r>
+      <w:r>
+        <w:rPr>
           <w:b/>
-        </w:rPr>
-        <w:t xml:space="preserve">downstream</w:t>
-      </w:r>
-      <w:r>
-        <w:t xml:space="preserve">)?</w:t>
-      </w:r>
-    </w:p>
-    <w:p>
-      <w:pPr>
-        <w:pStyle w:val="BodyText"/>
-      </w:pPr>
-      <w:r>
-        <w:t xml:space="preserve">Free-living infective stages can’t necessarily manipulate hosts, but</w:t>
-      </w:r>
-      <w:r>
-        <w:t xml:space="preserve"> </w:t>
-      </w:r>
-      <w:r>
-        <w:t xml:space="preserve">parasite larvae can home in on the host’s environment (e.g. ticks</w:t>
-      </w:r>
-      <w:r>
-        <w:t xml:space="preserve"> </w:t>
-      </w:r>
-      <w:r>
-        <w:t xml:space="preserve">crawling to the top of a grass stalk) or on the host itself (e.g. by</w:t>
-      </w:r>
-      <w:r>
-        <w:t xml:space="preserve"> </w:t>
-      </w:r>
-      <w:r>
-        <w:t xml:space="preserve">detecting chemical signals given off by the host).</w:t>
-      </w:r>
-    </w:p>
-    <w:p>
-      <w:pPr>
-        <w:pStyle w:val="BodyText"/>
-      </w:pPr>
-      <w:r>
-        <w:t xml:space="preserve">For non-free-living infective stages (particularly in the case of</w:t>
-      </w:r>
-      <w:r>
-        <w:t xml:space="preserve"> </w:t>
-      </w:r>
-      <w:r>
-        <w:t xml:space="preserve">trophic transmission), parasites can try to manipulate either the</w:t>
-      </w:r>
-      <w:r>
-        <w:t xml:space="preserve"> </w:t>
-      </w:r>
-      <w:r>
-        <w:t xml:space="preserve">upstream or the downstream host’s behavior. However, they only have</w:t>
-      </w:r>
-      <w:r>
-        <w:t xml:space="preserve"> </w:t>
-      </w:r>
-      <w:r>
-        <w:t xml:space="preserve">access to their own physiology and to the physiology of the upstream</w:t>
-      </w:r>
-      <w:r>
-        <w:t xml:space="preserve"> </w:t>
-      </w:r>
-      <w:r>
-        <w:t xml:space="preserve">host (which they are currently inhabiting); if they want to manipulate</w:t>
-      </w:r>
-      <w:r>
-        <w:t xml:space="preserve"> </w:t>
-      </w:r>
-      <w:r>
-        <w:t xml:space="preserve">the downstream host, they have to present it with a</w:t>
-      </w:r>
-      <w:r>
-        <w:t xml:space="preserve"> </w:t>
-      </w:r>
-      <w:r>
-        <w:rPr>
           <w:bCs/>
-          <w:b/>
         </w:rPr>
         <w:t xml:space="preserve">signal</w:t>
       </w:r>
@@ -246,31 +216,31 @@
       </w:pPr>
       <w:r>
         <w:rPr>
+          <w:b/>
           <w:bCs/>
-          <w:b/>
         </w:rPr>
         <w:t xml:space="preserve">Dicrocoelium dendriticum</w:t>
       </w:r>
     </w:p>
     <w:p>
       <w:pPr>
+        <w:pStyle w:val="Compact"/>
         <w:numPr>
           <w:ilvl w:val="0"/>
           <w:numId w:val="1001"/>
         </w:numPr>
+      </w:pPr>
+      <w:r>
+        <w:t xml:space="preserve">gut fluke</w:t>
+      </w:r>
+    </w:p>
+    <w:p>
+      <w:pPr>
         <w:pStyle w:val="Compact"/>
-      </w:pPr>
-      <w:r>
-        <w:t xml:space="preserve">gut fluke</w:t>
-      </w:r>
-    </w:p>
-    <w:p>
-      <w:pPr>
         <w:numPr>
           <w:ilvl w:val="0"/>
           <w:numId w:val="1001"/>
         </w:numPr>
-        <w:pStyle w:val="Compact"/>
       </w:pPr>
       <w:r>
         <w:t xml:space="preserve">life cycle: mammal</w:t>
@@ -312,177 +282,159 @@
     </w:p>
     <w:p>
       <w:pPr>
+        <w:pStyle w:val="Compact"/>
         <w:numPr>
           <w:ilvl w:val="0"/>
           <w:numId w:val="1001"/>
         </w:numPr>
+      </w:pPr>
+      <w:r>
+        <w:t xml:space="preserve">ruminants (mostly cows) are the</w:t>
+      </w:r>
+      <w:r>
+        <w:t xml:space="preserve"> </w:t>
+      </w:r>
+      <w:r>
+        <w:rPr>
+          <w:b/>
+          <w:bCs/>
+        </w:rPr>
+        <w:t xml:space="preserve">definitive host</w:t>
+      </w:r>
+      <w:r>
+        <w:t xml:space="preserve">, but humans are also infected</w:t>
+      </w:r>
+    </w:p>
+    <w:p>
+      <w:pPr>
         <w:pStyle w:val="Compact"/>
-      </w:pPr>
-      <w:r>
-        <w:t xml:space="preserve">ruminants (mostly cows) are the</w:t>
-      </w:r>
-      <w:r>
-        <w:t xml:space="preserve"> </w:t>
-      </w:r>
-      <w:r>
-        <w:rPr>
-          <w:bCs/>
-          <w:b/>
-        </w:rPr>
-        <w:t xml:space="preserve">definitive host</w:t>
-      </w:r>
-      <w:r>
-        <w:t xml:space="preserve">, but humans are also infected</w:t>
-      </w:r>
-    </w:p>
-    <w:p>
-      <w:pPr>
         <w:numPr>
           <w:ilvl w:val="0"/>
           <w:numId w:val="1001"/>
         </w:numPr>
+      </w:pPr>
+      <w:r>
+        <w:t xml:space="preserve">modifies ant behavior so that they crawl up grass stalks to improve their chances of being ingested</w:t>
+      </w:r>
+      <w:r>
+        <w:t xml:space="preserve"> </w:t>
+      </w:r>
+      <w:r>
+        <w:t xml:space="preserve">“accidentally”</w:t>
+      </w:r>
+      <w:r>
+        <w:t xml:space="preserve"> </w:t>
+      </w:r>
+      <w:r>
+        <w:t xml:space="preserve">by a cow and thus transmitting the parasite. The upstream host (ant) is having its physiology and behavior modified to bring it into the environment of the downstream host (cow), which behaves normally. The</w:t>
+      </w:r>
+      <w:r>
+        <w:t xml:space="preserve"> </w:t>
+      </w:r>
+      <w:r>
+        <w:t xml:space="preserve">“signal”</w:t>
+      </w:r>
+      <w:r>
+        <w:t xml:space="preserve"> </w:t>
+      </w:r>
+      <w:r>
+        <w:t xml:space="preserve">that ants respond to is gravity (ants move up stalks).</w:t>
+      </w:r>
+    </w:p>
+    <w:p>
+      <w:pPr>
         <w:pStyle w:val="Compact"/>
-      </w:pPr>
-      <w:r>
-        <w:t xml:space="preserve">modifies ant behavior so that they crawl up grass stalks to improve their chances of being ingested</w:t>
-      </w:r>
-      <w:r>
-        <w:t xml:space="preserve"> </w:t>
-      </w:r>
-      <w:r>
-        <w:t xml:space="preserve">“</w:t>
-      </w:r>
-      <w:r>
-        <w:t xml:space="preserve">accidentally</w:t>
-      </w:r>
-      <w:r>
-        <w:t xml:space="preserve">”</w:t>
-      </w:r>
-      <w:r>
-        <w:t xml:space="preserve"> </w:t>
-      </w:r>
-      <w:r>
-        <w:t xml:space="preserve">by a cow and thus transmitting the parasite. The upstream host (ant) is having its physiology and behavior modified to bring it into the environment of the downstream host (cow), which behaves normally. The</w:t>
-      </w:r>
-      <w:r>
-        <w:t xml:space="preserve"> </w:t>
-      </w:r>
-      <w:r>
-        <w:t xml:space="preserve">“</w:t>
-      </w:r>
-      <w:r>
-        <w:t xml:space="preserve">signal</w:t>
-      </w:r>
-      <w:r>
-        <w:t xml:space="preserve">”</w:t>
-      </w:r>
-      <w:r>
-        <w:t xml:space="preserve"> </w:t>
-      </w:r>
-      <w:r>
-        <w:t xml:space="preserve">that ants respond to is gravity (ants move up stalks).</w:t>
-      </w:r>
-    </w:p>
-    <w:p>
-      <w:pPr>
         <w:numPr>
           <w:ilvl w:val="1"/>
           <w:numId w:val="1002"/>
         </w:numPr>
+      </w:pPr>
+      <w:r>
+        <w:t xml:space="preserve">“a phylogenetically old sleeping behaviour typical for some non-social Hymenoptera (e. g. Ammophila)”</w:t>
+      </w:r>
+      <w:r>
+        <w:t xml:space="preserve"> </w:t>
+      </w:r>
+      <w:r>
+        <w:t xml:space="preserve">(Wickler, 1976)</w:t>
+      </w:r>
+    </w:p>
+    <w:p>
+      <w:pPr>
         <w:pStyle w:val="Compact"/>
-      </w:pPr>
-      <w:r>
-        <w:t xml:space="preserve">“</w:t>
-      </w:r>
-      <w:r>
-        <w:t xml:space="preserve">a phylogenetically old sleeping behaviour typical for some non-social Hymenoptera (e. g. Ammophila)</w:t>
-      </w:r>
-      <w:r>
-        <w:t xml:space="preserve">”</w:t>
-      </w:r>
-      <w:r>
-        <w:t xml:space="preserve"> </w:t>
-      </w:r>
-      <w:r>
-        <w:t xml:space="preserve">(Wickler, 1976)</w:t>
-      </w:r>
-    </w:p>
-    <w:p>
-      <w:pPr>
         <w:numPr>
           <w:ilvl w:val="1"/>
           <w:numId w:val="1002"/>
         </w:numPr>
+      </w:pPr>
+      <w:r>
+        <w:rPr>
+          <w:i/>
+          <w:iCs/>
+        </w:rPr>
+        <w:t xml:space="preserve">kin selection</w:t>
+      </w:r>
+      <w:r>
+        <w:t xml:space="preserve"> </w:t>
+      </w:r>
+      <w:r>
+        <w:t xml:space="preserve">operating: the cercaria that modifies behaviour isn’t transmitted … (cf. slime mold,</w:t>
+      </w:r>
+      <w:r>
+        <w:t xml:space="preserve"> </w:t>
+      </w:r>
+      <w:r>
+        <w:rPr>
+          <w:i/>
+          <w:iCs/>
+        </w:rPr>
+        <w:t xml:space="preserve">Dictyostelium</w:t>
+      </w:r>
+      <w:r>
+        <w:t xml:space="preserve">)</w:t>
+      </w:r>
+    </w:p>
+    <w:p>
+      <w:pPr>
+        <w:pStyle w:val="FirstParagraph"/>
+      </w:pPr>
+      <w:r>
+        <w:rPr>
+          <w:b/>
+          <w:bCs/>
+        </w:rPr>
+        <w:t xml:space="preserve">Fungal entomopathogens</w:t>
+      </w:r>
+    </w:p>
+    <w:p>
+      <w:pPr>
         <w:pStyle w:val="Compact"/>
-      </w:pPr>
-      <w:r>
-        <w:rPr>
-          <w:iCs/>
-          <w:i/>
-        </w:rPr>
-        <w:t xml:space="preserve">kin selection</w:t>
-      </w:r>
-      <w:r>
-        <w:t xml:space="preserve"> </w:t>
-      </w:r>
-      <w:r>
-        <w:t xml:space="preserve">operating: the cercaria that modifies behaviour isn’t transmitted … (cf. slime mold,</w:t>
-      </w:r>
-      <w:r>
-        <w:t xml:space="preserve"> </w:t>
-      </w:r>
-      <w:r>
-        <w:rPr>
-          <w:iCs/>
-          <w:i/>
-        </w:rPr>
-        <w:t xml:space="preserve">Dictyostelium</w:t>
-      </w:r>
-      <w:r>
-        <w:t xml:space="preserve">)</w:t>
-      </w:r>
-    </w:p>
-    <w:p>
-      <w:pPr>
-        <w:pStyle w:val="FirstParagraph"/>
-      </w:pPr>
-      <w:r>
-        <w:rPr>
-          <w:bCs/>
-          <w:b/>
-        </w:rPr>
-        <w:t xml:space="preserve">Fungal entomopathogens</w:t>
-      </w:r>
-    </w:p>
-    <w:p>
-      <w:pPr>
         <w:numPr>
           <w:ilvl w:val="0"/>
           <w:numId w:val="1003"/>
         </w:numPr>
+      </w:pPr>
+      <w:r>
+        <w:rPr>
+          <w:i/>
+          <w:iCs/>
+        </w:rPr>
+        <w:t xml:space="preserve">Ophiocordyceps</w:t>
+      </w:r>
+      <w:r>
+        <w:t xml:space="preserve"> </w:t>
+      </w:r>
+      <w:r>
+        <w:t xml:space="preserve">is the poster child</w:t>
+      </w:r>
+    </w:p>
+    <w:p>
+      <w:pPr>
         <w:pStyle w:val="Compact"/>
-      </w:pPr>
-      <w:r>
-        <w:rPr>
-          <w:iCs/>
-          <w:i/>
-        </w:rPr>
-        <w:t xml:space="preserve">Ophiocordyceps</w:t>
-      </w:r>
-      <w:r>
-        <w:t xml:space="preserve"> </w:t>
-      </w:r>
-      <w:r>
-        <w:t xml:space="preserve">is the poster child</w:t>
-      </w:r>
-    </w:p>
-    <w:p>
-      <w:pPr>
         <w:numPr>
           <w:ilvl w:val="0"/>
           <w:numId w:val="1003"/>
         </w:numPr>
-        <w:pStyle w:val="Compact"/>
       </w:pPr>
       <w:r>
         <w:t xml:space="preserve">de Bekker (2019)</w:t>
@@ -585,79 +537,79 @@
       </w:pPr>
       <w:r>
         <w:rPr>
+          <w:b/>
           <w:bCs/>
-          <w:b/>
         </w:rPr>
         <w:t xml:space="preserve">Toxoplasma gondii</w:t>
       </w:r>
     </w:p>
     <w:p>
       <w:pPr>
+        <w:pStyle w:val="Compact"/>
         <w:numPr>
           <w:ilvl w:val="0"/>
           <w:numId w:val="1004"/>
         </w:numPr>
+      </w:pPr>
+      <w:r>
+        <w:t xml:space="preserve">intracellular parasite of neurons</w:t>
+      </w:r>
+    </w:p>
+    <w:p>
+      <w:pPr>
         <w:pStyle w:val="Compact"/>
-      </w:pPr>
-      <w:r>
-        <w:t xml:space="preserve">intracellular parasite of neurons</w:t>
-      </w:r>
-    </w:p>
-    <w:p>
-      <w:pPr>
         <w:numPr>
           <w:ilvl w:val="0"/>
           <w:numId w:val="1004"/>
         </w:numPr>
+      </w:pPr>
+      <w:r>
+        <w:t xml:space="preserve">in rats, attraction to feline urine (only!) and hyper-aggression</w:t>
+      </w:r>
+      <w:r>
+        <w:t xml:space="preserve"> </w:t>
+      </w:r>
+      <w:r>
+        <w:t xml:space="preserve">(House et al., 2011; Lamberton et al., 2008; Vyas et al., 2007)</w:t>
+      </w:r>
+    </w:p>
+    <w:p>
+      <w:pPr>
         <w:pStyle w:val="Compact"/>
-      </w:pPr>
-      <w:r>
-        <w:t xml:space="preserve">in rats, attraction to feline urine (only!) and hyper-aggression</w:t>
-      </w:r>
-      <w:r>
-        <w:t xml:space="preserve"> </w:t>
-      </w:r>
-      <w:r>
-        <w:t xml:space="preserve">(House et al., 2011; Lamberton et al., 2008; Vyas et al., 2007)</w:t>
-      </w:r>
-    </w:p>
-    <w:p>
-      <w:pPr>
         <w:numPr>
           <w:ilvl w:val="0"/>
           <w:numId w:val="1004"/>
         </w:numPr>
+      </w:pPr>
+      <w:r>
+        <w:t xml:space="preserve">by sexual attraction?</w:t>
+      </w:r>
+      <w:r>
+        <w:t xml:space="preserve"> </w:t>
+      </w:r>
+      <w:r>
+        <w:t xml:space="preserve">(House et al., 2011)</w:t>
+      </w:r>
+    </w:p>
+    <w:p>
+      <w:pPr>
         <w:pStyle w:val="Compact"/>
-      </w:pPr>
-      <w:r>
-        <w:t xml:space="preserve">by sexual attraction?</w:t>
-      </w:r>
-      <w:r>
-        <w:t xml:space="preserve"> </w:t>
-      </w:r>
-      <w:r>
-        <w:t xml:space="preserve">(House et al., 2011)</w:t>
-      </w:r>
-    </w:p>
-    <w:p>
-      <w:pPr>
         <w:numPr>
           <w:ilvl w:val="0"/>
           <w:numId w:val="1004"/>
         </w:numPr>
+      </w:pPr>
+      <w:r>
+        <w:t xml:space="preserve">neuroimmunological mechanisms</w:t>
+      </w:r>
+    </w:p>
+    <w:p>
+      <w:pPr>
         <w:pStyle w:val="Compact"/>
-      </w:pPr>
-      <w:r>
-        <w:t xml:space="preserve">neuroimmunological mechanisms</w:t>
-      </w:r>
-    </w:p>
-    <w:p>
-      <w:pPr>
         <w:numPr>
           <w:ilvl w:val="0"/>
           <w:numId w:val="1004"/>
         </w:numPr>
-        <w:pStyle w:val="Compact"/>
       </w:pPr>
       <w:r>
         <w:t xml:space="preserve">association with mental disorders in humans?? culture??</w:t>
@@ -722,121 +674,115 @@
       </w:pPr>
       <w:r>
         <w:rPr>
+          <w:b/>
           <w:bCs/>
-          <w:b/>
         </w:rPr>
         <w:t xml:space="preserve">Curtuteria australis</w:t>
       </w:r>
     </w:p>
     <w:p>
       <w:pPr>
+        <w:pStyle w:val="Compact"/>
         <w:numPr>
           <w:ilvl w:val="0"/>
           <w:numId w:val="1005"/>
         </w:numPr>
+      </w:pPr>
+      <w:r>
+        <w:t xml:space="preserve">trematode parasites of bivalve molluscs</w:t>
+      </w:r>
+    </w:p>
+    <w:p>
+      <w:pPr>
         <w:pStyle w:val="Compact"/>
-      </w:pPr>
-      <w:r>
-        <w:t xml:space="preserve">trematode parasites of bivalve molluscs</w:t>
-      </w:r>
-    </w:p>
-    <w:p>
-      <w:pPr>
         <w:numPr>
           <w:ilvl w:val="0"/>
           <w:numId w:val="1005"/>
         </w:numPr>
+      </w:pPr>
+      <w:r>
+        <w:t xml:space="preserve">specific to</w:t>
+      </w:r>
+      <w:r>
+        <w:t xml:space="preserve"> </w:t>
+      </w:r>
+      <w:r>
+        <w:t xml:space="preserve">‘feet’</w:t>
+      </w:r>
+      <w:r>
+        <w:t xml:space="preserve">: stunting</w:t>
+      </w:r>
+      <w:r>
+        <w:t xml:space="preserve"> </w:t>
+      </w:r>
+      <w:r>
+        <w:t xml:space="preserve">(Thomas &amp; Poulin, 1998)</w:t>
+      </w:r>
+    </w:p>
+    <w:p>
+      <w:pPr>
         <w:pStyle w:val="Compact"/>
-      </w:pPr>
-      <w:r>
-        <w:t xml:space="preserve">specific to</w:t>
-      </w:r>
-      <w:r>
-        <w:t xml:space="preserve"> </w:t>
-      </w:r>
-      <w:r>
-        <w:t xml:space="preserve">‘</w:t>
-      </w:r>
-      <w:r>
-        <w:t xml:space="preserve">feet</w:t>
-      </w:r>
-      <w:r>
-        <w:t xml:space="preserve">’</w:t>
-      </w:r>
-      <w:r>
-        <w:t xml:space="preserve">: stunting</w:t>
-      </w:r>
-      <w:r>
-        <w:t xml:space="preserve"> </w:t>
-      </w:r>
-      <w:r>
-        <w:t xml:space="preserve">(Thomas &amp; Poulin, 1998)</w:t>
-      </w:r>
-    </w:p>
-    <w:p>
-      <w:pPr>
         <w:numPr>
           <w:ilvl w:val="1"/>
           <w:numId w:val="1006"/>
         </w:numPr>
+      </w:pPr>
+      <w:r>
+        <w:t xml:space="preserve">maybe cockles with small feet are more likely to be parasitized?</w:t>
+      </w:r>
+    </w:p>
+    <w:p>
+      <w:pPr>
         <w:pStyle w:val="Compact"/>
-      </w:pPr>
-      <w:r>
-        <w:t xml:space="preserve">maybe cockles with small feet are more likely to be parasitized?</w:t>
-      </w:r>
-    </w:p>
-    <w:p>
-      <w:pPr>
         <w:numPr>
           <w:ilvl w:val="0"/>
           <w:numId w:val="1005"/>
         </w:numPr>
+      </w:pPr>
+      <w:r>
+        <w:t xml:space="preserve">reduces burrowing behaviour;</w:t>
+      </w:r>
+      <w:r>
+        <w:t xml:space="preserve"> </w:t>
+      </w:r>
+      <w:r>
+        <w:rPr>
+          <w:i/>
+          <w:iCs/>
+        </w:rPr>
+        <w:t xml:space="preserve">not</w:t>
+      </w:r>
+      <w:r>
+        <w:t xml:space="preserve"> </w:t>
+      </w:r>
+      <w:r>
+        <w:t xml:space="preserve">photophilia</w:t>
+      </w:r>
+    </w:p>
+    <w:p>
+      <w:pPr>
         <w:pStyle w:val="Compact"/>
-      </w:pPr>
-      <w:r>
-        <w:t xml:space="preserve">reduces burrowing behaviour;</w:t>
-      </w:r>
-      <w:r>
-        <w:t xml:space="preserve"> </w:t>
-      </w:r>
-      <w:r>
-        <w:rPr>
-          <w:iCs/>
-          <w:i/>
-        </w:rPr>
-        <w:t xml:space="preserve">not</w:t>
-      </w:r>
-      <w:r>
-        <w:t xml:space="preserve"> </w:t>
-      </w:r>
-      <w:r>
-        <w:t xml:space="preserve">photophilia</w:t>
-      </w:r>
-    </w:p>
-    <w:p>
-      <w:pPr>
         <w:numPr>
           <w:ilvl w:val="0"/>
           <w:numId w:val="1005"/>
         </w:numPr>
+      </w:pPr>
+      <w:r>
+        <w:t xml:space="preserve">similar effects in closely related parasite/host species pairs</w:t>
+      </w:r>
+    </w:p>
+    <w:p>
+      <w:pPr>
         <w:pStyle w:val="Compact"/>
-      </w:pPr>
-      <w:r>
-        <w:t xml:space="preserve">similar effects in closely related parasite/host species pairs</w:t>
-      </w:r>
-    </w:p>
-    <w:p>
-      <w:pPr>
         <w:numPr>
           <w:ilvl w:val="0"/>
           <w:numId w:val="1005"/>
         </w:numPr>
-        <w:pStyle w:val="Compact"/>
-      </w:pPr>
-      <w:r>
-        <w:rPr>
+      </w:pPr>
+      <w:r>
+        <w:rPr>
+          <w:b/>
           <w:bCs/>
-          <w:b/>
         </w:rPr>
         <w:t xml:space="preserve">ecosystem engineer</w:t>
       </w:r>
@@ -906,224 +852,224 @@
     </w:p>
     <w:p>
       <w:pPr>
+        <w:pStyle w:val="Compact"/>
         <w:numPr>
           <w:ilvl w:val="0"/>
           <w:numId w:val="1007"/>
         </w:numPr>
+      </w:pPr>
+      <w:r>
+        <w:rPr>
+          <w:i/>
+          <w:iCs/>
+        </w:rPr>
+        <w:t xml:space="preserve">Change in activity</w:t>
+      </w:r>
+      <w:r>
+        <w:t xml:space="preserve"> </w:t>
+      </w:r>
+      <w:r>
+        <w:t xml:space="preserve">(up or down): reduction in speed/distance</w:t>
+      </w:r>
+      <w:r>
+        <w:t xml:space="preserve"> </w:t>
+      </w:r>
+      <w:r>
+        <w:t xml:space="preserve">travelled/etc. or increased activity,</w:t>
+      </w:r>
+      <w:r>
+        <w:t xml:space="preserve"> </w:t>
+      </w:r>
+      <w:r>
+        <w:t xml:space="preserve">exploration etc. (rats with</w:t>
+      </w:r>
+      <w:r>
+        <w:t xml:space="preserve"> </w:t>
+      </w:r>
+      <w:r>
+        <w:rPr>
+          <w:i/>
+          <w:iCs/>
+        </w:rPr>
+        <w:t xml:space="preserve">Toxoplasmosis</w:t>
+      </w:r>
+      <w:r>
+        <w:t xml:space="preserve">, mice with</w:t>
+      </w:r>
+      <w:r>
+        <w:t xml:space="preserve"> </w:t>
+      </w:r>
+      <w:r>
+        <w:rPr>
+          <w:i/>
+          <w:iCs/>
+        </w:rPr>
+        <w:t xml:space="preserve">Trichinella</w:t>
+      </w:r>
+      <w:r>
+        <w:t xml:space="preserve">): may increase predation</w:t>
+      </w:r>
+    </w:p>
+    <w:p>
+      <w:pPr>
         <w:pStyle w:val="Compact"/>
-      </w:pPr>
-      <w:r>
-        <w:rPr>
-          <w:iCs/>
-          <w:i/>
-        </w:rPr>
-        <w:t xml:space="preserve">Change in activity</w:t>
-      </w:r>
-      <w:r>
-        <w:t xml:space="preserve"> </w:t>
-      </w:r>
-      <w:r>
-        <w:t xml:space="preserve">(up or down): reduction in speed/distance</w:t>
-      </w:r>
-      <w:r>
-        <w:t xml:space="preserve"> </w:t>
-      </w:r>
-      <w:r>
-        <w:t xml:space="preserve">travelled/etc. or increased activity,</w:t>
-      </w:r>
-      <w:r>
-        <w:t xml:space="preserve"> </w:t>
-      </w:r>
-      <w:r>
-        <w:t xml:space="preserve">exploration etc. (rats with</w:t>
-      </w:r>
-      <w:r>
-        <w:t xml:space="preserve"> </w:t>
-      </w:r>
-      <w:r>
-        <w:rPr>
-          <w:iCs/>
-          <w:i/>
-        </w:rPr>
-        <w:t xml:space="preserve">Toxoplasmosis</w:t>
-      </w:r>
-      <w:r>
-        <w:t xml:space="preserve">, mice with</w:t>
-      </w:r>
-      <w:r>
-        <w:t xml:space="preserve"> </w:t>
-      </w:r>
-      <w:r>
-        <w:rPr>
-          <w:iCs/>
-          <w:i/>
-        </w:rPr>
-        <w:t xml:space="preserve">Trichinella</w:t>
-      </w:r>
-      <w:r>
-        <w:t xml:space="preserve">): may increase predation</w:t>
-      </w:r>
-    </w:p>
-    <w:p>
-      <w:pPr>
         <w:numPr>
           <w:ilvl w:val="0"/>
           <w:numId w:val="1007"/>
         </w:numPr>
+      </w:pPr>
+      <w:r>
+        <w:t xml:space="preserve">Many examples of changes in fish behavior</w:t>
+      </w:r>
+      <w:r>
+        <w:t xml:space="preserve"> </w:t>
+      </w:r>
+      <w:r>
+        <w:t xml:space="preserve">(Kuhn et al., 2015))</w:t>
+      </w:r>
+    </w:p>
+    <w:p>
+      <w:pPr>
         <w:pStyle w:val="Compact"/>
-      </w:pPr>
-      <w:r>
-        <w:t xml:space="preserve">Many examples of changes in fish behavior</w:t>
-      </w:r>
-      <w:r>
-        <w:t xml:space="preserve"> </w:t>
-      </w:r>
-      <w:r>
-        <w:t xml:space="preserve">(Kuhn et al., 2015))</w:t>
-      </w:r>
-    </w:p>
-    <w:p>
-      <w:pPr>
         <w:numPr>
           <w:ilvl w:val="0"/>
           <w:numId w:val="1007"/>
         </w:numPr>
+      </w:pPr>
+      <w:r>
+        <w:t xml:space="preserve">Acanthocephalans in invertebrates (good to test</w:t>
+      </w:r>
+      <w:r>
+        <w:t xml:space="preserve"> </w:t>
+      </w:r>
+      <w:r>
+        <w:rPr>
+          <w:i/>
+          <w:iCs/>
+        </w:rPr>
+        <w:t xml:space="preserve">difference</w:t>
+      </w:r>
+      <w:r>
+        <w:t xml:space="preserve"> </w:t>
+      </w:r>
+      <w:r>
+        <w:t xml:space="preserve">in</w:t>
+      </w:r>
+      <w:r>
+        <w:t xml:space="preserve"> </w:t>
+      </w:r>
+      <w:r>
+        <w:t xml:space="preserve">activity patterns among species rather than just increase/decrease,</w:t>
+      </w:r>
+      <w:r>
+        <w:t xml:space="preserve"> </w:t>
+      </w:r>
+      <w:r>
+        <w:t xml:space="preserve">which are more likely to be caused by pathology): amphipods, cockroaches</w:t>
+      </w:r>
+    </w:p>
+    <w:p>
+      <w:pPr>
         <w:pStyle w:val="Compact"/>
-      </w:pPr>
-      <w:r>
-        <w:t xml:space="preserve">Acanthocephalans in invertebrates (good to test</w:t>
-      </w:r>
-      <w:r>
-        <w:t xml:space="preserve"> </w:t>
-      </w:r>
-      <w:r>
-        <w:rPr>
-          <w:iCs/>
-          <w:i/>
-        </w:rPr>
-        <w:t xml:space="preserve">difference</w:t>
-      </w:r>
-      <w:r>
-        <w:t xml:space="preserve"> </w:t>
-      </w:r>
-      <w:r>
-        <w:t xml:space="preserve">in</w:t>
-      </w:r>
-      <w:r>
-        <w:t xml:space="preserve"> </w:t>
-      </w:r>
-      <w:r>
-        <w:t xml:space="preserve">activity patterns among species rather than just increase/decrease,</w:t>
-      </w:r>
-      <w:r>
-        <w:t xml:space="preserve"> </w:t>
-      </w:r>
-      <w:r>
-        <w:t xml:space="preserve">which are more likely to be caused by pathology): amphipods, cockroaches</w:t>
-      </w:r>
-    </w:p>
-    <w:p>
-      <w:pPr>
         <w:numPr>
           <w:ilvl w:val="0"/>
           <w:numId w:val="1007"/>
         </w:numPr>
+      </w:pPr>
+      <w:r>
+        <w:t xml:space="preserve">Vectors can be affected: fly less (mosquitoes with filaria,</w:t>
+      </w:r>
+      <w:r>
+        <w:t xml:space="preserve"> </w:t>
+      </w:r>
+      <w:r>
+        <w:rPr>
+          <w:i/>
+          <w:iCs/>
+        </w:rPr>
+        <w:t xml:space="preserve">Plasmodium</w:t>
+      </w:r>
+      <w:r>
+        <w:t xml:space="preserve"> </w:t>
+      </w:r>
+      <w:r>
+        <w:t xml:space="preserve">(malaria) fly less) or bite more, or change host preferences</w:t>
+      </w:r>
+    </w:p>
+    <w:p>
+      <w:pPr>
         <w:pStyle w:val="Compact"/>
-      </w:pPr>
-      <w:r>
-        <w:t xml:space="preserve">Vectors can be affected: fly less (mosquitoes with filaria,</w:t>
-      </w:r>
-      <w:r>
-        <w:t xml:space="preserve"> </w:t>
-      </w:r>
-      <w:r>
-        <w:rPr>
-          <w:iCs/>
-          <w:i/>
-        </w:rPr>
-        <w:t xml:space="preserve">Plasmodium</w:t>
-      </w:r>
-      <w:r>
-        <w:t xml:space="preserve"> </w:t>
-      </w:r>
-      <w:r>
-        <w:t xml:space="preserve">(malaria) fly less) or bite more, or change host preferences</w:t>
-      </w:r>
-    </w:p>
-    <w:p>
-      <w:pPr>
         <w:numPr>
           <w:ilvl w:val="0"/>
           <w:numId w:val="1007"/>
         </w:numPr>
+      </w:pPr>
+      <w:r>
+        <w:rPr>
+          <w:i/>
+          <w:iCs/>
+        </w:rPr>
+        <w:t xml:space="preserve">Conspicuous behavior:</w:t>
+      </w:r>
+      <w:r>
+        <w:t xml:space="preserve"> </w:t>
+      </w:r>
+      <w:r>
+        <w:t xml:space="preserve">Height-seeking behavior (fish, ants). Side</w:t>
+      </w:r>
+      <w:r>
+        <w:t xml:space="preserve"> </w:t>
+      </w:r>
+      <w:r>
+        <w:t xml:space="preserve">effect of pathology (e.g. hypoxia in fish)? Photophilia</w:t>
+      </w:r>
+      <w:r>
+        <w:t xml:space="preserve"> </w:t>
+      </w:r>
+      <w:r>
+        <w:t xml:space="preserve">(light-seeking), heat-seeking behavior:</w:t>
+      </w:r>
+      <w:r>
+        <w:t xml:space="preserve"> </w:t>
+      </w:r>
+      <w:r>
+        <w:rPr>
+          <w:i/>
+          <w:iCs/>
+        </w:rPr>
+        <w:t xml:space="preserve">behavioral fever</w:t>
+      </w:r>
+      <w:r>
+        <w:t xml:space="preserve"> </w:t>
+      </w:r>
+      <w:r>
+        <w:t xml:space="preserve">(Hart,</w:t>
+      </w:r>
+      <w:r>
+        <w:t xml:space="preserve"> </w:t>
+      </w:r>
+      <w:r>
+        <w:t xml:space="preserve">1988; Boorstein and Ewald, 1987; McClain et al 1988). Changes in</w:t>
+      </w:r>
+      <w:r>
+        <w:t xml:space="preserve"> </w:t>
+      </w:r>
+      <w:r>
+        <w:t xml:space="preserve">color (loss of camouflage). Changes in size.</w:t>
+      </w:r>
+    </w:p>
+    <w:p>
+      <w:pPr>
         <w:pStyle w:val="Compact"/>
-      </w:pPr>
-      <w:r>
-        <w:rPr>
-          <w:iCs/>
-          <w:i/>
-        </w:rPr>
-        <w:t xml:space="preserve">Conspicuous behavior:</w:t>
-      </w:r>
-      <w:r>
-        <w:t xml:space="preserve"> </w:t>
-      </w:r>
-      <w:r>
-        <w:t xml:space="preserve">Height-seeking behavior (fish, ants). Side</w:t>
-      </w:r>
-      <w:r>
-        <w:t xml:space="preserve"> </w:t>
-      </w:r>
-      <w:r>
-        <w:t xml:space="preserve">effect of pathology (e.g. hypoxia in fish)? Photophilia</w:t>
-      </w:r>
-      <w:r>
-        <w:t xml:space="preserve"> </w:t>
-      </w:r>
-      <w:r>
-        <w:t xml:space="preserve">(light-seeking), heat-seeking behavior:</w:t>
-      </w:r>
-      <w:r>
-        <w:t xml:space="preserve"> </w:t>
-      </w:r>
-      <w:r>
-        <w:rPr>
-          <w:iCs/>
-          <w:i/>
-        </w:rPr>
-        <w:t xml:space="preserve">behavioral fever</w:t>
-      </w:r>
-      <w:r>
-        <w:t xml:space="preserve"> </w:t>
-      </w:r>
-      <w:r>
-        <w:t xml:space="preserve">(Hart,</w:t>
-      </w:r>
-      <w:r>
-        <w:t xml:space="preserve"> </w:t>
-      </w:r>
-      <w:r>
-        <w:t xml:space="preserve">1988; Boorstein and Ewald, 1987; McClain et al 1988). Changes in</w:t>
-      </w:r>
-      <w:r>
-        <w:t xml:space="preserve"> </w:t>
-      </w:r>
-      <w:r>
-        <w:t xml:space="preserve">color (loss of camouflage). Changes in size.</w:t>
-      </w:r>
-    </w:p>
-    <w:p>
-      <w:pPr>
         <w:numPr>
           <w:ilvl w:val="0"/>
           <w:numId w:val="1007"/>
         </w:numPr>
-        <w:pStyle w:val="Compact"/>
-      </w:pPr>
-      <w:r>
-        <w:rPr>
-          <w:iCs/>
-          <w:i/>
+      </w:pPr>
+      <w:r>
+        <w:rPr>
+          <w:i/>
+          <w:iCs/>
         </w:rPr>
         <w:t xml:space="preserve">Changes in social behavior:</w:t>
       </w:r>
@@ -1172,246 +1118,246 @@
     </w:p>
     <w:p>
       <w:pPr>
+        <w:pStyle w:val="Compact"/>
         <w:numPr>
           <w:ilvl w:val="0"/>
           <w:numId w:val="1008"/>
         </w:numPr>
+      </w:pPr>
+      <w:r>
+        <w:t xml:space="preserve">Organ disruption or damage:</w:t>
+      </w:r>
+    </w:p>
+    <w:p>
+      <w:pPr>
         <w:pStyle w:val="Compact"/>
-      </w:pPr>
-      <w:r>
-        <w:t xml:space="preserve">Organ disruption or damage:</w:t>
-      </w:r>
-    </w:p>
-    <w:p>
-      <w:pPr>
         <w:numPr>
           <w:ilvl w:val="1"/>
           <w:numId w:val="1009"/>
         </w:numPr>
+      </w:pPr>
+      <w:r>
+        <w:t xml:space="preserve">Sensory organs (can increase or decrease transmission:</w:t>
+      </w:r>
+      <w:r>
+        <w:t xml:space="preserve"> </w:t>
+      </w:r>
+      <w:r>
+        <w:rPr>
+          <w:i/>
+          <w:iCs/>
+        </w:rPr>
+        <w:t xml:space="preserve">Onchocerca volulus</w:t>
+      </w:r>
+      <w:r>
+        <w:t xml:space="preserve">)</w:t>
+      </w:r>
+    </w:p>
+    <w:p>
+      <w:pPr>
         <w:pStyle w:val="Compact"/>
-      </w:pPr>
-      <w:r>
-        <w:t xml:space="preserve">Sensory organs (can increase or decrease transmission:</w:t>
-      </w:r>
-      <w:r>
-        <w:t xml:space="preserve"> </w:t>
-      </w:r>
-      <w:r>
-        <w:rPr>
-          <w:iCs/>
-          <w:i/>
-        </w:rPr>
-        <w:t xml:space="preserve">Onchocerca volulus</w:t>
-      </w:r>
-      <w:r>
-        <w:t xml:space="preserve">)</w:t>
-      </w:r>
-    </w:p>
-    <w:p>
-      <w:pPr>
         <w:numPr>
           <w:ilvl w:val="1"/>
           <w:numId w:val="1009"/>
         </w:numPr>
+      </w:pPr>
+      <w:r>
+        <w:t xml:space="preserve">Gonads (castrators)</w:t>
+      </w:r>
+    </w:p>
+    <w:p>
+      <w:pPr>
         <w:pStyle w:val="Compact"/>
-      </w:pPr>
-      <w:r>
-        <w:t xml:space="preserve">Gonads (castrators)</w:t>
-      </w:r>
-    </w:p>
-    <w:p>
-      <w:pPr>
         <w:numPr>
           <w:ilvl w:val="1"/>
           <w:numId w:val="1009"/>
         </w:numPr>
+      </w:pPr>
+      <w:r>
+        <w:t xml:space="preserve">Central nervous system (CNS): rabies. Much CNS destruction is</w:t>
+      </w:r>
+      <w:r>
+        <w:t xml:space="preserve"> </w:t>
+      </w:r>
+      <w:r>
+        <w:t xml:space="preserve">just nasty and not apparently adaptive: e.g. syphilis, prion</w:t>
+      </w:r>
+      <w:r>
+        <w:t xml:space="preserve"> </w:t>
+      </w:r>
+      <w:r>
+        <w:t xml:space="preserve">disease,</w:t>
+      </w:r>
+      <w:r>
+        <w:t xml:space="preserve"> </w:t>
+      </w:r>
+      <w:r>
+        <w:rPr>
+          <w:i/>
+          <w:iCs/>
+        </w:rPr>
+        <w:t xml:space="preserve">Parelaphostrongylus tenuis</w:t>
+      </w:r>
+      <w:r>
+        <w:t xml:space="preserve"> </w:t>
+      </w:r>
+      <w:r>
+        <w:t xml:space="preserve">in moose. CNS pathologies,</w:t>
+      </w:r>
+      <w:r>
+        <w:t xml:space="preserve"> </w:t>
+      </w:r>
+      <w:r>
+        <w:t xml:space="preserve">or ear pathologies, caused by trematodes may also be implicated</w:t>
+      </w:r>
+      <w:r>
+        <w:t xml:space="preserve"> </w:t>
+      </w:r>
+      <w:r>
+        <w:t xml:space="preserve">in some dolphin strandings (they may interfere with</w:t>
+      </w:r>
+      <w:r>
+        <w:t xml:space="preserve"> </w:t>
+      </w:r>
+      <w:r>
+        <w:t xml:space="preserve">echolocation).</w:t>
+      </w:r>
+    </w:p>
+    <w:p>
+      <w:pPr>
         <w:pStyle w:val="Compact"/>
-      </w:pPr>
-      <w:r>
-        <w:t xml:space="preserve">Central nervous system (CNS): rabies. Much CNS destruction is</w:t>
-      </w:r>
-      <w:r>
-        <w:t xml:space="preserve"> </w:t>
-      </w:r>
-      <w:r>
-        <w:t xml:space="preserve">just nasty and not apparently adaptive: e.g. syphilis, prion</w:t>
-      </w:r>
-      <w:r>
-        <w:t xml:space="preserve"> </w:t>
-      </w:r>
-      <w:r>
-        <w:t xml:space="preserve">disease,</w:t>
-      </w:r>
-      <w:r>
-        <w:t xml:space="preserve"> </w:t>
-      </w:r>
-      <w:r>
-        <w:rPr>
-          <w:iCs/>
-          <w:i/>
-        </w:rPr>
-        <w:t xml:space="preserve">Parelaphostrongylus tenuis</w:t>
-      </w:r>
-      <w:r>
-        <w:t xml:space="preserve"> </w:t>
-      </w:r>
-      <w:r>
-        <w:t xml:space="preserve">in moose. CNS pathologies,</w:t>
-      </w:r>
-      <w:r>
-        <w:t xml:space="preserve"> </w:t>
-      </w:r>
-      <w:r>
-        <w:t xml:space="preserve">or ear pathologies, caused by trematodes may also be implicated</w:t>
-      </w:r>
-      <w:r>
-        <w:t xml:space="preserve"> </w:t>
-      </w:r>
-      <w:r>
-        <w:t xml:space="preserve">in some dolphin strandings (they may interfere with</w:t>
-      </w:r>
-      <w:r>
-        <w:t xml:space="preserve"> </w:t>
-      </w:r>
-      <w:r>
-        <w:t xml:space="preserve">echolocation).</w:t>
-      </w:r>
-    </w:p>
-    <w:p>
-      <w:pPr>
         <w:numPr>
           <w:ilvl w:val="1"/>
           <w:numId w:val="1009"/>
         </w:numPr>
+      </w:pPr>
+      <w:r>
+        <w:t xml:space="preserve">muscles: e.g. lemmings (</w:t>
+      </w:r>
+      <w:r>
+        <w:rPr>
+          <w:i/>
+          <w:iCs/>
+        </w:rPr>
+        <w:t xml:space="preserve">Dicrostonyx richardsoni</w:t>
+      </w:r>
+      <w:r>
+        <w:t xml:space="preserve">) increase</w:t>
+      </w:r>
+      <w:r>
+        <w:t xml:space="preserve"> </w:t>
+      </w:r>
+      <w:r>
+        <w:t xml:space="preserve">exploratory activity, mice with</w:t>
+      </w:r>
+      <w:r>
+        <w:t xml:space="preserve"> </w:t>
+      </w:r>
+      <w:r>
+        <w:rPr>
+          <w:i/>
+          <w:iCs/>
+        </w:rPr>
+        <w:t xml:space="preserve">Trichinella pseudospiralis</w:t>
+      </w:r>
+      <w:r>
+        <w:t xml:space="preserve"> </w:t>
+      </w:r>
+      <w:r>
+        <w:t xml:space="preserve">travel farther. These could also be compensatory reactions to</w:t>
+      </w:r>
+      <w:r>
+        <w:t xml:space="preserve"> </w:t>
+      </w:r>
+      <w:r>
+        <w:t xml:space="preserve">changes in nutrient status (see below).</w:t>
+      </w:r>
+    </w:p>
+    <w:p>
+      <w:pPr>
         <w:pStyle w:val="Compact"/>
-      </w:pPr>
-      <w:r>
-        <w:t xml:space="preserve">muscles: e.g. lemmings (</w:t>
-      </w:r>
-      <w:r>
-        <w:rPr>
-          <w:iCs/>
-          <w:i/>
-        </w:rPr>
-        <w:t xml:space="preserve">Dicrostonyx richardsoni</w:t>
-      </w:r>
-      <w:r>
-        <w:t xml:space="preserve">) increase</w:t>
-      </w:r>
-      <w:r>
-        <w:t xml:space="preserve"> </w:t>
-      </w:r>
-      <w:r>
-        <w:t xml:space="preserve">exploratory activity, mice with</w:t>
-      </w:r>
-      <w:r>
-        <w:t xml:space="preserve"> </w:t>
-      </w:r>
-      <w:r>
-        <w:rPr>
-          <w:iCs/>
-          <w:i/>
-        </w:rPr>
-        <w:t xml:space="preserve">Trichinella pseudospiralis</w:t>
-      </w:r>
-      <w:r>
-        <w:t xml:space="preserve"> </w:t>
-      </w:r>
-      <w:r>
-        <w:t xml:space="preserve">travel farther. These could also be compensatory reactions to</w:t>
-      </w:r>
-      <w:r>
-        <w:t xml:space="preserve"> </w:t>
-      </w:r>
-      <w:r>
-        <w:t xml:space="preserve">changes in nutrient status (see below).</w:t>
-      </w:r>
-    </w:p>
-    <w:p>
-      <w:pPr>
         <w:numPr>
           <w:ilvl w:val="0"/>
           <w:numId w:val="1008"/>
         </w:numPr>
+      </w:pPr>
+      <w:r>
+        <w:t xml:space="preserve">Changes in nutritional or metabolic status: the host may increase</w:t>
+      </w:r>
+      <w:r>
+        <w:t xml:space="preserve"> </w:t>
+      </w:r>
+      <w:r>
+        <w:t xml:space="preserve">activity to compensate for nutrient losses to parasites, or</w:t>
+      </w:r>
+      <w:r>
+        <w:t xml:space="preserve"> </w:t>
+      </w:r>
+      <w:r>
+        <w:t xml:space="preserve">decreasing it because it is starving, or change metabolic rate to</w:t>
+      </w:r>
+      <w:r>
+        <w:t xml:space="preserve"> </w:t>
+      </w:r>
+      <w:r>
+        <w:t xml:space="preserve">try to kill the parasite. Changes in nutritional status come from:</w:t>
+      </w:r>
+    </w:p>
+    <w:p>
+      <w:pPr>
         <w:pStyle w:val="Compact"/>
-      </w:pPr>
-      <w:r>
-        <w:t xml:space="preserve">Changes in nutritional or metabolic status: the host may increase</w:t>
-      </w:r>
-      <w:r>
-        <w:t xml:space="preserve"> </w:t>
-      </w:r>
-      <w:r>
-        <w:t xml:space="preserve">activity to compensate for nutrient losses to parasites, or</w:t>
-      </w:r>
-      <w:r>
-        <w:t xml:space="preserve"> </w:t>
-      </w:r>
-      <w:r>
-        <w:t xml:space="preserve">decreasing it because it is starving, or change metabolic rate to</w:t>
-      </w:r>
-      <w:r>
-        <w:t xml:space="preserve"> </w:t>
-      </w:r>
-      <w:r>
-        <w:t xml:space="preserve">try to kill the parasite. Changes in nutritional status come from:</w:t>
-      </w:r>
-    </w:p>
-    <w:p>
-      <w:pPr>
         <w:numPr>
           <w:ilvl w:val="1"/>
           <w:numId w:val="1010"/>
         </w:numPr>
+      </w:pPr>
+      <w:r>
+        <w:t xml:space="preserve">damage to assimilation organs (e.g. gut destruction)</w:t>
+      </w:r>
+    </w:p>
+    <w:p>
+      <w:pPr>
         <w:pStyle w:val="Compact"/>
-      </w:pPr>
-      <w:r>
-        <w:t xml:space="preserve">damage to assimilation organs (e.g. gut destruction)</w:t>
-      </w:r>
-    </w:p>
-    <w:p>
-      <w:pPr>
         <w:numPr>
           <w:ilvl w:val="1"/>
           <w:numId w:val="1010"/>
         </w:numPr>
+      </w:pPr>
+      <w:r>
+        <w:t xml:space="preserve">anorexia (host response? more common in poorly fed animals)</w:t>
+      </w:r>
+    </w:p>
+    <w:p>
+      <w:pPr>
         <w:pStyle w:val="Compact"/>
-      </w:pPr>
-      <w:r>
-        <w:t xml:space="preserve">anorexia (host response? more common in poorly fed animals)</w:t>
-      </w:r>
-    </w:p>
-    <w:p>
-      <w:pPr>
         <w:numPr>
           <w:ilvl w:val="1"/>
           <w:numId w:val="1010"/>
         </w:numPr>
+      </w:pPr>
+      <w:r>
+        <w:t xml:space="preserve">change in metabolic processes: e.g. malarial fever increases</w:t>
+      </w:r>
+      <w:r>
+        <w:t xml:space="preserve"> </w:t>
+      </w:r>
+      <w:r>
+        <w:t xml:space="preserve">basal metabolic rates by 40% (this example is</w:t>
+      </w:r>
+      <w:r>
+        <w:t xml:space="preserve"> </w:t>
+      </w:r>
+      <w:r>
+        <w:t xml:space="preserve">caused by host resistance, not by parasite manipulation)</w:t>
+      </w:r>
+    </w:p>
+    <w:p>
+      <w:pPr>
         <w:pStyle w:val="Compact"/>
-      </w:pPr>
-      <w:r>
-        <w:t xml:space="preserve">change in metabolic processes: e.g. malarial fever increases</w:t>
-      </w:r>
-      <w:r>
-        <w:t xml:space="preserve"> </w:t>
-      </w:r>
-      <w:r>
-        <w:t xml:space="preserve">basal metabolic rates by 40% (this example is</w:t>
-      </w:r>
-      <w:r>
-        <w:t xml:space="preserve"> </w:t>
-      </w:r>
-      <w:r>
-        <w:t xml:space="preserve">caused by host resistance, not by parasite manipulation)</w:t>
-      </w:r>
-    </w:p>
-    <w:p>
-      <w:pPr>
         <w:numPr>
           <w:ilvl w:val="1"/>
           <w:numId w:val="1010"/>
         </w:numPr>
-        <w:pStyle w:val="Compact"/>
       </w:pPr>
       <w:r>
         <w:t xml:space="preserve">Interference with control systems (the coolest!) (esp</w:t>
@@ -1424,8 +1370,8 @@
       </w:r>
       <w:r>
         <w:rPr>
-          <w:iCs/>
-          <w:i/>
+          <w:i/>
+          <w:iCs/>
         </w:rPr>
         <w:t xml:space="preserve">Gammarus</w:t>
       </w:r>
@@ -1437,8 +1383,8 @@
       </w:r>
       <w:r>
         <w:rPr>
-          <w:iCs/>
-          <w:i/>
+          <w:i/>
+          <w:iCs/>
         </w:rPr>
         <w:t xml:space="preserve">Dicrocoelium</w:t>
       </w:r>
@@ -1505,13 +1451,7 @@
         <w:t xml:space="preserve"> </w:t>
       </w:r>
       <w:r>
-        <w:t xml:space="preserve">“</w:t>
-      </w:r>
-      <w:r>
-        <w:t xml:space="preserve">manipulation</w:t>
-      </w:r>
-      <w:r>
-        <w:t xml:space="preserve">”</w:t>
+        <w:t xml:space="preserve">“manipulation”</w:t>
       </w:r>
       <w:r>
         <w:t xml:space="preserve">, we</w:t>
@@ -1534,7 +1474,6 @@
         <w:tblStyle w:val="Table"/>
         <w:tblW w:type="auto" w:w="0"/>
         <w:tblLook w:firstRow="0" w:lastRow="0" w:firstColumn="0" w:lastColumn="0" w:noHBand="0" w:noVBand="0" w:val="0000"/>
-        <w:jc w:val="start"/>
       </w:tblPr>
       <w:tblGrid>
         <w:gridCol w:w="2640"/>
@@ -1551,8 +1490,8 @@
             </w:pPr>
             <w:r>
               <w:rPr>
+                <w:b/>
                 <w:bCs/>
-                <w:b/>
               </w:rPr>
               <w:t xml:space="preserve">Parasite fitness</w:t>
             </w:r>
@@ -1567,8 +1506,8 @@
             </w:pPr>
             <w:r>
               <w:rPr>
+                <w:b/>
                 <w:bCs/>
-                <w:b/>
               </w:rPr>
               <w:t xml:space="preserve">Host fitness</w:t>
             </w:r>
@@ -1583,8 +1522,8 @@
             </w:pPr>
             <w:r>
               <w:rPr>
+                <w:b/>
                 <w:bCs/>
-                <w:b/>
               </w:rPr>
               <w:t xml:space="preserve">Explanation</w:t>
             </w:r>
@@ -1885,53 +1824,53 @@
     </w:p>
     <w:p>
       <w:pPr>
+        <w:pStyle w:val="Compact"/>
         <w:numPr>
           <w:ilvl w:val="0"/>
           <w:numId w:val="1011"/>
         </w:numPr>
+      </w:pPr>
+      <w:r>
+        <w:t xml:space="preserve">it’s not usually possible to turn off host manipulation, although</w:t>
+      </w:r>
+      <w:r>
+        <w:t xml:space="preserve"> </w:t>
+      </w:r>
+      <w:r>
+        <w:t xml:space="preserve">maybe possible in cases where we know the detailed mechanisms of manipulation;</w:t>
+      </w:r>
+    </w:p>
+    <w:p>
+      <w:pPr>
         <w:pStyle w:val="Compact"/>
-      </w:pPr>
-      <w:r>
-        <w:t xml:space="preserve">it’s not usually possible to turn off host manipulation, although</w:t>
-      </w:r>
-      <w:r>
-        <w:t xml:space="preserve"> </w:t>
-      </w:r>
-      <w:r>
-        <w:t xml:space="preserve">maybe possible in cases where we know the detailed mechanisms of manipulation;</w:t>
-      </w:r>
-    </w:p>
-    <w:p>
-      <w:pPr>
         <w:numPr>
           <w:ilvl w:val="0"/>
           <w:numId w:val="1011"/>
         </w:numPr>
+      </w:pPr>
+      <w:r>
+        <w:t xml:space="preserve">hard to set up a complete artificial</w:t>
+      </w:r>
+      <w:r>
+        <w:t xml:space="preserve"> </w:t>
+      </w:r>
+      <w:r>
+        <w:t xml:space="preserve">environment to allow transmission in the lab, particularly for</w:t>
+      </w:r>
+      <w:r>
+        <w:t xml:space="preserve"> </w:t>
+      </w:r>
+      <w:r>
+        <w:t xml:space="preserve">heteroxenous parasites;</w:t>
+      </w:r>
+    </w:p>
+    <w:p>
+      <w:pPr>
         <w:pStyle w:val="Compact"/>
-      </w:pPr>
-      <w:r>
-        <w:t xml:space="preserve">hard to set up a complete artificial</w:t>
-      </w:r>
-      <w:r>
-        <w:t xml:space="preserve"> </w:t>
-      </w:r>
-      <w:r>
-        <w:t xml:space="preserve">environment to allow transmission in the lab, particularly for</w:t>
-      </w:r>
-      <w:r>
-        <w:t xml:space="preserve"> </w:t>
-      </w:r>
-      <w:r>
-        <w:t xml:space="preserve">heteroxenous parasites;</w:t>
-      </w:r>
-    </w:p>
-    <w:p>
-      <w:pPr>
         <w:numPr>
           <w:ilvl w:val="0"/>
           <w:numId w:val="1011"/>
         </w:numPr>
-        <w:pStyle w:val="Compact"/>
       </w:pPr>
       <w:r>
         <w:t xml:space="preserve">transmission is sensitive to environment in a way that is</w:t>
@@ -2104,13 +2043,7 @@
         <w:t xml:space="preserve"> </w:t>
       </w:r>
       <w:r>
-        <w:t xml:space="preserve">“</w:t>
-      </w:r>
-      <w:r>
-        <w:t xml:space="preserve">coincidental</w:t>
-      </w:r>
-      <w:r>
-        <w:t xml:space="preserve">”</w:t>
+        <w:t xml:space="preserve">“coincidental”</w:t>
       </w:r>
       <w:r>
         <w:t xml:space="preserve"> </w:t>
@@ -2141,162 +2074,156 @@
     </w:p>
     <w:p>
       <w:pPr>
+        <w:pStyle w:val="Compact"/>
         <w:numPr>
           <w:ilvl w:val="0"/>
           <w:numId w:val="1013"/>
         </w:numPr>
+      </w:pPr>
+      <w:r>
+        <w:t xml:space="preserve">check to make sure that the observed reaction is actually most</w:t>
+      </w:r>
+      <w:r>
+        <w:t xml:space="preserve"> </w:t>
+      </w:r>
+      <w:r>
+        <w:t xml:space="preserve">consistent with a transmission-increasing adaptation. For example,</w:t>
+      </w:r>
+    </w:p>
+    <w:p>
+      <w:pPr>
         <w:pStyle w:val="Compact"/>
-      </w:pPr>
-      <w:r>
-        <w:t xml:space="preserve">check to make sure that the observed reaction is actually most</w:t>
-      </w:r>
-      <w:r>
-        <w:t xml:space="preserve"> </w:t>
-      </w:r>
-      <w:r>
-        <w:t xml:space="preserve">consistent with a transmission-increasing adaptation. For example,</w:t>
-      </w:r>
-    </w:p>
-    <w:p>
-      <w:pPr>
         <w:numPr>
           <w:ilvl w:val="0"/>
           <w:numId w:val="1013"/>
         </w:numPr>
+      </w:pPr>
+      <w:r>
+        <w:t xml:space="preserve">increased predation rates of parasitized hosts (assumed to be an</w:t>
+      </w:r>
+      <w:r>
+        <w:t xml:space="preserve"> </w:t>
+      </w:r>
+      <w:r>
+        <w:t xml:space="preserve">adaptation for transmission to the next host) is not necessarily by</w:t>
+      </w:r>
+      <w:r>
+        <w:t xml:space="preserve"> </w:t>
+      </w:r>
+      <w:r>
+        <w:t xml:space="preserve">the right host</w:t>
+      </w:r>
+      <w:r>
+        <w:t xml:space="preserve"> </w:t>
+      </w:r>
+      <w:r>
+        <w:t xml:space="preserve">(Brassard et al., 1982)</w:t>
+      </w:r>
+      <w:r>
+        <w:t xml:space="preserve">.</w:t>
+      </w:r>
+    </w:p>
+    <w:p>
+      <w:pPr>
         <w:pStyle w:val="Compact"/>
-      </w:pPr>
-      <w:r>
-        <w:t xml:space="preserve">increased predation rates of parasitized hosts (assumed to be an</w:t>
-      </w:r>
-      <w:r>
-        <w:t xml:space="preserve"> </w:t>
-      </w:r>
-      <w:r>
-        <w:t xml:space="preserve">adaptation for transmission to the next host) is not necessarily by</w:t>
-      </w:r>
-      <w:r>
-        <w:t xml:space="preserve"> </w:t>
-      </w:r>
-      <w:r>
-        <w:t xml:space="preserve">the right host</w:t>
-      </w:r>
-      <w:r>
-        <w:t xml:space="preserve"> </w:t>
-      </w:r>
-      <w:r>
-        <w:t xml:space="preserve">(Brassard et al., 1982)</w:t>
-      </w:r>
-      <w:r>
-        <w:t xml:space="preserve">.</w:t>
-      </w:r>
-    </w:p>
-    <w:p>
-      <w:pPr>
         <w:numPr>
           <w:ilvl w:val="0"/>
           <w:numId w:val="1013"/>
         </w:numPr>
+      </w:pPr>
+      <w:r>
+        <w:t xml:space="preserve">Parasites may select particular host organs (that have strong</w:t>
+      </w:r>
+      <w:r>
+        <w:t xml:space="preserve"> </w:t>
+      </w:r>
+      <w:r>
+        <w:t xml:space="preserve">effects on host behavior) for reasons other than influencing host</w:t>
+      </w:r>
+      <w:r>
+        <w:t xml:space="preserve"> </w:t>
+      </w:r>
+      <w:r>
+        <w:t xml:space="preserve">behavior. For example, parasites in host CNS tissues, or in the lens</w:t>
+      </w:r>
+      <w:r>
+        <w:t xml:space="preserve"> </w:t>
+      </w:r>
+      <w:r>
+        <w:t xml:space="preserve">of the eye, are often</w:t>
+      </w:r>
+      <w:r>
+        <w:t xml:space="preserve"> </w:t>
+      </w:r>
+      <w:r>
+        <w:t xml:space="preserve">isolated from host defenses:</w:t>
+      </w:r>
+      <w:r>
+        <w:t xml:space="preserve"> </w:t>
+      </w:r>
+      <w:r>
+        <w:t xml:space="preserve">‘immunological privilege’</w:t>
+      </w:r>
+      <w:r>
+        <w:t xml:space="preserve"> </w:t>
+      </w:r>
+      <w:r>
+        <w:t xml:space="preserve">(Dunsmore et al., 1983; Szidat, 1969)</w:t>
+      </w:r>
+      <w:r>
+        <w:t xml:space="preserve">.</w:t>
+      </w:r>
+    </w:p>
+    <w:p>
+      <w:pPr>
         <w:pStyle w:val="Compact"/>
-      </w:pPr>
-      <w:r>
-        <w:t xml:space="preserve">Parasites may select particular host organs (that have strong</w:t>
-      </w:r>
-      <w:r>
-        <w:t xml:space="preserve"> </w:t>
-      </w:r>
-      <w:r>
-        <w:t xml:space="preserve">effects on host behavior) for reasons other than influencing host</w:t>
-      </w:r>
-      <w:r>
-        <w:t xml:space="preserve"> </w:t>
-      </w:r>
-      <w:r>
-        <w:t xml:space="preserve">behavior. For example, parasites in host CNS tissues, or in the lens</w:t>
-      </w:r>
-      <w:r>
-        <w:t xml:space="preserve"> </w:t>
-      </w:r>
-      <w:r>
-        <w:t xml:space="preserve">of the eye, are often</w:t>
-      </w:r>
-      <w:r>
-        <w:t xml:space="preserve"> </w:t>
-      </w:r>
-      <w:r>
-        <w:t xml:space="preserve">isolated from host defenses:</w:t>
-      </w:r>
-      <w:r>
-        <w:t xml:space="preserve"> </w:t>
-      </w:r>
-      <w:r>
-        <w:t xml:space="preserve">‘</w:t>
-      </w:r>
-      <w:r>
-        <w:t xml:space="preserve">immunological privilege</w:t>
-      </w:r>
-      <w:r>
-        <w:t xml:space="preserve">’</w:t>
-      </w:r>
-      <w:r>
-        <w:t xml:space="preserve"> </w:t>
-      </w:r>
-      <w:r>
-        <w:t xml:space="preserve">(Dunsmore et al., 1983; Szidat, 1969)</w:t>
-      </w:r>
-      <w:r>
-        <w:t xml:space="preserve">.</w:t>
-      </w:r>
-    </w:p>
-    <w:p>
-      <w:pPr>
         <w:numPr>
           <w:ilvl w:val="0"/>
           <w:numId w:val="1013"/>
         </w:numPr>
+      </w:pPr>
+      <w:r>
+        <w:t xml:space="preserve">if a change in a control system is a parasite adaptation, then any</w:t>
+      </w:r>
+      <w:r>
+        <w:t xml:space="preserve"> </w:t>
+      </w:r>
+      <w:r>
+        <w:t xml:space="preserve">changes in behavior should be postponed until the parasite is</w:t>
+      </w:r>
+      <w:r>
+        <w:t xml:space="preserve"> </w:t>
+      </w:r>
+      <w:r>
+        <w:t xml:space="preserve">actually</w:t>
+      </w:r>
+      <w:r>
+        <w:t xml:space="preserve"> </w:t>
+      </w:r>
+      <w:r>
+        <w:rPr>
+          <w:i/>
+          <w:iCs/>
+        </w:rPr>
+        <w:t xml:space="preserve">in an infective stage</w:t>
+      </w:r>
+      <w:r>
+        <w:t xml:space="preserve">, ready to infect the next host in the</w:t>
+      </w:r>
+      <w:r>
+        <w:t xml:space="preserve"> </w:t>
+      </w:r>
+      <w:r>
+        <w:t xml:space="preserve">life cycle.</w:t>
+      </w:r>
+    </w:p>
+    <w:p>
+      <w:pPr>
         <w:pStyle w:val="Compact"/>
-      </w:pPr>
-      <w:r>
-        <w:t xml:space="preserve">if a change in a control system is a parasite adaptation, then any</w:t>
-      </w:r>
-      <w:r>
-        <w:t xml:space="preserve"> </w:t>
-      </w:r>
-      <w:r>
-        <w:t xml:space="preserve">changes in behavior should be postponed until the parasite is</w:t>
-      </w:r>
-      <w:r>
-        <w:t xml:space="preserve"> </w:t>
-      </w:r>
-      <w:r>
-        <w:t xml:space="preserve">actually</w:t>
-      </w:r>
-      <w:r>
-        <w:t xml:space="preserve"> </w:t>
-      </w:r>
-      <w:r>
-        <w:rPr>
-          <w:iCs/>
-          <w:i/>
-        </w:rPr>
-        <w:t xml:space="preserve">in an infective stage</w:t>
-      </w:r>
-      <w:r>
-        <w:t xml:space="preserve">, ready to infect the next host in the</w:t>
-      </w:r>
-      <w:r>
-        <w:t xml:space="preserve"> </w:t>
-      </w:r>
-      <w:r>
-        <w:t xml:space="preserve">life cycle.</w:t>
-      </w:r>
-    </w:p>
-    <w:p>
-      <w:pPr>
         <w:numPr>
           <w:ilvl w:val="0"/>
           <w:numId w:val="1013"/>
         </w:numPr>
-        <w:pStyle w:val="Compact"/>
       </w:pPr>
       <w:r>
         <w:t xml:space="preserve">Mechanistic explanations, really nailing down the biochemical or</w:t>
@@ -2318,8 +2245,8 @@
       </w:r>
       <w:r>
         <w:rPr>
-          <w:iCs/>
-          <w:i/>
+          <w:i/>
+          <w:iCs/>
         </w:rPr>
         <w:t xml:space="preserve">Gammarus</w:t>
       </w:r>
@@ -2340,8 +2267,8 @@
       </w:r>
       <w:r>
         <w:rPr>
-          <w:iCs/>
-          <w:i/>
+          <w:i/>
+          <w:iCs/>
         </w:rPr>
         <w:t xml:space="preserve">Gammarus</w:t>
       </w:r>
@@ -2374,8 +2301,8 @@
       </w:r>
       <w:r>
         <w:rPr>
-          <w:iCs/>
-          <w:i/>
+          <w:i/>
+          <w:iCs/>
         </w:rPr>
         <w:t xml:space="preserve">S. mansoni</w:t>
       </w:r>
@@ -2582,8 +2509,8 @@
       </w:r>
       <w:r>
         <w:rPr>
-          <w:iCs/>
-          <w:i/>
+          <w:i/>
+          <w:iCs/>
         </w:rPr>
         <w:t xml:space="preserve">phylogenetic inertia</w:t>
       </w:r>
@@ -2669,8 +2596,8 @@
       </w:r>
       <w:r>
         <w:rPr>
-          <w:iCs/>
-          <w:i/>
+          <w:i/>
+          <w:iCs/>
         </w:rPr>
         <w:t xml:space="preserve">not</w:t>
       </w:r>
@@ -2699,8 +2626,8 @@
       </w:pPr>
       <w:r>
         <w:rPr>
-          <w:iCs/>
-          <w:i/>
+          <w:i/>
+          <w:iCs/>
         </w:rPr>
         <w:t xml:space="preserve">Dicrocoelium dendriticum</w:t>
       </w:r>
@@ -2724,8 +2651,8 @@
       </w:r>
       <w:r>
         <w:rPr>
-          <w:iCs/>
-          <w:i/>
+          <w:i/>
+          <w:iCs/>
         </w:rPr>
         <w:t xml:space="preserve">Microphallus</w:t>
       </w:r>
@@ -2740,8 +2667,8 @@
       </w:r>
       <w:r>
         <w:rPr>
-          <w:iCs/>
-          <w:i/>
+          <w:i/>
+          <w:iCs/>
         </w:rPr>
         <w:t xml:space="preserve">Macrotremata</w:t>
       </w:r>
@@ -2809,36 +2736,36 @@
       </w:r>
       <w:r>
         <w:rPr>
+          <w:b/>
           <w:bCs/>
+        </w:rPr>
+        <w:t xml:space="preserve">Q: how might hormonal and direct</w:t>
+      </w:r>
+      <w:r>
+        <w:rPr>
           <w:b/>
-        </w:rPr>
-        <w:t xml:space="preserve">Q: how might hormonal and direct</w:t>
-      </w:r>
-      <w:r>
-        <w:rPr>
           <w:bCs/>
+        </w:rPr>
+        <w:t xml:space="preserve"> </w:t>
+      </w:r>
+      <w:r>
+        <w:rPr>
           <w:b/>
-        </w:rPr>
-        <w:t xml:space="preserve"> </w:t>
-      </w:r>
-      <w:r>
-        <w:rPr>
           <w:bCs/>
+        </w:rPr>
+        <w:t xml:space="preserve">control of behavior differ in the individual and group pressures they</w:t>
+      </w:r>
+      <w:r>
+        <w:rPr>
           <w:b/>
-        </w:rPr>
-        <w:t xml:space="preserve">control of behavior differ in the individual and group pressures they</w:t>
-      </w:r>
-      <w:r>
-        <w:rPr>
           <w:bCs/>
+        </w:rPr>
+        <w:t xml:space="preserve"> </w:t>
+      </w:r>
+      <w:r>
+        <w:rPr>
           <w:b/>
-        </w:rPr>
-        <w:t xml:space="preserve"> </w:t>
-      </w:r>
-      <w:r>
-        <w:rPr>
           <w:bCs/>
-          <w:b/>
         </w:rPr>
         <w:t xml:space="preserve">put on parasites?</w:t>
       </w:r>
@@ -2855,95 +2782,89 @@
     </w:p>
     <w:p>
       <w:pPr>
+        <w:pStyle w:val="Compact"/>
         <w:numPr>
           <w:ilvl w:val="0"/>
           <w:numId w:val="1014"/>
         </w:numPr>
+      </w:pPr>
+      <w:r>
+        <w:t xml:space="preserve">The reproductive apparatus is the most</w:t>
+      </w:r>
+      <w:r>
+        <w:t xml:space="preserve"> </w:t>
+      </w:r>
+      <w:r>
+        <w:t xml:space="preserve">“expendable”</w:t>
+      </w:r>
+      <w:r>
+        <w:t xml:space="preserve"> </w:t>
+      </w:r>
+      <w:r>
+        <w:t xml:space="preserve">organ from parasite’s point of view; doesn’t interfere with any of the functions the parasite cares about</w:t>
+      </w:r>
+    </w:p>
+    <w:p>
+      <w:pPr>
         <w:pStyle w:val="Compact"/>
-      </w:pPr>
-      <w:r>
-        <w:t xml:space="preserve">The reproductive apparatus is the most</w:t>
-      </w:r>
-      <w:r>
-        <w:t xml:space="preserve"> </w:t>
-      </w:r>
-      <w:r>
-        <w:t xml:space="preserve">“</w:t>
-      </w:r>
-      <w:r>
-        <w:t xml:space="preserve">expendable</w:t>
-      </w:r>
-      <w:r>
-        <w:t xml:space="preserve">”</w:t>
-      </w:r>
-      <w:r>
-        <w:t xml:space="preserve"> </w:t>
-      </w:r>
-      <w:r>
-        <w:t xml:space="preserve">organ from parasite’s point of view; doesn’t interfere with any of the functions the parasite cares about</w:t>
-      </w:r>
-    </w:p>
-    <w:p>
-      <w:pPr>
         <w:numPr>
           <w:ilvl w:val="0"/>
           <w:numId w:val="1014"/>
         </w:numPr>
+      </w:pPr>
+      <w:r>
+        <w:t xml:space="preserve">may divert energy into life span/somatic growth, which increases the time the parasite has to reproduce (this decouples virulence in the sense of loss of fitness and virulence in the sense of host mortality)</w:t>
+      </w:r>
+    </w:p>
+    <w:p>
+      <w:pPr>
         <w:pStyle w:val="Compact"/>
-      </w:pPr>
-      <w:r>
-        <w:t xml:space="preserve">may divert energy into life span/somatic growth, which increases the time the parasite has to reproduce (this decouples virulence in the sense of loss of fitness and virulence in the sense of host mortality)</w:t>
-      </w:r>
-    </w:p>
-    <w:p>
-      <w:pPr>
         <w:numPr>
           <w:ilvl w:val="0"/>
           <w:numId w:val="1014"/>
         </w:numPr>
+      </w:pPr>
+      <w:r>
+        <w:t xml:space="preserve">Dawkins has called parasitic castration (and other parasite-induced changes in host behavior) part of the</w:t>
+      </w:r>
+      <w:r>
+        <w:t xml:space="preserve"> </w:t>
+      </w:r>
+      <w:r>
+        <w:rPr>
+          <w:i/>
+          <w:iCs/>
+        </w:rPr>
+        <w:t xml:space="preserve">extended phenotype</w:t>
+      </w:r>
+      <w:r>
+        <w:t xml:space="preserve">: although it’s not part of the parasite’s body, it can still be coded for by the parasite’s genes and it still affects the parasite’s fitness.</w:t>
+      </w:r>
+    </w:p>
+    <w:p>
+      <w:pPr>
         <w:pStyle w:val="Compact"/>
-      </w:pPr>
-      <w:r>
-        <w:t xml:space="preserve">Dawkins has called parasitic castration (and other parasite-induced changes in host behavior) part of the</w:t>
-      </w:r>
-      <w:r>
-        <w:t xml:space="preserve"> </w:t>
-      </w:r>
-      <w:r>
-        <w:rPr>
-          <w:iCs/>
-          <w:i/>
-        </w:rPr>
-        <w:t xml:space="preserve">extended phenotype</w:t>
-      </w:r>
-      <w:r>
-        <w:t xml:space="preserve">: although it’s not part of the parasite’s body, it can still be coded for by the parasite’s genes and it still affects the parasite’s fitness.</w:t>
-      </w:r>
-    </w:p>
-    <w:p>
-      <w:pPr>
         <w:numPr>
           <w:ilvl w:val="0"/>
           <w:numId w:val="1014"/>
         </w:numPr>
+      </w:pPr>
+      <w:r>
+        <w:t xml:space="preserve">Are behavior and morphological changes under parasitic castration really a function of parasite manipulation, or are they partly controlled by the host? Host gigantism may be an adaptation for outliving the parasite and salvaging some reproductive ability.</w:t>
+      </w:r>
+    </w:p>
+    <w:p>
+      <w:pPr>
         <w:pStyle w:val="Compact"/>
-      </w:pPr>
-      <w:r>
-        <w:t xml:space="preserve">Are behavior and morphological changes under parasitic castration really a function of parasite manipulation, or are they partly controlled by the host? Host gigantism may be an adaptation for outliving the parasite and salvaging some reproductive ability.</w:t>
-      </w:r>
-    </w:p>
-    <w:p>
-      <w:pPr>
         <w:numPr>
           <w:ilvl w:val="0"/>
           <w:numId w:val="1014"/>
         </w:numPr>
-        <w:pStyle w:val="Compact"/>
-      </w:pPr>
-      <w:r>
-        <w:rPr>
-          <w:iCs/>
-          <w:i/>
+      </w:pPr>
+      <w:r>
+        <w:rPr>
+          <w:i/>
+          <w:iCs/>
         </w:rPr>
         <w:t xml:space="preserve">Diplostomum phoxini</w:t>
       </w:r>
@@ -2975,13 +2896,61 @@
       </w:pPr>
       <w:r>
         <w:rPr>
+          <w:b/>
           <w:bCs/>
+        </w:rPr>
+        <w:t xml:space="preserve">Fisher’s principle</w:t>
+      </w:r>
+      <w:r>
+        <w:t xml:space="preserve">: most organisms do best with even sex ratios (on average), unless they do a lot of inbreeding</w:t>
+      </w:r>
+    </w:p>
+    <w:p>
+      <w:pPr>
+        <w:pStyle w:val="BodyText"/>
+      </w:pPr>
+      <w:r>
+        <w:t xml:space="preserve">There are variants of parasitic castration: male-killing (the</w:t>
+      </w:r>
+      <w:r>
+        <w:t xml:space="preserve"> </w:t>
+      </w:r>
+      <w:r>
+        <w:t xml:space="preserve">“pharaoh strategy”</w:t>
+      </w:r>
+      <w:r>
+        <w:t xml:space="preserve">), or</w:t>
+      </w:r>
+      <w:r>
+        <w:t xml:space="preserve"> </w:t>
+      </w:r>
+      <w:r>
+        <w:rPr>
           <w:b/>
-        </w:rPr>
-        <w:t xml:space="preserve">Fisher’s principle</w:t>
-      </w:r>
-      <w:r>
-        <w:t xml:space="preserve">: most organisms do best with even sex ratios (on average), unless they do a lot of inbreeding</w:t>
+          <w:bCs/>
+        </w:rPr>
+        <w:t xml:space="preserve">feminization</w:t>
+      </w:r>
+      <w:r>
+        <w:t xml:space="preserve">: turning males into females (genetically or</w:t>
+      </w:r>
+      <w:r>
+        <w:t xml:space="preserve"> </w:t>
+      </w:r>
+      <w:r>
+        <w:t xml:space="preserve">phenotypically). The host will try to compensate (by producing more</w:t>
+      </w:r>
+      <w:r>
+        <w:t xml:space="preserve"> </w:t>
+      </w:r>
+      <w:r>
+        <w:t xml:space="preserve">males) if it can, to reach its optimal sex ratio; the parasite will</w:t>
+      </w:r>
+      <w:r>
+        <w:t xml:space="preserve"> </w:t>
+      </w:r>
+      <w:r>
+        <w:t xml:space="preserve">fight back.</w:t>
       </w:r>
     </w:p>
     <w:p>
@@ -2989,53 +2958,51 @@
         <w:pStyle w:val="BodyText"/>
       </w:pPr>
       <w:r>
-        <w:t xml:space="preserve">There are variants of parasitic castration: male-killing (the</w:t>
-      </w:r>
-      <w:r>
-        <w:t xml:space="preserve"> </w:t>
-      </w:r>
-      <w:r>
-        <w:t xml:space="preserve">“</w:t>
-      </w:r>
-      <w:r>
-        <w:t xml:space="preserve">pharaoh strategy</w:t>
-      </w:r>
-      <w:r>
-        <w:t xml:space="preserve">”</w:t>
-      </w:r>
-      <w:r>
-        <w:t xml:space="preserve">), or</w:t>
-      </w:r>
-      <w:r>
-        <w:t xml:space="preserve"> </w:t>
-      </w:r>
-      <w:r>
-        <w:rPr>
-          <w:bCs/>
-          <w:b/>
-        </w:rPr>
-        <w:t xml:space="preserve">feminization</w:t>
-      </w:r>
-      <w:r>
-        <w:t xml:space="preserve">: turning males into females (genetically or</w:t>
-      </w:r>
-      <w:r>
-        <w:t xml:space="preserve"> </w:t>
-      </w:r>
-      <w:r>
-        <w:t xml:space="preserve">phenotypically). The host will try to compensate (by producing more</w:t>
-      </w:r>
-      <w:r>
-        <w:t xml:space="preserve"> </w:t>
-      </w:r>
-      <w:r>
-        <w:t xml:space="preserve">males) if it can, to reach its optimal sex ratio; the parasite will</w:t>
-      </w:r>
-      <w:r>
-        <w:t xml:space="preserve"> </w:t>
-      </w:r>
-      <w:r>
-        <w:t xml:space="preserve">fight back.</w:t>
+        <w:t xml:space="preserve">In</w:t>
+      </w:r>
+      <w:r>
+        <w:t xml:space="preserve"> </w:t>
+      </w:r>
+      <w:r>
+        <w:rPr>
+          <w:i/>
+          <w:iCs/>
+        </w:rPr>
+        <w:t xml:space="preserve">Gammarus</w:t>
+      </w:r>
+      <w:r>
+        <w:t xml:space="preserve"> </w:t>
+      </w:r>
+      <w:r>
+        <w:t xml:space="preserve">infected with</w:t>
+      </w:r>
+      <w:r>
+        <w:t xml:space="preserve"> </w:t>
+      </w:r>
+      <w:r>
+        <w:rPr>
+          <w:i/>
+          <w:iCs/>
+        </w:rPr>
+        <w:t xml:space="preserve">Octosporea effeminans</w:t>
+      </w:r>
+      <w:r>
+        <w:t xml:space="preserve"> </w:t>
+      </w:r>
+      <w:r>
+        <w:t xml:space="preserve">(a microsporidian), 90% of</w:t>
+      </w:r>
+      <w:r>
+        <w:t xml:space="preserve"> </w:t>
+      </w:r>
+      <w:r>
+        <w:t xml:space="preserve">offspring of parasitized mothers become females (as opposed to 50–80%</w:t>
+      </w:r>
+      <w:r>
+        <w:t xml:space="preserve"> </w:t>
+      </w:r>
+      <w:r>
+        <w:t xml:space="preserve">in unparasitized broods).</w:t>
       </w:r>
     </w:p>
     <w:p>
@@ -3043,51 +3010,17 @@
         <w:pStyle w:val="BodyText"/>
       </w:pPr>
       <w:r>
-        <w:t xml:space="preserve">In</w:t>
-      </w:r>
-      <w:r>
-        <w:t xml:space="preserve"> </w:t>
-      </w:r>
-      <w:r>
-        <w:rPr>
-          <w:iCs/>
-          <w:i/>
-        </w:rPr>
-        <w:t xml:space="preserve">Gammarus</w:t>
-      </w:r>
-      <w:r>
-        <w:t xml:space="preserve"> </w:t>
-      </w:r>
-      <w:r>
-        <w:t xml:space="preserve">infected with</w:t>
-      </w:r>
-      <w:r>
-        <w:t xml:space="preserve"> </w:t>
-      </w:r>
-      <w:r>
-        <w:rPr>
-          <w:iCs/>
-          <w:i/>
-        </w:rPr>
-        <w:t xml:space="preserve">Octosporea effeminans</w:t>
-      </w:r>
-      <w:r>
-        <w:t xml:space="preserve"> </w:t>
-      </w:r>
-      <w:r>
-        <w:t xml:space="preserve">(a microsporidian), 90% of</w:t>
-      </w:r>
-      <w:r>
-        <w:t xml:space="preserve"> </w:t>
-      </w:r>
-      <w:r>
-        <w:t xml:space="preserve">offspring of parasitized mothers become females (as opposed to 50–80%</w:t>
-      </w:r>
-      <w:r>
-        <w:t xml:space="preserve"> </w:t>
-      </w:r>
-      <w:r>
-        <w:t xml:space="preserve">in unparasitized broods).</w:t>
+        <w:rPr>
+          <w:i/>
+          <w:iCs/>
+        </w:rPr>
+        <w:t xml:space="preserve">Wolbachia</w:t>
+      </w:r>
+      <w:r>
+        <w:t xml:space="preserve"> </w:t>
+      </w:r>
+      <w:r>
+        <w:t xml:space="preserve">is an incredibly common intracellular, vertically transmitted bacterium of arthropods that has a huge range of sex ratio distortion tricks.</w:t>
       </w:r>
     </w:p>
     <w:p>
@@ -3095,24 +3028,6 @@
         <w:pStyle w:val="BodyText"/>
       </w:pPr>
       <w:r>
-        <w:rPr>
-          <w:iCs/>
-          <w:i/>
-        </w:rPr>
-        <w:t xml:space="preserve">Wolbachia</w:t>
-      </w:r>
-      <w:r>
-        <w:t xml:space="preserve"> </w:t>
-      </w:r>
-      <w:r>
-        <w:t xml:space="preserve">is an incredibly common intracellular, vertically transmitted bacterium of arthropods that has a huge range of sex ratio distortion tricks.</w:t>
-      </w:r>
-    </w:p>
-    <w:p>
-      <w:pPr>
-        <w:pStyle w:val="BodyText"/>
-      </w:pPr>
-      <w:r>
         <w:t xml:space="preserve">Charlat et al. (2003)</w:t>
       </w:r>
     </w:p>
@@ -3128,8 +3043,8 @@
       </w:r>
       <w:r>
         <w:rPr>
-          <w:iCs/>
-          <w:i/>
+          <w:i/>
+          <w:iCs/>
         </w:rPr>
         <w:t xml:space="preserve">Armadillidium vulgare</w:t>
       </w:r>
@@ -3241,8 +3156,8 @@
       </w:r>
       <w:r>
         <w:rPr>
-          <w:iCs/>
-          <w:i/>
+          <w:i/>
+          <w:iCs/>
         </w:rPr>
         <w:t xml:space="preserve">Current Biology</w:t>
       </w:r>
@@ -3254,8 +3169,8 @@
       </w:r>
       <w:r>
         <w:rPr>
-          <w:iCs/>
-          <w:i/>
+          <w:i/>
+          <w:iCs/>
         </w:rPr>
         <w:t xml:space="preserve">29</w:t>
       </w:r>
@@ -3333,8 +3248,8 @@
       </w:r>
       <w:r>
         <w:rPr>
-          <w:iCs/>
-          <w:i/>
+          <w:i/>
+          <w:iCs/>
         </w:rPr>
         <w:t xml:space="preserve">Functional Ecology</w:t>
       </w:r>
@@ -3346,8 +3261,8 @@
       </w:r>
       <w:r>
         <w:rPr>
-          <w:iCs/>
-          <w:i/>
+          <w:i/>
+          <w:iCs/>
         </w:rPr>
         <w:t xml:space="preserve">9</w:t>
       </w:r>
@@ -3380,8 +3295,8 @@
       </w:r>
       <w:r>
         <w:rPr>
-          <w:iCs/>
-          <w:i/>
+          <w:i/>
+          <w:iCs/>
         </w:rPr>
         <w:t xml:space="preserve">Parasitology</w:t>
       </w:r>
@@ -3393,8 +3308,8 @@
       </w:r>
       <w:r>
         <w:rPr>
-          <w:iCs/>
-          <w:i/>
+          <w:i/>
+          <w:iCs/>
         </w:rPr>
         <w:t xml:space="preserve">85</w:t>
       </w:r>
@@ -3427,8 +3342,8 @@
       </w:r>
       <w:r>
         <w:rPr>
-          <w:iCs/>
-          <w:i/>
+          <w:i/>
+          <w:iCs/>
         </w:rPr>
         <w:t xml:space="preserve">Proceedings of the Royal Society of London. Series B: Biological Sciences</w:t>
       </w:r>
@@ -3440,8 +3355,8 @@
       </w:r>
       <w:r>
         <w:rPr>
-          <w:iCs/>
-          <w:i/>
+          <w:i/>
+          <w:iCs/>
         </w:rPr>
         <w:t xml:space="preserve">266</w:t>
       </w:r>
@@ -3498,8 +3413,8 @@
       </w:r>
       <w:r>
         <w:rPr>
-          <w:iCs/>
-          <w:i/>
+          <w:i/>
+          <w:iCs/>
         </w:rPr>
         <w:t xml:space="preserve">Brain, Behavior, and Immunity</w:t>
       </w:r>
@@ -3511,8 +3426,8 @@
       </w:r>
       <w:r>
         <w:rPr>
-          <w:iCs/>
-          <w:i/>
+          <w:i/>
+          <w:iCs/>
         </w:rPr>
         <w:t xml:space="preserve">79</w:t>
       </w:r>
@@ -3557,8 +3472,8 @@
       </w:r>
       <w:r>
         <w:rPr>
-          <w:iCs/>
-          <w:i/>
+          <w:i/>
+          <w:iCs/>
         </w:rPr>
         <w:t xml:space="preserve">Trends in Genetics</w:t>
       </w:r>
@@ -3570,8 +3485,8 @@
       </w:r>
       <w:r>
         <w:rPr>
-          <w:iCs/>
-          <w:i/>
+          <w:i/>
+          <w:iCs/>
         </w:rPr>
         <w:t xml:space="preserve">19</w:t>
       </w:r>
@@ -3631,8 +3546,8 @@
       </w:r>
       <w:r>
         <w:rPr>
-          <w:iCs/>
-          <w:i/>
+          <w:i/>
+          <w:iCs/>
         </w:rPr>
         <w:t xml:space="preserve">Ecology</w:t>
       </w:r>
@@ -3644,8 +3559,8 @@
       </w:r>
       <w:r>
         <w:rPr>
-          <w:iCs/>
-          <w:i/>
+          <w:i/>
+          <w:iCs/>
         </w:rPr>
         <w:t xml:space="preserve">77</w:t>
       </w:r>
@@ -3678,8 +3593,8 @@
       </w:r>
       <w:r>
         <w:rPr>
-          <w:iCs/>
-          <w:i/>
+          <w:i/>
+          <w:iCs/>
         </w:rPr>
         <w:t xml:space="preserve">Current Opinion in Insect Science</w:t>
       </w:r>
@@ -3691,8 +3606,8 @@
       </w:r>
       <w:r>
         <w:rPr>
-          <w:iCs/>
-          <w:i/>
+          <w:i/>
+          <w:iCs/>
         </w:rPr>
         <w:t xml:space="preserve">33</w:t>
       </w:r>
@@ -3743,8 +3658,8 @@
       </w:r>
       <w:r>
         <w:rPr>
-          <w:iCs/>
-          <w:i/>
+          <w:i/>
+          <w:iCs/>
         </w:rPr>
         <w:t xml:space="preserve">mBio</w:t>
       </w:r>
@@ -3756,8 +3671,8 @@
       </w:r>
       <w:r>
         <w:rPr>
-          <w:iCs/>
-          <w:i/>
+          <w:i/>
+          <w:iCs/>
         </w:rPr>
         <w:t xml:space="preserve">12</w:t>
       </w:r>
@@ -3877,8 +3792,8 @@
       </w:r>
       <w:r>
         <w:rPr>
-          <w:iCs/>
-          <w:i/>
+          <w:i/>
+          <w:iCs/>
         </w:rPr>
         <w:t xml:space="preserve">Integrative and Comparative Biology</w:t>
       </w:r>
@@ -3890,8 +3805,8 @@
       </w:r>
       <w:r>
         <w:rPr>
-          <w:iCs/>
-          <w:i/>
+          <w:i/>
+          <w:iCs/>
         </w:rPr>
         <w:t xml:space="preserve">54</w:t>
       </w:r>
@@ -3924,8 +3839,8 @@
       </w:r>
       <w:r>
         <w:rPr>
-          <w:iCs/>
-          <w:i/>
+          <w:i/>
+          <w:iCs/>
         </w:rPr>
         <w:t xml:space="preserve">Pseudoterranova decipiens</w:t>
       </w:r>
@@ -3937,8 +3852,8 @@
       </w:r>
       <w:r>
         <w:rPr>
-          <w:iCs/>
-          <w:i/>
+          <w:i/>
+          <w:iCs/>
         </w:rPr>
         <w:t xml:space="preserve">Netherlands Journal of Sea Research</w:t>
       </w:r>
@@ -3950,8 +3865,8 @@
       </w:r>
       <w:r>
         <w:rPr>
-          <w:iCs/>
-          <w:i/>
+          <w:i/>
+          <w:iCs/>
         </w:rPr>
         <w:t xml:space="preserve">25</w:t>
       </w:r>
@@ -3984,8 +3899,8 @@
       </w:r>
       <w:r>
         <w:rPr>
-          <w:iCs/>
-          <w:i/>
+          <w:i/>
+          <w:iCs/>
         </w:rPr>
         <w:t xml:space="preserve">Toxocara canis</w:t>
       </w:r>
@@ -4000,8 +3915,8 @@
       </w:r>
       <w:r>
         <w:rPr>
-          <w:iCs/>
-          <w:i/>
+          <w:i/>
+          <w:iCs/>
         </w:rPr>
         <w:t xml:space="preserve">International Journal for Parasitology</w:t>
       </w:r>
@@ -4013,8 +3928,8 @@
       </w:r>
       <w:r>
         <w:rPr>
-          <w:iCs/>
-          <w:i/>
+          <w:i/>
+          <w:iCs/>
         </w:rPr>
         <w:t xml:space="preserve">13</w:t>
       </w:r>
@@ -4047,8 +3962,8 @@
       </w:r>
       <w:r>
         <w:rPr>
-          <w:iCs/>
-          <w:i/>
+          <w:i/>
+          <w:iCs/>
         </w:rPr>
         <w:t xml:space="preserve">Polymorphus paradoxus</w:t>
       </w:r>
@@ -4069,8 +3984,8 @@
       </w:r>
       <w:r>
         <w:rPr>
-          <w:iCs/>
-          <w:i/>
+          <w:i/>
+          <w:iCs/>
         </w:rPr>
         <w:t xml:space="preserve">Gammarus lacustris</w:t>
       </w:r>
@@ -4091,8 +4006,8 @@
       </w:r>
       <w:r>
         <w:rPr>
-          <w:iCs/>
-          <w:i/>
+          <w:i/>
+          <w:iCs/>
         </w:rPr>
         <w:t xml:space="preserve">Canadian Journal of Zoology</w:t>
       </w:r>
@@ -4104,8 +4019,8 @@
       </w:r>
       <w:r>
         <w:rPr>
-          <w:iCs/>
-          <w:i/>
+          <w:i/>
+          <w:iCs/>
         </w:rPr>
         <w:t xml:space="preserve">68</w:t>
       </w:r>
@@ -4219,8 +4134,8 @@
       </w:r>
       <w:r>
         <w:rPr>
-          <w:iCs/>
-          <w:i/>
+          <w:i/>
+          <w:iCs/>
         </w:rPr>
         <w:t xml:space="preserve">PLOS ONE</w:t>
       </w:r>
@@ -4232,8 +4147,8 @@
       </w:r>
       <w:r>
         <w:rPr>
-          <w:iCs/>
-          <w:i/>
+          <w:i/>
+          <w:iCs/>
         </w:rPr>
         <w:t xml:space="preserve">6</w:t>
       </w:r>
@@ -4266,8 +4181,8 @@
       </w:r>
       <w:r>
         <w:rPr>
-          <w:iCs/>
-          <w:i/>
+          <w:i/>
+          <w:iCs/>
         </w:rPr>
         <w:t xml:space="preserve">Schistosoma mansoni</w:t>
       </w:r>
@@ -4279,8 +4194,8 @@
       </w:r>
       <w:r>
         <w:rPr>
-          <w:iCs/>
-          <w:i/>
+          <w:i/>
+          <w:iCs/>
         </w:rPr>
         <w:t xml:space="preserve">Canadian Journal of Zoology</w:t>
       </w:r>
@@ -4292,8 +4207,8 @@
       </w:r>
       <w:r>
         <w:rPr>
-          <w:iCs/>
-          <w:i/>
+          <w:i/>
+          <w:iCs/>
         </w:rPr>
         <w:t xml:space="preserve">66</w:t>
       </w:r>
@@ -4374,78 +4289,78 @@
       </w:r>
       <w:r>
         <w:rPr>
-          <w:iCs/>
-          <w:i/>
+          <w:i/>
+          <w:iCs/>
         </w:rPr>
         <w:t xml:space="preserve">Host</w:t>
       </w:r>
       <w:r>
         <w:rPr>
-          <w:iCs/>
-          <w:i/>
-        </w:rPr>
-        <w:t xml:space="preserve"> </w:t>
-      </w:r>
-      <w:r>
-        <w:rPr>
-          <w:iCs/>
-          <w:i/>
+          <w:i/>
+          <w:iCs/>
+        </w:rPr>
+        <w:t xml:space="preserve"> </w:t>
+      </w:r>
+      <w:r>
+        <w:rPr>
+          <w:i/>
+          <w:iCs/>
         </w:rPr>
         <w:t xml:space="preserve">Manipulations</w:t>
       </w:r>
       <w:r>
         <w:rPr>
-          <w:iCs/>
-          <w:i/>
-        </w:rPr>
-        <w:t xml:space="preserve"> </w:t>
-      </w:r>
-      <w:r>
-        <w:rPr>
-          <w:iCs/>
-          <w:i/>
+          <w:i/>
+          <w:iCs/>
+        </w:rPr>
+        <w:t xml:space="preserve"> </w:t>
+      </w:r>
+      <w:r>
+        <w:rPr>
+          <w:i/>
+          <w:iCs/>
         </w:rPr>
         <w:t xml:space="preserve">by</w:t>
       </w:r>
       <w:r>
         <w:rPr>
-          <w:iCs/>
-          <w:i/>
-        </w:rPr>
-        <w:t xml:space="preserve"> </w:t>
-      </w:r>
-      <w:r>
-        <w:rPr>
-          <w:iCs/>
-          <w:i/>
+          <w:i/>
+          <w:iCs/>
+        </w:rPr>
+        <w:t xml:space="preserve"> </w:t>
+      </w:r>
+      <w:r>
+        <w:rPr>
+          <w:i/>
+          <w:iCs/>
         </w:rPr>
         <w:t xml:space="preserve">Parasites</w:t>
       </w:r>
       <w:r>
         <w:rPr>
-          <w:iCs/>
-          <w:i/>
-        </w:rPr>
-        <w:t xml:space="preserve"> </w:t>
-      </w:r>
-      <w:r>
-        <w:rPr>
-          <w:iCs/>
-          <w:i/>
+          <w:i/>
+          <w:iCs/>
+        </w:rPr>
+        <w:t xml:space="preserve"> </w:t>
+      </w:r>
+      <w:r>
+        <w:rPr>
+          <w:i/>
+          <w:iCs/>
         </w:rPr>
         <w:t xml:space="preserve">and</w:t>
       </w:r>
       <w:r>
         <w:rPr>
-          <w:iCs/>
-          <w:i/>
-        </w:rPr>
-        <w:t xml:space="preserve"> </w:t>
-      </w:r>
-      <w:r>
-        <w:rPr>
-          <w:iCs/>
-          <w:i/>
+          <w:i/>
+          <w:iCs/>
+        </w:rPr>
+        <w:t xml:space="preserve"> </w:t>
+      </w:r>
+      <w:r>
+        <w:rPr>
+          <w:i/>
+          <w:iCs/>
         </w:rPr>
         <w:t xml:space="preserve">Viruses</w:t>
       </w:r>
@@ -4493,8 +4408,8 @@
       </w:r>
       <w:r>
         <w:rPr>
-          <w:iCs/>
-          <w:i/>
+          <w:i/>
+          <w:iCs/>
         </w:rPr>
         <w:t xml:space="preserve">Proceedings of the Royal Society B: Biological Sciences</w:t>
       </w:r>
@@ -4506,8 +4421,8 @@
       </w:r>
       <w:r>
         <w:rPr>
-          <w:iCs/>
-          <w:i/>
+          <w:i/>
+          <w:iCs/>
         </w:rPr>
         <w:t xml:space="preserve">273</w:t>
       </w:r>
@@ -4540,8 +4455,8 @@
       </w:r>
       <w:r>
         <w:rPr>
-          <w:iCs/>
-          <w:i/>
+          <w:i/>
+          <w:iCs/>
         </w:rPr>
         <w:t xml:space="preserve">Toxoplasma gondii</w:t>
       </w:r>
@@ -4553,8 +4468,8 @@
       </w:r>
       <w:r>
         <w:rPr>
-          <w:iCs/>
-          <w:i/>
+          <w:i/>
+          <w:iCs/>
         </w:rPr>
         <w:t xml:space="preserve">Parasitology</w:t>
       </w:r>
@@ -4566,8 +4481,8 @@
       </w:r>
       <w:r>
         <w:rPr>
-          <w:iCs/>
-          <w:i/>
+          <w:i/>
+          <w:iCs/>
         </w:rPr>
         <w:t xml:space="preserve">135</w:t>
       </w:r>
@@ -4600,8 +4515,8 @@
       </w:r>
       <w:r>
         <w:rPr>
-          <w:iCs/>
-          <w:i/>
+          <w:i/>
+          <w:iCs/>
         </w:rPr>
         <w:t xml:space="preserve">Trends in Ecology &amp; Evolution</w:t>
       </w:r>
@@ -4613,8 +4528,8 @@
       </w:r>
       <w:r>
         <w:rPr>
-          <w:iCs/>
-          <w:i/>
+          <w:i/>
+          <w:iCs/>
         </w:rPr>
         <w:t xml:space="preserve">24</w:t>
       </w:r>
@@ -4704,8 +4619,8 @@
       </w:r>
       <w:r>
         <w:rPr>
-          <w:iCs/>
-          <w:i/>
+          <w:i/>
+          <w:iCs/>
         </w:rPr>
         <w:t xml:space="preserve">Ecology</w:t>
       </w:r>
@@ -4717,8 +4632,8 @@
       </w:r>
       <w:r>
         <w:rPr>
-          <w:iCs/>
-          <w:i/>
+          <w:i/>
+          <w:iCs/>
         </w:rPr>
         <w:t xml:space="preserve">64</w:t>
       </w:r>
@@ -4808,8 +4723,8 @@
       </w:r>
       <w:r>
         <w:rPr>
-          <w:iCs/>
-          <w:i/>
+          <w:i/>
+          <w:iCs/>
         </w:rPr>
         <w:t xml:space="preserve">Evolution</w:t>
       </w:r>
@@ -4821,8 +4736,8 @@
       </w:r>
       <w:r>
         <w:rPr>
-          <w:iCs/>
-          <w:i/>
+          <w:i/>
+          <w:iCs/>
         </w:rPr>
         <w:t xml:space="preserve">50</w:t>
       </w:r>
@@ -4855,8 +4770,8 @@
       </w:r>
       <w:r>
         <w:rPr>
-          <w:iCs/>
-          <w:i/>
+          <w:i/>
+          <w:iCs/>
         </w:rPr>
         <w:t xml:space="preserve">Proceedings of the Royal Society B: Biological Sciences</w:t>
       </w:r>
@@ -4868,8 +4783,8 @@
       </w:r>
       <w:r>
         <w:rPr>
-          <w:iCs/>
-          <w:i/>
+          <w:i/>
+          <w:iCs/>
         </w:rPr>
         <w:t xml:space="preserve">281</w:t>
       </w:r>
@@ -4902,8 +4817,8 @@
       </w:r>
       <w:r>
         <w:rPr>
-          <w:iCs/>
-          <w:i/>
+          <w:i/>
+          <w:iCs/>
         </w:rPr>
         <w:t xml:space="preserve">International Journal for Parasitology</w:t>
       </w:r>
@@ -4915,8 +4830,8 @@
       </w:r>
       <w:r>
         <w:rPr>
-          <w:iCs/>
-          <w:i/>
+          <w:i/>
+          <w:iCs/>
         </w:rPr>
         <w:t xml:space="preserve">26</w:t>
       </w:r>
@@ -5045,8 +4960,8 @@
       </w:r>
       <w:r>
         <w:rPr>
-          <w:iCs/>
-          <w:i/>
+          <w:i/>
+          <w:iCs/>
         </w:rPr>
         <w:t xml:space="preserve">Frontiers in Ecology and Evolution</w:t>
       </w:r>
@@ -5058,8 +4973,8 @@
       </w:r>
       <w:r>
         <w:rPr>
-          <w:iCs/>
-          <w:i/>
+          <w:i/>
+          <w:iCs/>
         </w:rPr>
         <w:t xml:space="preserve">8</w:t>
       </w:r>
@@ -5170,8 +5085,8 @@
       </w:r>
       <w:r>
         <w:rPr>
-          <w:iCs/>
-          <w:i/>
+          <w:i/>
+          <w:iCs/>
         </w:rPr>
         <w:t xml:space="preserve">Journal of the Fisheries Research Board of Canada</w:t>
       </w:r>
@@ -5183,8 +5098,8 @@
       </w:r>
       <w:r>
         <w:rPr>
-          <w:iCs/>
-          <w:i/>
+          <w:i/>
+          <w:iCs/>
         </w:rPr>
         <w:t xml:space="preserve">26</w:t>
       </w:r>
@@ -5217,8 +5132,8 @@
       </w:r>
       <w:r>
         <w:rPr>
-          <w:iCs/>
-          <w:i/>
+          <w:i/>
+          <w:iCs/>
         </w:rPr>
         <w:t xml:space="preserve">Parasitology</w:t>
       </w:r>
@@ -5230,8 +5145,8 @@
       </w:r>
       <w:r>
         <w:rPr>
-          <w:iCs/>
-          <w:i/>
+          <w:i/>
+          <w:iCs/>
         </w:rPr>
         <w:t xml:space="preserve">116</w:t>
       </w:r>
@@ -5264,141 +5179,141 @@
       </w:r>
       <w:r>
         <w:rPr>
-          <w:iCs/>
-          <w:i/>
+          <w:i/>
+          <w:iCs/>
         </w:rPr>
         <w:t xml:space="preserve">Parasites,</w:t>
       </w:r>
       <w:r>
         <w:rPr>
-          <w:iCs/>
-          <w:i/>
-        </w:rPr>
-        <w:t xml:space="preserve"> </w:t>
-      </w:r>
-      <w:r>
-        <w:rPr>
-          <w:iCs/>
-          <w:i/>
+          <w:i/>
+          <w:iCs/>
+        </w:rPr>
+        <w:t xml:space="preserve"> </w:t>
+      </w:r>
+      <w:r>
+        <w:rPr>
+          <w:i/>
+          <w:iCs/>
         </w:rPr>
         <w:t xml:space="preserve">Pussycats</w:t>
       </w:r>
       <w:r>
         <w:rPr>
-          <w:iCs/>
-          <w:i/>
-        </w:rPr>
-        <w:t xml:space="preserve"> </w:t>
-      </w:r>
-      <w:r>
-        <w:rPr>
-          <w:iCs/>
-          <w:i/>
+          <w:i/>
+          <w:iCs/>
+        </w:rPr>
+        <w:t xml:space="preserve"> </w:t>
+      </w:r>
+      <w:r>
+        <w:rPr>
+          <w:i/>
+          <w:iCs/>
         </w:rPr>
         <w:t xml:space="preserve">and</w:t>
       </w:r>
       <w:r>
         <w:rPr>
-          <w:iCs/>
-          <w:i/>
-        </w:rPr>
-        <w:t xml:space="preserve"> </w:t>
-      </w:r>
-      <w:r>
-        <w:rPr>
-          <w:iCs/>
-          <w:i/>
+          <w:i/>
+          <w:iCs/>
+        </w:rPr>
+        <w:t xml:space="preserve"> </w:t>
+      </w:r>
+      <w:r>
+        <w:rPr>
+          <w:i/>
+          <w:iCs/>
         </w:rPr>
         <w:t xml:space="preserve">Psychosis</w:t>
       </w:r>
       <w:r>
         <w:rPr>
-          <w:iCs/>
-          <w:i/>
+          <w:i/>
+          <w:iCs/>
         </w:rPr>
         <w:t xml:space="preserve">:</w:t>
       </w:r>
       <w:r>
         <w:rPr>
-          <w:iCs/>
-          <w:i/>
-        </w:rPr>
-        <w:t xml:space="preserve"> </w:t>
-      </w:r>
-      <w:r>
-        <w:rPr>
-          <w:iCs/>
-          <w:i/>
+          <w:i/>
+          <w:iCs/>
+        </w:rPr>
+        <w:t xml:space="preserve"> </w:t>
+      </w:r>
+      <w:r>
+        <w:rPr>
+          <w:i/>
+          <w:iCs/>
         </w:rPr>
         <w:t xml:space="preserve">The</w:t>
       </w:r>
       <w:r>
         <w:rPr>
-          <w:iCs/>
-          <w:i/>
-        </w:rPr>
-        <w:t xml:space="preserve"> </w:t>
-      </w:r>
-      <w:r>
-        <w:rPr>
-          <w:iCs/>
-          <w:i/>
+          <w:i/>
+          <w:iCs/>
+        </w:rPr>
+        <w:t xml:space="preserve"> </w:t>
+      </w:r>
+      <w:r>
+        <w:rPr>
+          <w:i/>
+          <w:iCs/>
         </w:rPr>
         <w:t xml:space="preserve">Unknown</w:t>
       </w:r>
       <w:r>
         <w:rPr>
-          <w:iCs/>
-          <w:i/>
-        </w:rPr>
-        <w:t xml:space="preserve"> </w:t>
-      </w:r>
-      <w:r>
-        <w:rPr>
-          <w:iCs/>
-          <w:i/>
+          <w:i/>
+          <w:iCs/>
+        </w:rPr>
+        <w:t xml:space="preserve"> </w:t>
+      </w:r>
+      <w:r>
+        <w:rPr>
+          <w:i/>
+          <w:iCs/>
         </w:rPr>
         <w:t xml:space="preserve">Dangers</w:t>
       </w:r>
       <w:r>
         <w:rPr>
-          <w:iCs/>
-          <w:i/>
-        </w:rPr>
-        <w:t xml:space="preserve"> </w:t>
-      </w:r>
-      <w:r>
-        <w:rPr>
-          <w:iCs/>
-          <w:i/>
+          <w:i/>
+          <w:iCs/>
+        </w:rPr>
+        <w:t xml:space="preserve"> </w:t>
+      </w:r>
+      <w:r>
+        <w:rPr>
+          <w:i/>
+          <w:iCs/>
         </w:rPr>
         <w:t xml:space="preserve">of</w:t>
       </w:r>
       <w:r>
         <w:rPr>
-          <w:iCs/>
-          <w:i/>
-        </w:rPr>
-        <w:t xml:space="preserve"> </w:t>
-      </w:r>
-      <w:r>
-        <w:rPr>
-          <w:iCs/>
-          <w:i/>
+          <w:i/>
+          <w:iCs/>
+        </w:rPr>
+        <w:t xml:space="preserve"> </w:t>
+      </w:r>
+      <w:r>
+        <w:rPr>
+          <w:i/>
+          <w:iCs/>
         </w:rPr>
         <w:t xml:space="preserve">Human</w:t>
       </w:r>
       <w:r>
         <w:rPr>
-          <w:iCs/>
-          <w:i/>
-        </w:rPr>
-        <w:t xml:space="preserve"> </w:t>
-      </w:r>
-      <w:r>
-        <w:rPr>
-          <w:iCs/>
-          <w:i/>
+          <w:i/>
+          <w:iCs/>
+        </w:rPr>
+        <w:t xml:space="preserve"> </w:t>
+      </w:r>
+      <w:r>
+        <w:rPr>
+          <w:i/>
+          <w:iCs/>
         </w:rPr>
         <w:t xml:space="preserve">Toxoplasmosis</w:t>
       </w:r>
@@ -5431,8 +5346,8 @@
       </w:r>
       <w:r>
         <w:rPr>
-          <w:iCs/>
-          <w:i/>
+          <w:i/>
+          <w:iCs/>
         </w:rPr>
         <w:t xml:space="preserve">Toxoplasma</w:t>
       </w:r>
@@ -5447,8 +5362,8 @@
       </w:r>
       <w:r>
         <w:rPr>
-          <w:iCs/>
-          <w:i/>
+          <w:i/>
+          <w:iCs/>
         </w:rPr>
         <w:t xml:space="preserve">Proceedings of the National Academy of Sciences</w:t>
       </w:r>
@@ -5460,8 +5375,8 @@
       </w:r>
       <w:r>
         <w:rPr>
-          <w:iCs/>
-          <w:i/>
+          <w:i/>
+          <w:iCs/>
         </w:rPr>
         <w:t xml:space="preserve">104</w:t>
       </w:r>
@@ -5533,8 +5448,8 @@
       </w:r>
       <w:r>
         <w:rPr>
-          <w:iCs/>
-          <w:i/>
+          <w:i/>
+          <w:iCs/>
         </w:rPr>
         <w:t xml:space="preserve">Zeitschrift Für Tierpsychologie</w:t>
       </w:r>
@@ -5546,8 +5461,8 @@
       </w:r>
       <w:r>
         <w:rPr>
-          <w:iCs/>
-          <w:i/>
+          <w:i/>
+          <w:iCs/>
         </w:rPr>
         <w:t xml:space="preserve">42</w:t>
       </w:r>
@@ -5580,7 +5495,7 @@
         <w:pStyle w:val="FirstParagraph"/>
       </w:pPr>
       <w:r>
-        <w:t xml:space="preserve">Last updated: 2023-11-27 12:05:13.15962</w:t>
+        <w:t xml:space="preserve">Last updated: 2025-08-06 19:25:51.445361</w:t>
       </w:r>
     </w:p>
     <w:bookmarkEnd w:id="103"/>
@@ -5616,14 +5531,14 @@
 <file path=word/numbering.xml><?xml version="1.0" encoding="utf-8"?>
 <w:numbering xmlns:w="http://schemas.openxmlformats.org/wordprocessingml/2006/main">
   <w:abstractNum w:abstractNumId="990">
-    <w:nsid w:val="A990"/>
+    <w:nsid w:val="0000A990"/>
     <w:multiLevelType w:val="multilevel"/>
     <w:lvl w:ilvl="0">
       <w:numFmt w:val="bullet"/>
       <w:lvlText w:val=" "/>
       <w:lvlJc w:val="left"/>
       <w:pPr>
-        <w:ind w:left="720" w:hanging="480"/>
+        <w:ind w:left="720" w:hanging="360"/>
       </w:pPr>
     </w:lvl>
     <w:lvl w:ilvl="1">
@@ -5631,7 +5546,7 @@
       <w:lvlText w:val=" "/>
       <w:lvlJc w:val="left"/>
       <w:pPr>
-        <w:ind w:left="1440" w:hanging="480"/>
+        <w:ind w:left="1440" w:hanging="360"/>
       </w:pPr>
     </w:lvl>
     <w:lvl w:ilvl="2">
@@ -5639,7 +5554,7 @@
       <w:lvlText w:val=" "/>
       <w:lvlJc w:val="left"/>
       <w:pPr>
-        <w:ind w:left="2160" w:hanging="480"/>
+        <w:ind w:left="2160" w:hanging="360"/>
       </w:pPr>
     </w:lvl>
     <w:lvl w:ilvl="3">
@@ -5647,7 +5562,7 @@
       <w:lvlText w:val=" "/>
       <w:lvlJc w:val="left"/>
       <w:pPr>
-        <w:ind w:left="2880" w:hanging="480"/>
+        <w:ind w:left="2880" w:hanging="360"/>
       </w:pPr>
     </w:lvl>
     <w:lvl w:ilvl="4">
@@ -5655,7 +5570,7 @@
       <w:lvlText w:val=" "/>
       <w:lvlJc w:val="left"/>
       <w:pPr>
-        <w:ind w:left="3600" w:hanging="480"/>
+        <w:ind w:left="3600" w:hanging="360"/>
       </w:pPr>
     </w:lvl>
     <w:lvl w:ilvl="5">
@@ -5663,7 +5578,7 @@
       <w:lvlText w:val=" "/>
       <w:lvlJc w:val="left"/>
       <w:pPr>
-        <w:ind w:left="4320" w:hanging="480"/>
+        <w:ind w:left="4320" w:hanging="360"/>
       </w:pPr>
     </w:lvl>
     <w:lvl w:ilvl="6">
@@ -5671,7 +5586,7 @@
       <w:lvlText w:val=" "/>
       <w:lvlJc w:val="left"/>
       <w:pPr>
-        <w:ind w:left="5040" w:hanging="480"/>
+        <w:ind w:left="5040" w:hanging="360"/>
       </w:pPr>
     </w:lvl>
     <w:lvl w:ilvl="7">
@@ -5679,7 +5594,7 @@
       <w:lvlText w:val=" "/>
       <w:lvlJc w:val="left"/>
       <w:pPr>
-        <w:ind w:left="5760" w:hanging="480"/>
+        <w:ind w:left="5760" w:hanging="360"/>
       </w:pPr>
     </w:lvl>
     <w:lvl w:ilvl="8">
@@ -5687,84 +5602,111 @@
       <w:lvlText w:val=" "/>
       <w:lvlJc w:val="left"/>
       <w:pPr>
-        <w:ind w:left="6480" w:hanging="480"/>
+        <w:ind w:left="6480" w:hanging="360"/>
       </w:pPr>
     </w:lvl>
   </w:abstractNum>
   <w:abstractNum w:abstractNumId="991">
-    <w:nsid w:val="A991"/>
+    <w:nsid w:val="0000A991"/>
     <w:multiLevelType w:val="multilevel"/>
     <w:lvl w:ilvl="0">
       <w:numFmt w:val="bullet"/>
-      <w:lvlText w:val="•"/>
+      <w:lvlText w:val=""/>
       <w:lvlJc w:val="left"/>
       <w:pPr>
-        <w:ind w:left="720" w:hanging="480"/>
-      </w:pPr>
+        <w:ind w:left="720" w:hanging="360"/>
+      </w:pPr>
+      <w:rPr>
+        <w:rFonts w:ascii="Symbol" w:hAnsi="Symbol" w:cs="Symbol" w:hint="default"/>
+      </w:rPr>
     </w:lvl>
     <w:lvl w:ilvl="1">
       <w:numFmt w:val="bullet"/>
-      <w:lvlText w:val="–"/>
+      <w:lvlText w:val="o"/>
       <w:lvlJc w:val="left"/>
       <w:pPr>
-        <w:ind w:left="1440" w:hanging="480"/>
-      </w:pPr>
+        <w:ind w:left="1440" w:hanging="360"/>
+      </w:pPr>
+      <w:rPr>
+        <w:rFonts w:ascii="Courier New" w:hAnsi="Courier New" w:cs="Courier New" w:hint="default"/>
+      </w:rPr>
     </w:lvl>
     <w:lvl w:ilvl="2">
       <w:numFmt w:val="bullet"/>
-      <w:lvlText w:val="•"/>
+      <w:lvlText w:val=""/>
       <w:lvlJc w:val="left"/>
       <w:pPr>
-        <w:ind w:left="2160" w:hanging="480"/>
-      </w:pPr>
+        <w:ind w:left="2160" w:hanging="360"/>
+      </w:pPr>
+      <w:rPr>
+        <w:rFonts w:ascii="Wingdings" w:hAnsi="Wingdings" w:cs="Wingdings" w:hint="default"/>
+      </w:rPr>
     </w:lvl>
     <w:lvl w:ilvl="3">
       <w:numFmt w:val="bullet"/>
-      <w:lvlText w:val="–"/>
+      <w:lvlText w:val=""/>
       <w:lvlJc w:val="left"/>
       <w:pPr>
-        <w:ind w:left="2880" w:hanging="480"/>
-      </w:pPr>
+        <w:ind w:left="2880" w:hanging="360"/>
+      </w:pPr>
+      <w:rPr>
+        <w:rFonts w:ascii="Symbol" w:hAnsi="Symbol" w:cs="Symbol" w:hint="default"/>
+      </w:rPr>
     </w:lvl>
     <w:lvl w:ilvl="4">
       <w:numFmt w:val="bullet"/>
-      <w:lvlText w:val="•"/>
+      <w:lvlText w:val="o"/>
       <w:lvlJc w:val="left"/>
       <w:pPr>
-        <w:ind w:left="3600" w:hanging="480"/>
-      </w:pPr>
+        <w:ind w:left="3600" w:hanging="360"/>
+      </w:pPr>
+      <w:rPr>
+        <w:rFonts w:ascii="Courier New" w:hAnsi="Courier New" w:cs="Courier New" w:hint="default"/>
+      </w:rPr>
     </w:lvl>
     <w:lvl w:ilvl="5">
       <w:numFmt w:val="bullet"/>
-      <w:lvlText w:val="–"/>
+      <w:lvlText w:val=""/>
       <w:lvlJc w:val="left"/>
       <w:pPr>
-        <w:ind w:left="4320" w:hanging="480"/>
-      </w:pPr>
+        <w:ind w:left="4320" w:hanging="360"/>
+      </w:pPr>
+      <w:rPr>
+        <w:rFonts w:ascii="Wingdings" w:hAnsi="Wingdings" w:cs="Wingdings" w:hint="default"/>
+      </w:rPr>
     </w:lvl>
     <w:lvl w:ilvl="6">
       <w:numFmt w:val="bullet"/>
-      <w:lvlText w:val="•"/>
+      <w:lvlText w:val=""/>
       <w:lvlJc w:val="left"/>
       <w:pPr>
-        <w:ind w:left="5040" w:hanging="480"/>
-      </w:pPr>
+        <w:ind w:left="5040" w:hanging="360"/>
+      </w:pPr>
+      <w:rPr>
+        <w:rFonts w:ascii="Symbol" w:hAnsi="Symbol" w:cs="Symbol" w:hint="default"/>
+      </w:rPr>
     </w:lvl>
     <w:lvl w:ilvl="7">
       <w:numFmt w:val="bullet"/>
-      <w:lvlText w:val="–"/>
+      <w:lvlText w:val="o"/>
       <w:lvlJc w:val="left"/>
       <w:pPr>
-        <w:ind w:left="5760" w:hanging="480"/>
-      </w:pPr>
+        <w:ind w:left="5760" w:hanging="360"/>
+      </w:pPr>
+      <w:rPr>
+        <w:rFonts w:ascii="Courier New" w:hAnsi="Courier New" w:cs="Courier New" w:hint="default"/>
+      </w:rPr>
     </w:lvl>
     <w:lvl w:ilvl="8">
       <w:numFmt w:val="bullet"/>
-      <w:lvlText w:val="•"/>
+      <w:lvlText w:val=""/>
       <w:lvlJc w:val="left"/>
       <w:pPr>
-        <w:ind w:left="6480" w:hanging="480"/>
-      </w:pPr>
+        <w:ind w:left="6480" w:hanging="360"/>
+      </w:pPr>
+      <w:rPr>
+        <w:rFonts w:ascii="Wingdings" w:hAnsi="Wingdings" w:cs="Wingdings" w:hint="default"/>
+      </w:rPr>
     </w:lvl>
   </w:abstractNum>
   <w:num w:numId="1000">
@@ -5841,10 +5783,10 @@
     <w:name w:val="Body Text"/>
     <w:basedOn w:val="Normal"/>
     <w:link w:val="BodyTextChar"/>
+    <w:qFormat/>
     <w:pPr>
       <w:spacing w:after="180" w:before="180"/>
     </w:pPr>
-    <w:qFormat/>
   </w:style>
   <w:style w:customStyle="1" w:styleId="FirstParagraph" w:type="paragraph">
     <w:name w:val="First Paragraph"/>
@@ -5864,36 +5806,69 @@
     <w:name w:val="Title"/>
     <w:basedOn w:val="Normal"/>
     <w:next w:val="BodyText"/>
+    <w:link w:val="TitleChar"/>
+    <w:uiPriority w:val="10"/>
     <w:qFormat/>
+    <w:rsid w:val="00A10FD9"/>
     <w:pPr>
-      <w:keepNext/>
-      <w:keepLines/>
-      <w:spacing w:after="240" w:before="480"/>
+      <w:spacing w:after="80" w:line="240" w:lineRule="auto"/>
+      <w:contextualSpacing/>
       <w:jc w:val="center"/>
     </w:pPr>
     <w:rPr>
       <w:rFonts w:asciiTheme="majorHAnsi" w:cstheme="majorBidi" w:eastAsiaTheme="majorEastAsia" w:hAnsiTheme="majorHAnsi"/>
-      <w:b/>
-      <w:bCs/>
-      <w:color w:themeColor="accent1" w:themeShade="B5" w:val="345A8A"/>
-      <w:sz w:val="36"/>
-      <w:szCs w:val="36"/>
+      <w:spacing w:val="-10"/>
+      <w:kern w:val="28"/>
+      <w:sz w:val="56"/>
+      <w:szCs w:val="56"/>
+    </w:rPr>
+  </w:style>
+  <w:style w:customStyle="1" w:styleId="TitleChar" w:type="character">
+    <w:name w:val="Title Char"/>
+    <w:basedOn w:val="DefaultParagraphFont"/>
+    <w:link w:val="Title"/>
+    <w:uiPriority w:val="10"/>
+    <w:rsid w:val="00A10FD9"/>
+    <w:rPr>
+      <w:rFonts w:asciiTheme="majorHAnsi" w:cstheme="majorBidi" w:eastAsiaTheme="majorEastAsia" w:hAnsiTheme="majorHAnsi"/>
+      <w:spacing w:val="-10"/>
+      <w:kern w:val="28"/>
+      <w:sz w:val="56"/>
+      <w:szCs w:val="56"/>
     </w:rPr>
   </w:style>
   <w:style w:styleId="Subtitle" w:type="paragraph">
     <w:name w:val="Subtitle"/>
     <w:basedOn w:val="Title"/>
     <w:next w:val="BodyText"/>
+    <w:link w:val="SubtitleChar"/>
+    <w:uiPriority w:val="11"/>
     <w:qFormat/>
+    <w:rsid w:val="00A10FD9"/>
     <w:pPr>
-      <w:keepNext/>
-      <w:keepLines/>
-      <w:spacing w:after="240" w:before="240"/>
-      <w:jc w:val="center"/>
+      <w:numPr>
+        <w:ilvl w:val="1"/>
+      </w:numPr>
     </w:pPr>
     <w:rPr>
-      <w:sz w:val="30"/>
-      <w:szCs w:val="30"/>
+      <w:rFonts w:cstheme="majorBidi" w:eastAsiaTheme="majorEastAsia"/>
+      <w:spacing w:val="15"/>
+      <w:sz w:val="28"/>
+      <w:szCs w:val="28"/>
+    </w:rPr>
+  </w:style>
+  <w:style w:customStyle="1" w:styleId="SubtitleChar" w:type="character">
+    <w:name w:val="Subtitle Char"/>
+    <w:basedOn w:val="DefaultParagraphFont"/>
+    <w:link w:val="Subtitle"/>
+    <w:uiPriority w:val="11"/>
+    <w:rsid w:val="00A10FD9"/>
+    <w:rPr>
+      <w:rFonts w:cstheme="majorBidi" w:eastAsiaTheme="majorEastAsia"/>
+      <w:color w:themeColor="text1" w:themeTint="A6" w:val="595959"/>
+      <w:spacing w:val="15"/>
+      <w:sz w:val="28"/>
+      <w:szCs w:val="28"/>
     </w:rPr>
   </w:style>
   <w:style w:customStyle="1" w:styleId="Author" w:type="paragraph">
@@ -5924,15 +5899,13 @@
     <w:pPr>
       <w:keepNext/>
       <w:keepLines/>
+      <w:spacing w:after="0" w:before="300"/>
       <w:jc w:val="center"/>
-      <w:spacing w:after="0" w:before="300"/>
     </w:pPr>
     <w:rPr>
+      <w:b/>
       <w:sz w:val="20"/>
       <w:szCs w:val="20"/>
-      <w:b/>
-      <w:color w:val="345A8A"/>
-      &gt;
     </w:rPr>
   </w:style>
   <w:style w:customStyle="1" w:styleId="Abstract" w:type="paragraph">
@@ -5959,191 +5932,321 @@
     <w:rPr/>
   </w:style>
   <w:style w:styleId="Heading1" w:type="paragraph">
-    <w:name w:val="Heading 1"/>
+    <w:name w:val="heading 1"/>
     <w:basedOn w:val="Normal"/>
     <w:next w:val="BodyText"/>
+    <w:link w:val="Heading1Char"/>
     <w:uiPriority w:val="9"/>
     <w:qFormat/>
+    <w:rsid w:val="00A10FD9"/>
     <w:pPr>
       <w:keepNext/>
       <w:keepLines/>
-      <w:spacing w:after="0" w:before="480"/>
+      <w:spacing w:after="80" w:before="360"/>
       <w:outlineLvl w:val="0"/>
     </w:pPr>
     <w:rPr>
       <w:rFonts w:asciiTheme="majorHAnsi" w:cstheme="majorBidi" w:eastAsiaTheme="majorEastAsia" w:hAnsiTheme="majorHAnsi"/>
-      <w:b/>
-      <w:bCs/>
-      <w:color w:themeColor="accent1" w:val="4F81BD"/>
-      <w:sz w:val="32"/>
-      <w:szCs w:val="32"/>
+      <w:color w:themeColor="accent1" w:themeShade="BF" w:val="0F4761"/>
+      <w:sz w:val="40"/>
+      <w:szCs w:val="40"/>
     </w:rPr>
   </w:style>
   <w:style w:styleId="Heading2" w:type="paragraph">
-    <w:name w:val="Heading 2"/>
+    <w:name w:val="heading 2"/>
     <w:basedOn w:val="Normal"/>
     <w:next w:val="BodyText"/>
+    <w:link w:val="Heading2Char"/>
     <w:uiPriority w:val="9"/>
+    <w:semiHidden/>
     <w:unhideWhenUsed/>
     <w:qFormat/>
+    <w:rsid w:val="00A10FD9"/>
     <w:pPr>
       <w:keepNext/>
       <w:keepLines/>
-      <w:spacing w:after="0" w:before="200"/>
+      <w:spacing w:after="80" w:before="160"/>
       <w:outlineLvl w:val="1"/>
     </w:pPr>
     <w:rPr>
       <w:rFonts w:asciiTheme="majorHAnsi" w:cstheme="majorBidi" w:eastAsiaTheme="majorEastAsia" w:hAnsiTheme="majorHAnsi"/>
-      <w:b/>
-      <w:bCs/>
-      <w:color w:themeColor="accent1" w:val="4F81BD"/>
+      <w:color w:themeColor="accent1" w:themeShade="BF" w:val="0F4761"/>
+      <w:sz w:val="32"/>
+      <w:szCs w:val="32"/>
+    </w:rPr>
+  </w:style>
+  <w:style w:styleId="Heading3" w:type="paragraph">
+    <w:name w:val="heading 3"/>
+    <w:basedOn w:val="Normal"/>
+    <w:next w:val="BodyText"/>
+    <w:link w:val="Heading3Char"/>
+    <w:uiPriority w:val="9"/>
+    <w:semiHidden/>
+    <w:unhideWhenUsed/>
+    <w:qFormat/>
+    <w:rsid w:val="00A10FD9"/>
+    <w:pPr>
+      <w:keepNext/>
+      <w:keepLines/>
+      <w:spacing w:after="80" w:before="160"/>
+      <w:outlineLvl w:val="2"/>
+    </w:pPr>
+    <w:rPr>
+      <w:rFonts w:cstheme="majorBidi" w:eastAsiaTheme="majorEastAsia"/>
+      <w:color w:themeColor="accent1" w:themeShade="BF" w:val="0F4761"/>
       <w:sz w:val="28"/>
       <w:szCs w:val="28"/>
     </w:rPr>
   </w:style>
-  <w:style w:styleId="Heading3" w:type="paragraph">
-    <w:name w:val="Heading 3"/>
+  <w:style w:styleId="Heading4" w:type="paragraph">
+    <w:name w:val="heading 4"/>
     <w:basedOn w:val="Normal"/>
     <w:next w:val="BodyText"/>
+    <w:link w:val="Heading4Char"/>
     <w:uiPriority w:val="9"/>
+    <w:semiHidden/>
     <w:unhideWhenUsed/>
     <w:qFormat/>
+    <w:rsid w:val="00A10FD9"/>
     <w:pPr>
       <w:keepNext/>
       <w:keepLines/>
-      <w:spacing w:after="0" w:before="200"/>
-      <w:outlineLvl w:val="2"/>
+      <w:spacing w:after="40" w:before="80"/>
+      <w:outlineLvl w:val="3"/>
     </w:pPr>
     <w:rPr>
-      <w:rFonts w:asciiTheme="majorHAnsi" w:cstheme="majorBidi" w:eastAsiaTheme="majorEastAsia" w:hAnsiTheme="majorHAnsi"/>
-      <w:b/>
-      <w:bCs/>
-      <w:color w:themeColor="accent1" w:val="4F81BD"/>
-      <w:sz w:val="24"/>
-      <w:szCs w:val="24"/>
+      <w:rFonts w:cstheme="majorBidi" w:eastAsiaTheme="majorEastAsia"/>
+      <w:i/>
+      <w:iCs/>
+      <w:color w:themeColor="accent1" w:themeShade="BF" w:val="0F4761"/>
     </w:rPr>
   </w:style>
-  <w:style w:styleId="Heading4" w:type="paragraph">
-    <w:name w:val="Heading 4"/>
+  <w:style w:styleId="Heading5" w:type="paragraph">
+    <w:name w:val="heading 5"/>
     <w:basedOn w:val="Normal"/>
     <w:next w:val="BodyText"/>
+    <w:link w:val="Heading5Char"/>
     <w:uiPriority w:val="9"/>
+    <w:semiHidden/>
     <w:unhideWhenUsed/>
     <w:qFormat/>
+    <w:rsid w:val="00A10FD9"/>
     <w:pPr>
       <w:keepNext/>
       <w:keepLines/>
-      <w:spacing w:after="0" w:before="200"/>
-      <w:outlineLvl w:val="3"/>
+      <w:spacing w:after="40" w:before="80"/>
+      <w:outlineLvl w:val="4"/>
     </w:pPr>
     <w:rPr>
-      <w:rFonts w:asciiTheme="majorHAnsi" w:cstheme="majorBidi" w:eastAsiaTheme="majorEastAsia" w:hAnsiTheme="majorHAnsi"/>
-      <w:i/>
-      <w:bCs/>
-      <w:color w:themeColor="accent1" w:val="4F81BD"/>
-      <w:sz w:val="24"/>
-      <w:szCs w:val="24"/>
+      <w:rFonts w:cstheme="majorBidi" w:eastAsiaTheme="majorEastAsia"/>
+      <w:color w:themeColor="accent1" w:themeShade="BF" w:val="0F4761"/>
     </w:rPr>
   </w:style>
-  <w:style w:styleId="Heading5" w:type="paragraph">
-    <w:name w:val="Heading 5"/>
+  <w:style w:styleId="Heading6" w:type="paragraph">
+    <w:name w:val="heading 6"/>
     <w:basedOn w:val="Normal"/>
     <w:next w:val="BodyText"/>
+    <w:link w:val="Heading6Char"/>
     <w:uiPriority w:val="9"/>
+    <w:semiHidden/>
     <w:unhideWhenUsed/>
     <w:qFormat/>
+    <w:rsid w:val="00A10FD9"/>
     <w:pPr>
       <w:keepNext/>
       <w:keepLines/>
-      <w:spacing w:after="0" w:before="200"/>
-      <w:outlineLvl w:val="4"/>
+      <w:spacing w:after="0" w:before="40"/>
+      <w:outlineLvl w:val="5"/>
     </w:pPr>
     <w:rPr>
-      <w:rFonts w:asciiTheme="majorHAnsi" w:cstheme="majorBidi" w:eastAsiaTheme="majorEastAsia" w:hAnsiTheme="majorHAnsi"/>
+      <w:rFonts w:cstheme="majorBidi" w:eastAsiaTheme="majorEastAsia"/>
+      <w:i/>
       <w:iCs/>
-      <w:color w:themeColor="accent1" w:val="4F81BD"/>
-      <w:sz w:val="24"/>
-      <w:szCs w:val="24"/>
+      <w:color w:themeColor="text1" w:themeTint="A6" w:val="595959"/>
     </w:rPr>
   </w:style>
-  <w:style w:styleId="Heading6" w:type="paragraph">
-    <w:name w:val="Heading 6"/>
+  <w:style w:styleId="Heading7" w:type="paragraph">
+    <w:name w:val="heading 7"/>
     <w:basedOn w:val="Normal"/>
     <w:next w:val="BodyText"/>
+    <w:link w:val="Heading7Char"/>
     <w:uiPriority w:val="9"/>
+    <w:semiHidden/>
     <w:unhideWhenUsed/>
     <w:qFormat/>
+    <w:rsid w:val="00A10FD9"/>
     <w:pPr>
       <w:keepNext/>
       <w:keepLines/>
-      <w:spacing w:after="0" w:before="200"/>
-      <w:outlineLvl w:val="5"/>
+      <w:spacing w:after="0" w:before="40"/>
+      <w:outlineLvl w:val="6"/>
     </w:pPr>
     <w:rPr>
-      <w:rFonts w:asciiTheme="majorHAnsi" w:cstheme="majorBidi" w:eastAsiaTheme="majorEastAsia" w:hAnsiTheme="majorHAnsi"/>
-      <w:color w:themeColor="accent1" w:val="4F81BD"/>
-      <w:sz w:val="24"/>
-      <w:szCs w:val="24"/>
+      <w:rFonts w:cstheme="majorBidi" w:eastAsiaTheme="majorEastAsia"/>
+      <w:color w:themeColor="text1" w:themeTint="A6" w:val="595959"/>
     </w:rPr>
   </w:style>
-  <w:style w:styleId="Heading7" w:type="paragraph">
-    <w:name w:val="Heading 7"/>
+  <w:style w:styleId="Heading8" w:type="paragraph">
+    <w:name w:val="heading 8"/>
     <w:basedOn w:val="Normal"/>
     <w:next w:val="BodyText"/>
+    <w:link w:val="Heading8Char"/>
     <w:uiPriority w:val="9"/>
+    <w:semiHidden/>
     <w:unhideWhenUsed/>
     <w:qFormat/>
+    <w:rsid w:val="00A10FD9"/>
     <w:pPr>
       <w:keepNext/>
       <w:keepLines/>
-      <w:spacing w:after="0" w:before="200"/>
-      <w:outlineLvl w:val="6"/>
+      <w:spacing w:after="0"/>
+      <w:outlineLvl w:val="7"/>
     </w:pPr>
     <w:rPr>
-      <w:rFonts w:asciiTheme="majorHAnsi" w:cstheme="majorBidi" w:eastAsiaTheme="majorEastAsia" w:hAnsiTheme="majorHAnsi"/>
-      <w:color w:themeColor="accent1" w:val="4F81BD"/>
-      <w:sz w:val="24"/>
-      <w:szCs w:val="24"/>
+      <w:rFonts w:cstheme="majorBidi" w:eastAsiaTheme="majorEastAsia"/>
+      <w:i/>
+      <w:iCs/>
+      <w:color w:themeColor="text1" w:themeTint="D8" w:val="272727"/>
     </w:rPr>
   </w:style>
-  <w:style w:styleId="Heading8" w:type="paragraph">
-    <w:name w:val="Heading 8"/>
+  <w:style w:styleId="Heading9" w:type="paragraph">
+    <w:name w:val="heading 9"/>
     <w:basedOn w:val="Normal"/>
     <w:next w:val="BodyText"/>
+    <w:link w:val="Heading9Char"/>
     <w:uiPriority w:val="9"/>
+    <w:semiHidden/>
     <w:unhideWhenUsed/>
     <w:qFormat/>
+    <w:rsid w:val="00A10FD9"/>
     <w:pPr>
       <w:keepNext/>
       <w:keepLines/>
-      <w:spacing w:after="0" w:before="200"/>
-      <w:outlineLvl w:val="7"/>
-    </w:pPr>
-    <w:rPr>
-      <w:rFonts w:asciiTheme="majorHAnsi" w:cstheme="majorBidi" w:eastAsiaTheme="majorEastAsia" w:hAnsiTheme="majorHAnsi"/>
-      <w:color w:themeColor="accent1" w:val="4F81BD"/>
-      <w:sz w:val="24"/>
-      <w:szCs w:val="24"/>
-    </w:rPr>
-  </w:style>
-  <w:style w:styleId="Heading9" w:type="paragraph">
-    <w:name w:val="Heading 9"/>
-    <w:basedOn w:val="Normal"/>
-    <w:next w:val="BodyText"/>
-    <w:uiPriority w:val="9"/>
-    <w:unhideWhenUsed/>
-    <w:qFormat/>
-    <w:pPr>
-      <w:keepNext/>
-      <w:keepLines/>
-      <w:spacing w:after="0" w:before="200"/>
+      <w:spacing w:after="0"/>
       <w:outlineLvl w:val="8"/>
     </w:pPr>
     <w:rPr>
+      <w:rFonts w:cstheme="majorBidi" w:eastAsiaTheme="majorEastAsia"/>
+      <w:color w:themeColor="text1" w:themeTint="D8" w:val="272727"/>
+    </w:rPr>
+  </w:style>
+  <w:style w:customStyle="1" w:styleId="Heading1Char" w:type="character">
+    <w:name w:val="Heading 1 Char"/>
+    <w:basedOn w:val="DefaultParagraphFont"/>
+    <w:link w:val="Heading1"/>
+    <w:uiPriority w:val="9"/>
+    <w:rsid w:val="00A10FD9"/>
+    <w:rPr>
       <w:rFonts w:asciiTheme="majorHAnsi" w:cstheme="majorBidi" w:eastAsiaTheme="majorEastAsia" w:hAnsiTheme="majorHAnsi"/>
-      <w:color w:themeColor="accent1" w:val="4F81BD"/>
-      <w:sz w:val="24"/>
-      <w:szCs w:val="24"/>
+      <w:color w:themeColor="accent1" w:themeShade="BF" w:val="0F4761"/>
+      <w:sz w:val="40"/>
+      <w:szCs w:val="40"/>
+    </w:rPr>
+  </w:style>
+  <w:style w:customStyle="1" w:styleId="Heading2Char" w:type="character">
+    <w:name w:val="Heading 2 Char"/>
+    <w:basedOn w:val="DefaultParagraphFont"/>
+    <w:link w:val="Heading2"/>
+    <w:uiPriority w:val="9"/>
+    <w:semiHidden/>
+    <w:rsid w:val="00A10FD9"/>
+    <w:rPr>
+      <w:rFonts w:asciiTheme="majorHAnsi" w:cstheme="majorBidi" w:eastAsiaTheme="majorEastAsia" w:hAnsiTheme="majorHAnsi"/>
+      <w:color w:themeColor="accent1" w:themeShade="BF" w:val="0F4761"/>
+      <w:sz w:val="32"/>
+      <w:szCs w:val="32"/>
+    </w:rPr>
+  </w:style>
+  <w:style w:customStyle="1" w:styleId="Heading3Char" w:type="character">
+    <w:name w:val="Heading 3 Char"/>
+    <w:basedOn w:val="DefaultParagraphFont"/>
+    <w:link w:val="Heading3"/>
+    <w:uiPriority w:val="9"/>
+    <w:semiHidden/>
+    <w:rsid w:val="00A10FD9"/>
+    <w:rPr>
+      <w:rFonts w:cstheme="majorBidi" w:eastAsiaTheme="majorEastAsia"/>
+      <w:color w:themeColor="accent1" w:themeShade="BF" w:val="0F4761"/>
+      <w:sz w:val="28"/>
+      <w:szCs w:val="28"/>
+    </w:rPr>
+  </w:style>
+  <w:style w:customStyle="1" w:styleId="Heading4Char" w:type="character">
+    <w:name w:val="Heading 4 Char"/>
+    <w:basedOn w:val="DefaultParagraphFont"/>
+    <w:link w:val="Heading4"/>
+    <w:uiPriority w:val="9"/>
+    <w:semiHidden/>
+    <w:rsid w:val="00A10FD9"/>
+    <w:rPr>
+      <w:rFonts w:cstheme="majorBidi" w:eastAsiaTheme="majorEastAsia"/>
+      <w:i/>
+      <w:iCs/>
+      <w:color w:themeColor="accent1" w:themeShade="BF" w:val="0F4761"/>
+    </w:rPr>
+  </w:style>
+  <w:style w:customStyle="1" w:styleId="Heading5Char" w:type="character">
+    <w:name w:val="Heading 5 Char"/>
+    <w:basedOn w:val="DefaultParagraphFont"/>
+    <w:link w:val="Heading5"/>
+    <w:uiPriority w:val="9"/>
+    <w:semiHidden/>
+    <w:rsid w:val="00A10FD9"/>
+    <w:rPr>
+      <w:rFonts w:cstheme="majorBidi" w:eastAsiaTheme="majorEastAsia"/>
+      <w:color w:themeColor="accent1" w:themeShade="BF" w:val="0F4761"/>
+    </w:rPr>
+  </w:style>
+  <w:style w:customStyle="1" w:styleId="Heading6Char" w:type="character">
+    <w:name w:val="Heading 6 Char"/>
+    <w:basedOn w:val="DefaultParagraphFont"/>
+    <w:link w:val="Heading6"/>
+    <w:uiPriority w:val="9"/>
+    <w:semiHidden/>
+    <w:rsid w:val="00A10FD9"/>
+    <w:rPr>
+      <w:rFonts w:cstheme="majorBidi" w:eastAsiaTheme="majorEastAsia"/>
+      <w:i/>
+      <w:iCs/>
+      <w:color w:themeColor="text1" w:themeTint="A6" w:val="595959"/>
+    </w:rPr>
+  </w:style>
+  <w:style w:customStyle="1" w:styleId="Heading7Char" w:type="character">
+    <w:name w:val="Heading 7 Char"/>
+    <w:basedOn w:val="DefaultParagraphFont"/>
+    <w:link w:val="Heading7"/>
+    <w:uiPriority w:val="9"/>
+    <w:semiHidden/>
+    <w:rsid w:val="00A10FD9"/>
+    <w:rPr>
+      <w:rFonts w:cstheme="majorBidi" w:eastAsiaTheme="majorEastAsia"/>
+      <w:color w:themeColor="text1" w:themeTint="A6" w:val="595959"/>
+    </w:rPr>
+  </w:style>
+  <w:style w:customStyle="1" w:styleId="Heading8Char" w:type="character">
+    <w:name w:val="Heading 8 Char"/>
+    <w:basedOn w:val="DefaultParagraphFont"/>
+    <w:link w:val="Heading8"/>
+    <w:uiPriority w:val="9"/>
+    <w:semiHidden/>
+    <w:rsid w:val="00A10FD9"/>
+    <w:rPr>
+      <w:rFonts w:cstheme="majorBidi" w:eastAsiaTheme="majorEastAsia"/>
+      <w:i/>
+      <w:iCs/>
+      <w:color w:themeColor="text1" w:themeTint="D8" w:val="272727"/>
+    </w:rPr>
+  </w:style>
+  <w:style w:customStyle="1" w:styleId="Heading9Char" w:type="character">
+    <w:name w:val="Heading 9 Char"/>
+    <w:basedOn w:val="DefaultParagraphFont"/>
+    <w:link w:val="Heading9"/>
+    <w:uiPriority w:val="9"/>
+    <w:semiHidden/>
+    <w:rsid w:val="00A10FD9"/>
+    <w:rPr>
+      <w:rFonts w:cstheme="majorBidi" w:eastAsiaTheme="majorEastAsia"/>
+      <w:color w:themeColor="text1" w:themeTint="D8" w:val="272727"/>
     </w:rPr>
   </w:style>
   <w:style w:styleId="BlockText" w:type="paragraph">
@@ -6165,6 +6268,18 @@
     <w:uiPriority w:val="9"/>
     <w:unhideWhenUsed/>
     <w:qFormat/>
+  </w:style>
+  <w:style w:styleId="FootnoteBlockText" w:type="paragraph">
+    <w:name w:val="Footnote Block Text"/>
+    <w:basedOn w:val="FootnoteText"/>
+    <w:next w:val="FootnoteText"/>
+    <w:uiPriority w:val="9"/>
+    <w:unhideWhenUsed/>
+    <w:qFormat/>
+    <w:pPr>
+      <w:spacing w:after="100" w:before="100"/>
+      <w:ind w:firstLine="0" w:left="480" w:right="480"/>
+    </w:pPr>
   </w:style>
   <w:style w:default="1" w:styleId="DefaultParagraphFont" w:type="character">
     <w:name w:val="Default Paragraph Font"/>
@@ -6195,10 +6310,10 @@
         <w:jc w:val="left"/>
       </w:trPr>
       <w:tcPr>
-        <w:vAlign w:val="bottom"/>
         <w:tcBorders>
           <w:bottom w:val="single"/>
         </w:tcBorders>
+        <w:vAlign w:val="bottom"/>
       </w:tcPr>
     </w:tblStylePr>
   </w:style>
@@ -6314,9 +6429,9 @@
     <w:name w:val="KeywordTok"/>
     <w:basedOn w:val="VerbatimChar"/>
     <w:rPr>
+      <w:b/>
       <w:color w:val="204a87"/>
       <w:shd w:val="clear" w:fill="f8f8f8"/>
-      <w:b/>
     </w:rPr>
   </w:style>
   <w:style w:type="character" w:customStyle="1" w:styleId="DataTypeTok">
@@ -6371,9 +6486,9 @@
     <w:name w:val="SpecialCharTok"/>
     <w:basedOn w:val="VerbatimChar"/>
     <w:rPr>
+      <w:b/>
       <w:color w:val="ce5c00"/>
       <w:shd w:val="clear" w:fill="f8f8f8"/>
-      <w:b/>
     </w:rPr>
   </w:style>
   <w:style w:type="character" w:customStyle="1" w:styleId="StringTok">
@@ -6411,39 +6526,39 @@
     <w:name w:val="CommentTok"/>
     <w:basedOn w:val="VerbatimChar"/>
     <w:rPr>
+      <w:i/>
       <w:color w:val="8f5902"/>
       <w:shd w:val="clear" w:fill="f8f8f8"/>
-      <w:i/>
     </w:rPr>
   </w:style>
   <w:style w:type="character" w:customStyle="1" w:styleId="DocumentationTok">
     <w:name w:val="DocumentationTok"/>
     <w:basedOn w:val="VerbatimChar"/>
     <w:rPr>
+      <w:b/>
+      <w:i/>
       <w:color w:val="8f5902"/>
       <w:shd w:val="clear" w:fill="f8f8f8"/>
-      <w:b/>
-      <w:i/>
     </w:rPr>
   </w:style>
   <w:style w:type="character" w:customStyle="1" w:styleId="AnnotationTok">
     <w:name w:val="AnnotationTok"/>
     <w:basedOn w:val="VerbatimChar"/>
     <w:rPr>
+      <w:b/>
+      <w:i/>
       <w:color w:val="8f5902"/>
       <w:shd w:val="clear" w:fill="f8f8f8"/>
-      <w:b/>
-      <w:i/>
     </w:rPr>
   </w:style>
   <w:style w:type="character" w:customStyle="1" w:styleId="CommentVarTok">
     <w:name w:val="CommentVarTok"/>
     <w:basedOn w:val="VerbatimChar"/>
     <w:rPr>
+      <w:b/>
+      <w:i/>
       <w:color w:val="8f5902"/>
       <w:shd w:val="clear" w:fill="f8f8f8"/>
-      <w:b/>
-      <w:i/>
     </w:rPr>
   </w:style>
   <w:style w:type="character" w:customStyle="1" w:styleId="OtherTok">
@@ -6458,9 +6573,9 @@
     <w:name w:val="FunctionTok"/>
     <w:basedOn w:val="VerbatimChar"/>
     <w:rPr>
+      <w:b/>
       <w:color w:val="204a87"/>
       <w:shd w:val="clear" w:fill="f8f8f8"/>
-      <w:b/>
     </w:rPr>
   </w:style>
   <w:style w:type="character" w:customStyle="1" w:styleId="VariableTok">
@@ -6475,18 +6590,18 @@
     <w:name w:val="ControlFlowTok"/>
     <w:basedOn w:val="VerbatimChar"/>
     <w:rPr>
+      <w:b/>
       <w:color w:val="204a87"/>
       <w:shd w:val="clear" w:fill="f8f8f8"/>
-      <w:b/>
     </w:rPr>
   </w:style>
   <w:style w:type="character" w:customStyle="1" w:styleId="OperatorTok">
     <w:name w:val="OperatorTok"/>
     <w:basedOn w:val="VerbatimChar"/>
     <w:rPr>
+      <w:b/>
       <w:color w:val="ce5c00"/>
       <w:shd w:val="clear" w:fill="f8f8f8"/>
-      <w:b/>
     </w:rPr>
   </w:style>
   <w:style w:type="character" w:customStyle="1" w:styleId="BuiltInTok">
@@ -6507,9 +6622,9 @@
     <w:name w:val="PreprocessorTok"/>
     <w:basedOn w:val="VerbatimChar"/>
     <w:rPr>
+      <w:i/>
       <w:color w:val="8f5902"/>
       <w:shd w:val="clear" w:fill="f8f8f8"/>
-      <w:i/>
     </w:rPr>
   </w:style>
   <w:style w:type="character" w:customStyle="1" w:styleId="AttributeTok">
@@ -6531,20 +6646,20 @@
     <w:name w:val="InformationTok"/>
     <w:basedOn w:val="VerbatimChar"/>
     <w:rPr>
+      <w:b/>
+      <w:i/>
       <w:color w:val="8f5902"/>
       <w:shd w:val="clear" w:fill="f8f8f8"/>
-      <w:b/>
-      <w:i/>
     </w:rPr>
   </w:style>
   <w:style w:type="character" w:customStyle="1" w:styleId="WarningTok">
     <w:name w:val="WarningTok"/>
     <w:basedOn w:val="VerbatimChar"/>
     <w:rPr>
+      <w:b/>
+      <w:i/>
       <w:color w:val="8f5902"/>
       <w:shd w:val="clear" w:fill="f8f8f8"/>
-      <w:b/>
-      <w:i/>
     </w:rPr>
   </w:style>
   <w:style w:type="character" w:customStyle="1" w:styleId="AlertTok">
@@ -6559,9 +6674,9 @@
     <w:name w:val="ErrorTok"/>
     <w:basedOn w:val="VerbatimChar"/>
     <w:rPr>
+      <w:b/>
       <w:color w:val="a40000"/>
       <w:shd w:val="clear" w:fill="f8f8f8"/>
-      <w:b/>
     </w:rPr>
   </w:style>
   <w:style w:type="character" w:customStyle="1" w:styleId="NormalTok">
@@ -6585,44 +6700,44 @@
         <a:sysClr val="window" lastClr="FFFFFF"/>
       </a:lt1>
       <a:dk2>
-        <a:srgbClr val="1F497D"/>
+        <a:srgbClr val="0E2841"/>
       </a:dk2>
       <a:lt2>
-        <a:srgbClr val="EEECE1"/>
+        <a:srgbClr val="E8E8E8"/>
       </a:lt2>
       <a:accent1>
-        <a:srgbClr val="4F81BD"/>
+        <a:srgbClr val="156082"/>
       </a:accent1>
       <a:accent2>
-        <a:srgbClr val="C0504D"/>
+        <a:srgbClr val="E97132"/>
       </a:accent2>
       <a:accent3>
-        <a:srgbClr val="9BBB59"/>
+        <a:srgbClr val="196B24"/>
       </a:accent3>
       <a:accent4>
-        <a:srgbClr val="8064A2"/>
+        <a:srgbClr val="0F9ED5"/>
       </a:accent4>
       <a:accent5>
-        <a:srgbClr val="4BACC6"/>
+        <a:srgbClr val="A02B93"/>
       </a:accent5>
       <a:accent6>
-        <a:srgbClr val="F79646"/>
+        <a:srgbClr val="4EA72E"/>
       </a:accent6>
       <a:hlink>
-        <a:srgbClr val="0000FF"/>
+        <a:srgbClr val="467886"/>
       </a:hlink>
       <a:folHlink>
-        <a:srgbClr val="800080"/>
+        <a:srgbClr val="96607D"/>
       </a:folHlink>
     </a:clrScheme>
     <a:fontScheme name="Office">
       <a:majorFont>
-        <a:latin typeface="Calibri"/>
+        <a:latin typeface="Aptos Display" panose="02110004020202020204"/>
         <a:ea typeface=""/>
         <a:cs typeface=""/>
-        <a:font script="Jpan" typeface="ＭＳ ゴシック"/>
+        <a:font script="Jpan" typeface="游ゴシック Light"/>
         <a:font script="Hang" typeface="맑은 고딕"/>
-        <a:font script="Hans" typeface="宋体"/>
+        <a:font script="Hans" typeface="等线 Light"/>
         <a:font script="Hant" typeface="新細明體"/>
         <a:font script="Arab" typeface="Times New Roman"/>
         <a:font script="Hebr" typeface="Times New Roman"/>
@@ -6649,14 +6764,32 @@
         <a:font script="Mong" typeface="Mongolian Baiti"/>
         <a:font script="Viet" typeface="Times New Roman"/>
         <a:font script="Uigh" typeface="Microsoft Uighur"/>
+        <a:font script="Geor" typeface="Sylfaen"/>
+        <a:font script="Armn" typeface="Arial"/>
+        <a:font script="Bugi" typeface="Leelawadee UI"/>
+        <a:font script="Bopo" typeface="Microsoft JhengHei"/>
+        <a:font script="Java" typeface="Javanese Text"/>
+        <a:font script="Lisu" typeface="Segoe UI"/>
+        <a:font script="Mymr" typeface="Myanmar Text"/>
+        <a:font script="Nkoo" typeface="Ebrima"/>
+        <a:font script="Olck" typeface="Nirmala UI"/>
+        <a:font script="Osma" typeface="Ebrima"/>
+        <a:font script="Phag" typeface="Phagspa"/>
+        <a:font script="Syrn" typeface="Estrangelo Edessa"/>
+        <a:font script="Syrj" typeface="Estrangelo Edessa"/>
+        <a:font script="Syre" typeface="Estrangelo Edessa"/>
+        <a:font script="Sora" typeface="Nirmala UI"/>
+        <a:font script="Tale" typeface="Microsoft Tai Le"/>
+        <a:font script="Talu" typeface="Microsoft New Tai Lue"/>
+        <a:font script="Tfng" typeface="Ebrima"/>
       </a:majorFont>
       <a:minorFont>
-        <a:latin typeface="Cambria"/>
+        <a:latin typeface="Aptos" panose="02110004020202020204"/>
         <a:ea typeface=""/>
         <a:cs typeface=""/>
-        <a:font script="Jpan" typeface="ＭＳ 明朝"/>
+        <a:font script="Jpan" typeface="游明朝"/>
         <a:font script="Hang" typeface="맑은 고딕"/>
-        <a:font script="Hans" typeface="宋体"/>
+        <a:font script="Hans" typeface="等线"/>
         <a:font script="Hant" typeface="新細明體"/>
         <a:font script="Arab" typeface="Arial"/>
         <a:font script="Hebr" typeface="Arial"/>
@@ -6683,6 +6816,24 @@
         <a:font script="Mong" typeface="Mongolian Baiti"/>
         <a:font script="Viet" typeface="Arial"/>
         <a:font script="Uigh" typeface="Microsoft Uighur"/>
+        <a:font script="Geor" typeface="Sylfaen"/>
+        <a:font script="Armn" typeface="Arial"/>
+        <a:font script="Bugi" typeface="Leelawadee UI"/>
+        <a:font script="Bopo" typeface="Microsoft JhengHei"/>
+        <a:font script="Java" typeface="Javanese Text"/>
+        <a:font script="Lisu" typeface="Segoe UI"/>
+        <a:font script="Mymr" typeface="Myanmar Text"/>
+        <a:font script="Nkoo" typeface="Ebrima"/>
+        <a:font script="Olck" typeface="Nirmala UI"/>
+        <a:font script="Osma" typeface="Ebrima"/>
+        <a:font script="Phag" typeface="Phagspa"/>
+        <a:font script="Syrn" typeface="Estrangelo Edessa"/>
+        <a:font script="Syrj" typeface="Estrangelo Edessa"/>
+        <a:font script="Syre" typeface="Estrangelo Edessa"/>
+        <a:font script="Sora" typeface="Nirmala UI"/>
+        <a:font script="Tale" typeface="Microsoft Tai Le"/>
+        <a:font script="Talu" typeface="Microsoft New Tai Lue"/>
+        <a:font script="Tfng" typeface="Ebrima"/>
       </a:minorFont>
     </a:fontScheme>
     <a:fmtScheme name="Office">
@@ -6694,200 +6845,141 @@
           <a:gsLst>
             <a:gs pos="0">
               <a:schemeClr val="phClr">
-                <a:tint val="50000"/>
-                <a:satMod val="300000"/>
+                <a:lumMod val="110000"/>
+                <a:satMod val="105000"/>
+                <a:tint val="67000"/>
               </a:schemeClr>
             </a:gs>
-            <a:gs pos="35000">
+            <a:gs pos="50000">
               <a:schemeClr val="phClr">
-                <a:tint val="37000"/>
-                <a:satMod val="300000"/>
+                <a:lumMod val="105000"/>
+                <a:satMod val="103000"/>
+                <a:tint val="73000"/>
               </a:schemeClr>
             </a:gs>
             <a:gs pos="100000">
               <a:schemeClr val="phClr">
-                <a:tint val="15000"/>
-                <a:satMod val="350000"/>
+                <a:lumMod val="105000"/>
+                <a:satMod val="109000"/>
+                <a:tint val="81000"/>
               </a:schemeClr>
             </a:gs>
           </a:gsLst>
-          <a:lin ang="16200000" scaled="1"/>
+          <a:lin ang="5400000" scaled="0"/>
         </a:gradFill>
         <a:gradFill rotWithShape="1">
           <a:gsLst>
             <a:gs pos="0">
               <a:schemeClr val="phClr">
-                <a:tint val="100000"/>
+                <a:satMod val="103000"/>
+                <a:lumMod val="102000"/>
+                <a:tint val="94000"/>
+              </a:schemeClr>
+            </a:gs>
+            <a:gs pos="50000">
+              <a:schemeClr val="phClr">
+                <a:satMod val="110000"/>
+                <a:lumMod val="100000"/>
                 <a:shade val="100000"/>
-                <a:satMod val="130000"/>
               </a:schemeClr>
             </a:gs>
             <a:gs pos="100000">
               <a:schemeClr val="phClr">
-                <a:tint val="50000"/>
-                <a:shade val="100000"/>
-                <a:satMod val="350000"/>
+                <a:lumMod val="99000"/>
+                <a:satMod val="120000"/>
+                <a:shade val="78000"/>
               </a:schemeClr>
             </a:gs>
           </a:gsLst>
-          <a:lin ang="16200000" scaled="0"/>
+          <a:lin ang="5400000" scaled="0"/>
         </a:gradFill>
       </a:fillStyleLst>
       <a:lnStyleLst>
-        <a:ln w="9525" cap="flat" cmpd="sng" algn="ctr">
-          <a:solidFill>
-            <a:schemeClr val="phClr">
-              <a:shade val="95000"/>
-              <a:satMod val="105000"/>
-            </a:schemeClr>
-          </a:solidFill>
-          <a:prstDash val="solid"/>
-        </a:ln>
-        <a:ln w="25400" cap="flat" cmpd="sng" algn="ctr">
+        <a:ln w="6350" cap="flat" cmpd="sng" algn="ctr">
           <a:solidFill>
             <a:schemeClr val="phClr"/>
           </a:solidFill>
           <a:prstDash val="solid"/>
+          <a:miter lim="800000"/>
         </a:ln>
-        <a:ln w="38100" cap="flat" cmpd="sng" algn="ctr">
+        <a:ln w="12700" cap="flat" cmpd="sng" algn="ctr">
           <a:solidFill>
             <a:schemeClr val="phClr"/>
           </a:solidFill>
           <a:prstDash val="solid"/>
+          <a:miter lim="800000"/>
+        </a:ln>
+        <a:ln w="19050" cap="flat" cmpd="sng" algn="ctr">
+          <a:solidFill>
+            <a:schemeClr val="phClr"/>
+          </a:solidFill>
+          <a:prstDash val="solid"/>
+          <a:miter lim="800000"/>
         </a:ln>
       </a:lnStyleLst>
       <a:effectStyleLst>
         <a:effectStyle>
+          <a:effectLst/>
+        </a:effectStyle>
+        <a:effectStyle>
+          <a:effectLst/>
+        </a:effectStyle>
+        <a:effectStyle>
           <a:effectLst>
-            <a:outerShdw blurRad="40000" dist="20000" dir="5400000" rotWithShape="0">
+            <a:outerShdw blurRad="57150" dist="19050" dir="5400000" algn="ctr" rotWithShape="0">
               <a:srgbClr val="000000">
-                <a:alpha val="38000"/>
+                <a:alpha val="63000"/>
               </a:srgbClr>
             </a:outerShdw>
           </a:effectLst>
-        </a:effectStyle>
-        <a:effectStyle>
-          <a:effectLst>
-            <a:outerShdw blurRad="40000" dist="23000" dir="5400000" rotWithShape="0">
-              <a:srgbClr val="000000">
-                <a:alpha val="35000"/>
-              </a:srgbClr>
-            </a:outerShdw>
-          </a:effectLst>
-        </a:effectStyle>
-        <a:effectStyle>
-          <a:effectLst>
-            <a:outerShdw blurRad="40000" dist="23000" dir="5400000" rotWithShape="0">
-              <a:srgbClr val="000000">
-                <a:alpha val="35000"/>
-              </a:srgbClr>
-            </a:outerShdw>
-          </a:effectLst>
-          <a:scene3d>
-            <a:camera prst="orthographicFront">
-              <a:rot lat="0" lon="0" rev="0"/>
-            </a:camera>
-            <a:lightRig rig="threePt" dir="t">
-              <a:rot lat="0" lon="0" rev="1200000"/>
-            </a:lightRig>
-          </a:scene3d>
-          <a:sp3d>
-            <a:bevelT w="63500" h="25400"/>
-          </a:sp3d>
         </a:effectStyle>
       </a:effectStyleLst>
       <a:bgFillStyleLst>
         <a:solidFill>
           <a:schemeClr val="phClr"/>
         </a:solidFill>
+        <a:solidFill>
+          <a:schemeClr val="phClr">
+            <a:tint val="95000"/>
+            <a:satMod val="170000"/>
+          </a:schemeClr>
+        </a:solidFill>
         <a:gradFill rotWithShape="1">
           <a:gsLst>
             <a:gs pos="0">
               <a:schemeClr val="phClr">
-                <a:tint val="40000"/>
-                <a:satMod val="350000"/>
+                <a:tint val="93000"/>
+                <a:satMod val="150000"/>
+                <a:shade val="98000"/>
+                <a:lumMod val="102000"/>
               </a:schemeClr>
             </a:gs>
-            <a:gs pos="40000">
+            <a:gs pos="50000">
               <a:schemeClr val="phClr">
-                <a:tint val="45000"/>
-                <a:shade val="99000"/>
-                <a:satMod val="350000"/>
+                <a:tint val="98000"/>
+                <a:satMod val="130000"/>
+                <a:shade val="90000"/>
+                <a:lumMod val="103000"/>
               </a:schemeClr>
             </a:gs>
             <a:gs pos="100000">
               <a:schemeClr val="phClr">
-                <a:shade val="20000"/>
-                <a:satMod val="255000"/>
+                <a:shade val="63000"/>
+                <a:satMod val="120000"/>
               </a:schemeClr>
             </a:gs>
           </a:gsLst>
-          <a:path path="circle">
-            <a:fillToRect l="50000" t="-80000" r="50000" b="180000"/>
-          </a:path>
-        </a:gradFill>
-        <a:gradFill rotWithShape="1">
-          <a:gsLst>
-            <a:gs pos="0">
-              <a:schemeClr val="phClr">
-                <a:tint val="80000"/>
-                <a:satMod val="300000"/>
-              </a:schemeClr>
-            </a:gs>
-            <a:gs pos="100000">
-              <a:schemeClr val="phClr">
-                <a:shade val="30000"/>
-                <a:satMod val="200000"/>
-              </a:schemeClr>
-            </a:gs>
-          </a:gsLst>
-          <a:path path="circle">
-            <a:fillToRect l="50000" t="50000" r="50000" b="50000"/>
-          </a:path>
+          <a:lin ang="5400000" scaled="0"/>
         </a:gradFill>
       </a:bgFillStyleLst>
     </a:fmtScheme>
   </a:themeElements>
-  <a:objectDefaults>
-    <a:spDef>
-      <a:spPr/>
-      <a:bodyPr/>
-      <a:lstStyle/>
-      <a:style>
-        <a:lnRef idx="1">
-          <a:schemeClr val="accent1"/>
-        </a:lnRef>
-        <a:fillRef idx="3">
-          <a:schemeClr val="accent1"/>
-        </a:fillRef>
-        <a:effectRef idx="2">
-          <a:schemeClr val="accent1"/>
-        </a:effectRef>
-        <a:fontRef idx="minor">
-          <a:schemeClr val="lt1"/>
-        </a:fontRef>
-      </a:style>
-    </a:spDef>
-    <a:lnDef>
-      <a:spPr/>
-      <a:bodyPr/>
-      <a:lstStyle/>
-      <a:style>
-        <a:lnRef idx="2">
-          <a:schemeClr val="accent1"/>
-        </a:lnRef>
-        <a:fillRef idx="0">
-          <a:schemeClr val="accent1"/>
-        </a:fillRef>
-        <a:effectRef idx="1">
-          <a:schemeClr val="accent1"/>
-        </a:effectRef>
-        <a:fontRef idx="minor">
-          <a:schemeClr val="tx1"/>
-        </a:fontRef>
-      </a:style>
-    </a:lnDef>
-  </a:objectDefaults>
+  <a:objectDefaults/>
   <a:extraClrSchemeLst/>
+  <a:extLst>
+    <a:ext uri="{05A4C25C-085E-4340-85A3-A5531E510DB2}">
+      <thm15:themeFamily xmlns:thm15="http://schemas.microsoft.com/office/thememl/2012/main" name="Office Theme" id="{2E142A2C-CD16-42D6-873A-C26D2A0506FA}" vid="{1BDDFF52-6CD6-40A5-AB3C-68EB2F1E4D0A}"/>
+    </a:ext>
+  </a:extLst>
 </a:theme>
 </file>
--- a/docs/notes/host_manip.docx
+++ b/docs/notes/host_manip.docx
@@ -736,7 +736,7 @@
         <w:pStyle w:val="Compact"/>
         <w:numPr>
           <w:ilvl w:val="0"/>
-          <w:numId w:val="1005"/>
+          <w:numId w:val="1006"/>
         </w:numPr>
       </w:pPr>
       <w:r>
@@ -764,7 +764,7 @@
         <w:pStyle w:val="Compact"/>
         <w:numPr>
           <w:ilvl w:val="0"/>
-          <w:numId w:val="1005"/>
+          <w:numId w:val="1006"/>
         </w:numPr>
       </w:pPr>
       <w:r>
@@ -776,7 +776,7 @@
         <w:pStyle w:val="Compact"/>
         <w:numPr>
           <w:ilvl w:val="0"/>
-          <w:numId w:val="1005"/>
+          <w:numId w:val="1006"/>
         </w:numPr>
       </w:pPr>
       <w:r>
@@ -1278,7 +1278,7 @@
         <w:pStyle w:val="Compact"/>
         <w:numPr>
           <w:ilvl w:val="0"/>
-          <w:numId w:val="1008"/>
+          <w:numId w:val="1009"/>
         </w:numPr>
       </w:pPr>
       <w:r>
@@ -5495,7 +5495,7 @@
         <w:pStyle w:val="FirstParagraph"/>
       </w:pPr>
       <w:r>
-        <w:t xml:space="preserve">Last updated: 2025-08-06 19:25:51.445361</w:t>
+        <w:t xml:space="preserve">Last updated: 2025-08-21 15:01:42.260919</w:t>
       </w:r>
     </w:p>
     <w:bookmarkEnd w:id="103"/>

--- a/docs/notes/host_manip.docx
+++ b/docs/notes/host_manip.docx
@@ -15,7 +15,7 @@
         <w:pStyle w:val="Date"/>
       </w:pPr>
       <w:r>
-        <w:t xml:space="preserve">16 November 2023</w:t>
+        <w:t xml:space="preserve">11 November 2025</w:t>
       </w:r>
     </w:p>
     <w:p>
@@ -23,19 +23,13 @@
         <w:pStyle w:val="FirstParagraph"/>
       </w:pPr>
       <w:r>
-        <w:t xml:space="preserve">A common conclusion about parasite life history is that parasites must</w:t>
-      </w:r>
-      <w:r>
-        <w:t xml:space="preserve"> </w:t>
-      </w:r>
-      <w:r>
-        <w:t xml:space="preserve">have high fecundity in order to ensure their transmission from one host</w:t>
-      </w:r>
-      <w:r>
-        <w:t xml:space="preserve"> </w:t>
-      </w:r>
-      <w:r>
-        <w:t xml:space="preserve">to another. However, there is another alternative – improving the</w:t>
+        <w:t xml:space="preserve">High fecundity helps parasites ensure their transmission from one host</w:t>
+      </w:r>
+      <w:r>
+        <w:t xml:space="preserve"> </w:t>
+      </w:r>
+      <w:r>
+        <w:t xml:space="preserve">to another. However, they can also improve the</w:t>
       </w:r>
       <w:r>
         <w:t xml:space="preserve"> </w:t>
@@ -47,7 +41,7 @@
         <w:t xml:space="preserve"> </w:t>
       </w:r>
       <w:r>
-        <w:t xml:space="preserve">quality, rather than quantity. How can a parasite do this?</w:t>
+        <w:t xml:space="preserve">quality, rather than quantity. How?</w:t>
       </w:r>
     </w:p>
     <w:bookmarkStart w:id="20" w:name="X22eecf7bda72535301b97ad0c37f5da2b71f53a"/>
@@ -5495,7 +5489,7 @@
         <w:pStyle w:val="FirstParagraph"/>
       </w:pPr>
       <w:r>
-        <w:t xml:space="preserve">Last updated: 2025-08-21 15:01:42.260919</w:t>
+        <w:t xml:space="preserve">Last updated: 2025-11-09 12:31:37.265317</w:t>
       </w:r>
     </w:p>
     <w:bookmarkEnd w:id="103"/>

--- a/docs/notes/host_manip.docx
+++ b/docs/notes/host_manip.docx
@@ -1992,6 +1992,177 @@
         <w:t xml:space="preserve">whether they represent adaptations or mere phylogenetic constraints.</w:t>
       </w:r>
     </w:p>
+    <w:p>
+      <w:pPr>
+        <w:numPr>
+          <w:ilvl w:val="0"/>
+          <w:numId w:val="1012"/>
+        </w:numPr>
+      </w:pPr>
+      <w:r>
+        <w:t xml:space="preserve">Studies dissecting mechanisms leading to behavioral change. For</w:t>
+      </w:r>
+      <w:r>
+        <w:t xml:space="preserve"> </w:t>
+      </w:r>
+      <w:r>
+        <w:t xml:space="preserve">example, parasitized</w:t>
+      </w:r>
+      <w:r>
+        <w:t xml:space="preserve"> </w:t>
+      </w:r>
+      <w:r>
+        <w:rPr>
+          <w:i/>
+          <w:iCs/>
+        </w:rPr>
+        <w:t xml:space="preserve">Gammarus</w:t>
+      </w:r>
+      <w:r>
+        <w:t xml:space="preserve"> </w:t>
+      </w:r>
+      <w:r>
+        <w:t xml:space="preserve">have modified escape responses.</w:t>
+      </w:r>
+      <w:r>
+        <w:t xml:space="preserve"> </w:t>
+      </w:r>
+      <w:r>
+        <w:t xml:space="preserve">Injecting</w:t>
+      </w:r>
+      <w:r>
+        <w:t xml:space="preserve"> </w:t>
+      </w:r>
+      <w:r>
+        <w:rPr>
+          <w:i/>
+          <w:iCs/>
+        </w:rPr>
+        <w:t xml:space="preserve">Gammarus</w:t>
+      </w:r>
+      <w:r>
+        <w:t xml:space="preserve"> </w:t>
+      </w:r>
+      <w:r>
+        <w:t xml:space="preserve">with serotonin produces similar results;</w:t>
+      </w:r>
+      <w:r>
+        <w:t xml:space="preserve"> </w:t>
+      </w:r>
+      <w:r>
+        <w:t xml:space="preserve">octopamine can block the results</w:t>
+      </w:r>
+      <w:r>
+        <w:t xml:space="preserve"> </w:t>
+      </w:r>
+      <w:r>
+        <w:t xml:space="preserve">(Helluy &amp; Holmes, 1990; Perrot-Minnot et al., 2014)</w:t>
+      </w:r>
+      <w:r>
+        <w:t xml:space="preserve"> </w:t>
+      </w:r>
+      <w:r>
+        <w:t xml:space="preserve">Similarly,</w:t>
+      </w:r>
+      <w:r>
+        <w:t xml:space="preserve"> </w:t>
+      </w:r>
+      <w:r>
+        <w:rPr>
+          <w:i/>
+          <w:iCs/>
+        </w:rPr>
+        <w:t xml:space="preserve">S. mansoni</w:t>
+      </w:r>
+      <w:r>
+        <w:t xml:space="preserve"> </w:t>
+      </w:r>
+      <w:r>
+        <w:t xml:space="preserve">leads to</w:t>
+      </w:r>
+      <w:r>
+        <w:t xml:space="preserve"> </w:t>
+      </w:r>
+      <w:r>
+        <w:t xml:space="preserve">higher opioid levels in hamsters, although this could be either a host response or a parasite manipulation</w:t>
+      </w:r>
+      <w:r>
+        <w:t xml:space="preserve"> </w:t>
+      </w:r>
+      <w:r>
+        <w:t xml:space="preserve">(Kavaliers &amp; Podesta, 1988)</w:t>
+      </w:r>
+      <w:r>
+        <w:t xml:space="preserve">. In some cases</w:t>
+      </w:r>
+      <w:r>
+        <w:t xml:space="preserve"> </w:t>
+      </w:r>
+      <w:r>
+        <w:t xml:space="preserve">(growth hormone in rodents), parasites actually directly produce</w:t>
+      </w:r>
+      <w:r>
+        <w:t xml:space="preserve"> </w:t>
+      </w:r>
+      <w:r>
+        <w:t xml:space="preserve">proteins that act like host hormones</w:t>
+      </w:r>
+      <w:r>
+        <w:t xml:space="preserve"> </w:t>
+      </w:r>
+      <w:r>
+        <w:t xml:space="preserve">(Phares, 1996)</w:t>
+      </w:r>
+      <w:r>
+        <w:t xml:space="preserve">, which makes it pretty clear that it is a case of parasite manipulation.</w:t>
+      </w:r>
+    </w:p>
+    <w:p>
+      <w:pPr>
+        <w:pStyle w:val="FirstParagraph"/>
+      </w:pPr>
+      <w:r>
+        <w:t xml:space="preserve">Li et al. (2025)</w:t>
+      </w:r>
+      <w:r>
+        <w:t xml:space="preserve"> </w:t>
+      </w:r>
+      <w:r>
+        <w:t xml:space="preserve">do</w:t>
+      </w:r>
+      <w:r>
+        <w:t xml:space="preserve"> </w:t>
+      </w:r>
+      <w:r>
+        <w:rPr>
+          <w:b/>
+          <w:bCs/>
+        </w:rPr>
+        <w:t xml:space="preserve">transcriptomic</w:t>
+      </w:r>
+      <w:r>
+        <w:t xml:space="preserve"> </w:t>
+      </w:r>
+      <w:r>
+        <w:t xml:space="preserve">analysis of</w:t>
+      </w:r>
+      <w:r>
+        <w:t xml:space="preserve"> </w:t>
+      </w:r>
+      <w:r>
+        <w:rPr>
+          <w:i/>
+          <w:iCs/>
+        </w:rPr>
+        <w:t xml:space="preserve">Dicrocoelium dendriticum</w:t>
+      </w:r>
+      <w:r>
+        <w:t xml:space="preserve"> </w:t>
+      </w:r>
+      <w:r>
+        <w:t xml:space="preserve">across phases of behavioural modification.</w:t>
+      </w:r>
+    </w:p>
     <w:bookmarkEnd w:id="35"/>
     <w:bookmarkStart w:id="36" w:name="Xaa1dcb6149362c529e7fd3bb83e7fb6c145f84f"/>
     <w:p>
@@ -2211,138 +2382,6 @@
         <w:t xml:space="preserve">life cycle.</w:t>
       </w:r>
     </w:p>
-    <w:p>
-      <w:pPr>
-        <w:pStyle w:val="Compact"/>
-        <w:numPr>
-          <w:ilvl w:val="0"/>
-          <w:numId w:val="1013"/>
-        </w:numPr>
-      </w:pPr>
-      <w:r>
-        <w:t xml:space="preserve">Mechanistic explanations, really nailing down the biochemical or</w:t>
-      </w:r>
-      <w:r>
-        <w:t xml:space="preserve"> </w:t>
-      </w:r>
-      <w:r>
-        <w:t xml:space="preserve">other changes leading to behavioral change, are also powerful. For</w:t>
-      </w:r>
-      <w:r>
-        <w:t xml:space="preserve"> </w:t>
-      </w:r>
-      <w:r>
-        <w:t xml:space="preserve">example, parasitized</w:t>
-      </w:r>
-      <w:r>
-        <w:t xml:space="preserve"> </w:t>
-      </w:r>
-      <w:r>
-        <w:rPr>
-          <w:i/>
-          <w:iCs/>
-        </w:rPr>
-        <w:t xml:space="preserve">Gammarus</w:t>
-      </w:r>
-      <w:r>
-        <w:t xml:space="preserve"> </w:t>
-      </w:r>
-      <w:r>
-        <w:t xml:space="preserve">have modified escape responses.</w:t>
-      </w:r>
-      <w:r>
-        <w:t xml:space="preserve"> </w:t>
-      </w:r>
-      <w:r>
-        <w:t xml:space="preserve">Injecting</w:t>
-      </w:r>
-      <w:r>
-        <w:t xml:space="preserve"> </w:t>
-      </w:r>
-      <w:r>
-        <w:rPr>
-          <w:i/>
-          <w:iCs/>
-        </w:rPr>
-        <w:t xml:space="preserve">Gammarus</w:t>
-      </w:r>
-      <w:r>
-        <w:t xml:space="preserve"> </w:t>
-      </w:r>
-      <w:r>
-        <w:t xml:space="preserve">with serotonin produces similar results;</w:t>
-      </w:r>
-      <w:r>
-        <w:t xml:space="preserve"> </w:t>
-      </w:r>
-      <w:r>
-        <w:t xml:space="preserve">octopamine can block the results</w:t>
-      </w:r>
-      <w:r>
-        <w:t xml:space="preserve"> </w:t>
-      </w:r>
-      <w:r>
-        <w:t xml:space="preserve">(Helluy &amp; Holmes, 1990; Perrot-Minnot et al., 2014)</w:t>
-      </w:r>
-      <w:r>
-        <w:t xml:space="preserve"> </w:t>
-      </w:r>
-      <w:r>
-        <w:t xml:space="preserve">Similarly,</w:t>
-      </w:r>
-      <w:r>
-        <w:t xml:space="preserve"> </w:t>
-      </w:r>
-      <w:r>
-        <w:rPr>
-          <w:i/>
-          <w:iCs/>
-        </w:rPr>
-        <w:t xml:space="preserve">S. mansoni</w:t>
-      </w:r>
-      <w:r>
-        <w:t xml:space="preserve"> </w:t>
-      </w:r>
-      <w:r>
-        <w:t xml:space="preserve">leads to</w:t>
-      </w:r>
-      <w:r>
-        <w:t xml:space="preserve"> </w:t>
-      </w:r>
-      <w:r>
-        <w:t xml:space="preserve">higher opioid levels in hamsters, although this could be either a host response or a parasite manipulation</w:t>
-      </w:r>
-      <w:r>
-        <w:t xml:space="preserve"> </w:t>
-      </w:r>
-      <w:r>
-        <w:t xml:space="preserve">(Kavaliers &amp; Podesta, 1988)</w:t>
-      </w:r>
-      <w:r>
-        <w:t xml:space="preserve">. In some cases</w:t>
-      </w:r>
-      <w:r>
-        <w:t xml:space="preserve"> </w:t>
-      </w:r>
-      <w:r>
-        <w:t xml:space="preserve">(growth hormone in rodents), parasites actually directly produce</w:t>
-      </w:r>
-      <w:r>
-        <w:t xml:space="preserve"> </w:t>
-      </w:r>
-      <w:r>
-        <w:t xml:space="preserve">proteins that act like host hormones</w:t>
-      </w:r>
-      <w:r>
-        <w:t xml:space="preserve"> </w:t>
-      </w:r>
-      <w:r>
-        <w:t xml:space="preserve">(Phares, 1996)</w:t>
-      </w:r>
-      <w:r>
-        <w:t xml:space="preserve">, which makes it pretty clear that it is a case of parasite manipulation.</w:t>
-      </w:r>
-    </w:p>
     <w:bookmarkEnd w:id="36"/>
     <w:bookmarkEnd w:id="37"/>
     <w:bookmarkStart w:id="41" w:name="comparativephylogenetic-analysis"/>
@@ -2357,20 +2396,6 @@
     <w:p>
       <w:pPr>
         <w:pStyle w:val="FirstParagraph"/>
-      </w:pPr>
-      <w:r>
-        <w:t xml:space="preserve">Not much exists, people have been too busy looking at the amazingly cool</w:t>
-      </w:r>
-      <w:r>
-        <w:t xml:space="preserve"> </w:t>
-      </w:r>
-      <w:r>
-        <w:t xml:space="preserve">detailed mechanisms of manipulation of host behavior by parasites.</w:t>
-      </w:r>
-    </w:p>
-    <w:p>
-      <w:pPr>
-        <w:pStyle w:val="BodyText"/>
       </w:pPr>
       <w:r>
         <w:t xml:space="preserve">Some of the difficulties with doing comparative analysis are (1) the</w:t>
@@ -2765,7 +2790,7 @@
       </w:r>
     </w:p>
     <w:bookmarkEnd w:id="42"/>
-    <w:bookmarkStart w:id="104" w:name="parasitic-castration"/>
+    <w:bookmarkStart w:id="106" w:name="parasitic-castration"/>
     <w:p>
       <w:pPr>
         <w:pStyle w:val="Heading1"/>
@@ -3051,56 +3076,19 @@
         <w:pStyle w:val="FirstParagraph"/>
       </w:pPr>
       <w:r>
-        <w:t xml:space="preserve">There is a problem at the lineage level with this strategy: unless</w:t>
-      </w:r>
-      <w:r>
-        <w:t xml:space="preserve"> </w:t>
-      </w:r>
-      <w:r>
-        <w:t xml:space="preserve">females can reproduce parthenogenetically, you may be dooming your host</w:t>
-      </w:r>
-      <w:r>
-        <w:t xml:space="preserve"> </w:t>
-      </w:r>
-      <w:r>
-        <w:t xml:space="preserve">population if you’re too effective at feminizing it. For plants there is</w:t>
-      </w:r>
-      <w:r>
-        <w:t xml:space="preserve"> </w:t>
-      </w:r>
-      <w:r>
-        <w:t xml:space="preserve">another way out: encourage clonal growth or selfing. This both increases</w:t>
-      </w:r>
-      <w:r>
-        <w:t xml:space="preserve"> </w:t>
-      </w:r>
-      <w:r>
-        <w:t xml:space="preserve">transmission efficiency and reduces the potential for the evolution of</w:t>
-      </w:r>
-      <w:r>
-        <w:t xml:space="preserve"> </w:t>
-      </w:r>
-      <w:r>
-        <w:t xml:space="preserve">parasite resistance; in the end, though, it might also select for reduced virulence</w:t>
-      </w:r>
-      <w:r>
-        <w:t xml:space="preserve"> </w:t>
-      </w:r>
-      <w:r>
-        <w:t xml:space="preserve">of the parasite because it ensures vertical transmission</w:t>
-      </w:r>
-      <w:r>
-        <w:t xml:space="preserve"> </w:t>
-      </w:r>
-      <w:r>
-        <w:t xml:space="preserve">(Clay &amp; Kover, 1996)</w:t>
-      </w:r>
-      <w:r>
-        <w:t xml:space="preserve">.</w:t>
+        <w:t xml:space="preserve">Clay &amp; Kover (1996)</w:t>
+      </w:r>
+    </w:p>
+    <w:p>
+      <w:pPr>
+        <w:pStyle w:val="BlockText"/>
+      </w:pPr>
+      <w:r>
+        <w:t xml:space="preserve">There is a problem at the lineage level with this strategy: unless females can reproduce parthenogenetically, you may be dooming your host population if you’re too effective at feminizing it. For plants there is another way out: encourage clonal growth or selfing. This both increases transmission efficiency and reduces the potential for the evolution of parasite resistance; in the end, though, it might also select for reduced virulence of the parasite because it ensures vertical transmission</w:t>
       </w:r>
     </w:p>
     <w:bookmarkEnd w:id="43"/>
-    <w:bookmarkStart w:id="103" w:name="references"/>
+    <w:bookmarkStart w:id="105" w:name="references"/>
     <w:p>
       <w:pPr>
         <w:pStyle w:val="Heading2"/>
@@ -3109,7 +3097,7 @@
         <w:t xml:space="preserve">References</w:t>
       </w:r>
     </w:p>
-    <w:bookmarkStart w:id="102" w:name="refs"/>
+    <w:bookmarkStart w:id="104" w:name="refs"/>
     <w:bookmarkStart w:id="45" w:name="ref-araujoZombieAnt2019"/>
     <w:p>
       <w:pPr>
@@ -4543,12 +4531,72 @@
       </w:hyperlink>
     </w:p>
     <w:bookmarkEnd w:id="81"/>
-    <w:bookmarkStart w:id="83" w:name="ref-moore_responses_1983"/>
+    <w:bookmarkStart w:id="83" w:name="ref-liGeneExpressionAssociated2025"/>
     <w:p>
       <w:pPr>
         <w:pStyle w:val="Bibliography"/>
       </w:pPr>
       <w:r>
+        <w:t xml:space="preserve">Li, C.-H., Goater, C. P., &amp; Wasmuth, J. D. (2025). Gene expression associated with behaviour manipulation in wood ants infected with larval lancet fluke,</w:t>
+      </w:r>
+      <w:r>
+        <w:t xml:space="preserve"> </w:t>
+      </w:r>
+      <w:r>
+        <w:rPr>
+          <w:i/>
+          <w:iCs/>
+        </w:rPr>
+        <w:t xml:space="preserve">Dicrocoelium dendriticum</w:t>
+      </w:r>
+      <w:r>
+        <w:t xml:space="preserve">.</w:t>
+      </w:r>
+      <w:r>
+        <w:t xml:space="preserve"> </w:t>
+      </w:r>
+      <w:r>
+        <w:rPr>
+          <w:i/>
+          <w:iCs/>
+        </w:rPr>
+        <w:t xml:space="preserve">Molecular Ecology</w:t>
+      </w:r>
+      <w:r>
+        <w:t xml:space="preserve">,</w:t>
+      </w:r>
+      <w:r>
+        <w:t xml:space="preserve"> </w:t>
+      </w:r>
+      <w:r>
+        <w:rPr>
+          <w:i/>
+          <w:iCs/>
+        </w:rPr>
+        <w:t xml:space="preserve">34</w:t>
+      </w:r>
+      <w:r>
+        <w:t xml:space="preserve">(20), e70099.</w:t>
+      </w:r>
+      <w:r>
+        <w:t xml:space="preserve"> </w:t>
+      </w:r>
+      <w:hyperlink r:id="rId82">
+        <w:r>
+          <w:rPr>
+            <w:rStyle w:val="Hyperlink"/>
+          </w:rPr>
+          <w:t xml:space="preserve">https://doi.org/10.1111/mec.70099</w:t>
+        </w:r>
+      </w:hyperlink>
+    </w:p>
+    <w:bookmarkEnd w:id="83"/>
+    <w:bookmarkStart w:id="85" w:name="ref-moore_responses_1983"/>
+    <w:p>
+      <w:pPr>
+        <w:pStyle w:val="Bibliography"/>
+      </w:pPr>
+      <w:r>
         <w:t xml:space="preserve">Moore, J. (1983). Responses of an</w:t>
       </w:r>
       <w:r>
@@ -4637,7 +4685,7 @@
       <w:r>
         <w:t xml:space="preserve"> </w:t>
       </w:r>
-      <w:hyperlink r:id="rId82">
+      <w:hyperlink r:id="rId84">
         <w:r>
           <w:rPr>
             <w:rStyle w:val="Hyperlink"/>
@@ -4646,8 +4694,8 @@
         </w:r>
       </w:hyperlink>
     </w:p>
-    <w:bookmarkEnd w:id="83"/>
-    <w:bookmarkStart w:id="85" w:name="ref-moore_evolutionary_1996"/>
+    <w:bookmarkEnd w:id="85"/>
+    <w:bookmarkStart w:id="87" w:name="ref-moore_evolutionary_1996"/>
     <w:p>
       <w:pPr>
         <w:pStyle w:val="Bibliography"/>
@@ -4741,7 +4789,7 @@
       <w:r>
         <w:t xml:space="preserve"> </w:t>
       </w:r>
-      <w:hyperlink r:id="rId84">
+      <w:hyperlink r:id="rId86">
         <w:r>
           <w:rPr>
             <w:rStyle w:val="Hyperlink"/>
@@ -4750,8 +4798,8 @@
         </w:r>
       </w:hyperlink>
     </w:p>
-    <w:bookmarkEnd w:id="85"/>
-    <w:bookmarkStart w:id="87" w:name="X83e07bb7b66e12186883819f3727dfb4f7f5499"/>
+    <w:bookmarkEnd w:id="87"/>
+    <w:bookmarkStart w:id="89" w:name="X83e07bb7b66e12186883819f3727dfb4f7f5499"/>
     <w:p>
       <w:pPr>
         <w:pStyle w:val="Bibliography"/>
@@ -4788,7 +4836,7 @@
       <w:r>
         <w:t xml:space="preserve"> </w:t>
       </w:r>
-      <w:hyperlink r:id="rId86">
+      <w:hyperlink r:id="rId88">
         <w:r>
           <w:rPr>
             <w:rStyle w:val="Hyperlink"/>
@@ -4797,8 +4845,8 @@
         </w:r>
       </w:hyperlink>
     </w:p>
-    <w:bookmarkEnd w:id="87"/>
-    <w:bookmarkStart w:id="89" w:name="ref-phares_unusual_1996"/>
+    <w:bookmarkEnd w:id="89"/>
+    <w:bookmarkStart w:id="91" w:name="ref-phares_unusual_1996"/>
     <w:p>
       <w:pPr>
         <w:pStyle w:val="Bibliography"/>
@@ -4835,7 +4883,7 @@
       <w:r>
         <w:t xml:space="preserve"> </w:t>
       </w:r>
-      <w:hyperlink r:id="rId88">
+      <w:hyperlink r:id="rId90">
         <w:r>
           <w:rPr>
             <w:rStyle w:val="Hyperlink"/>
@@ -4844,8 +4892,8 @@
         </w:r>
       </w:hyperlink>
     </w:p>
-    <w:bookmarkEnd w:id="89"/>
-    <w:bookmarkStart w:id="91" w:name="ref-selbach_mussel_2020"/>
+    <w:bookmarkEnd w:id="91"/>
+    <w:bookmarkStart w:id="93" w:name="ref-selbach_mussel_2020"/>
     <w:p>
       <w:pPr>
         <w:pStyle w:val="Bibliography"/>
@@ -4978,7 +5026,7 @@
       <w:r>
         <w:t xml:space="preserve"> </w:t>
       </w:r>
-      <w:hyperlink r:id="rId90">
+      <w:hyperlink r:id="rId92">
         <w:r>
           <w:rPr>
             <w:rStyle w:val="Hyperlink"/>
@@ -4987,8 +5035,8 @@
         </w:r>
       </w:hyperlink>
     </w:p>
-    <w:bookmarkEnd w:id="91"/>
-    <w:bookmarkStart w:id="93" w:name="ref-szidat_structure_1969"/>
+    <w:bookmarkEnd w:id="93"/>
+    <w:bookmarkStart w:id="95" w:name="ref-szidat_structure_1969"/>
     <w:p>
       <w:pPr>
         <w:pStyle w:val="Bibliography"/>
@@ -5103,7 +5151,7 @@
       <w:r>
         <w:t xml:space="preserve"> </w:t>
       </w:r>
-      <w:hyperlink r:id="rId92">
+      <w:hyperlink r:id="rId94">
         <w:r>
           <w:rPr>
             <w:rStyle w:val="Hyperlink"/>
@@ -5112,8 +5160,8 @@
         </w:r>
       </w:hyperlink>
     </w:p>
-    <w:bookmarkEnd w:id="93"/>
-    <w:bookmarkStart w:id="95" w:name="ref-thomas_manipulation_1998"/>
+    <w:bookmarkEnd w:id="95"/>
+    <w:bookmarkStart w:id="97" w:name="ref-thomas_manipulation_1998"/>
     <w:p>
       <w:pPr>
         <w:pStyle w:val="Bibliography"/>
@@ -5150,7 +5198,7 @@
       <w:r>
         <w:t xml:space="preserve"> </w:t>
       </w:r>
-      <w:hyperlink r:id="rId94">
+      <w:hyperlink r:id="rId96">
         <w:r>
           <w:rPr>
             <w:rStyle w:val="Hyperlink"/>
@@ -5159,8 +5207,8 @@
         </w:r>
       </w:hyperlink>
     </w:p>
-    <w:bookmarkEnd w:id="95"/>
-    <w:bookmarkStart w:id="97" w:name="ref-torrey_parasites_2022"/>
+    <w:bookmarkEnd w:id="97"/>
+    <w:bookmarkStart w:id="99" w:name="ref-torrey_parasites_2022"/>
     <w:p>
       <w:pPr>
         <w:pStyle w:val="Bibliography"/>
@@ -5317,7 +5365,7 @@
       <w:r>
         <w:t xml:space="preserve"> </w:t>
       </w:r>
-      <w:hyperlink r:id="rId96">
+      <w:hyperlink r:id="rId98">
         <w:r>
           <w:rPr>
             <w:rStyle w:val="Hyperlink"/>
@@ -5326,8 +5374,8 @@
         </w:r>
       </w:hyperlink>
     </w:p>
-    <w:bookmarkEnd w:id="97"/>
-    <w:bookmarkStart w:id="99" w:name="ref-vyas_behavioral_2007"/>
+    <w:bookmarkEnd w:id="99"/>
+    <w:bookmarkStart w:id="101" w:name="ref-vyas_behavioral_2007"/>
     <w:p>
       <w:pPr>
         <w:pStyle w:val="Bibliography"/>
@@ -5380,7 +5428,7 @@
       <w:r>
         <w:t xml:space="preserve"> </w:t>
       </w:r>
-      <w:hyperlink r:id="rId98">
+      <w:hyperlink r:id="rId100">
         <w:r>
           <w:rPr>
             <w:rStyle w:val="Hyperlink"/>
@@ -5389,8 +5437,8 @@
         </w:r>
       </w:hyperlink>
     </w:p>
-    <w:bookmarkEnd w:id="99"/>
-    <w:bookmarkStart w:id="101" w:name="ref-wickler_evolution-oriented_1976"/>
+    <w:bookmarkEnd w:id="101"/>
+    <w:bookmarkStart w:id="103" w:name="ref-wickler_evolution-oriented_1976"/>
     <w:p>
       <w:pPr>
         <w:pStyle w:val="Bibliography"/>
@@ -5466,7 +5514,7 @@
       <w:r>
         <w:t xml:space="preserve"> </w:t>
       </w:r>
-      <w:hyperlink r:id="rId100">
+      <w:hyperlink r:id="rId102">
         <w:r>
           <w:rPr>
             <w:rStyle w:val="Hyperlink"/>
@@ -5475,8 +5523,8 @@
         </w:r>
       </w:hyperlink>
     </w:p>
-    <w:bookmarkEnd w:id="101"/>
-    <w:bookmarkEnd w:id="102"/>
+    <w:bookmarkEnd w:id="103"/>
+    <w:bookmarkEnd w:id="104"/>
     <w:p>
       <w:r>
         <w:pict>
@@ -5489,11 +5537,11 @@
         <w:pStyle w:val="FirstParagraph"/>
       </w:pPr>
       <w:r>
-        <w:t xml:space="preserve">Last updated: 2025-11-09 12:31:37.265317</w:t>
-      </w:r>
-    </w:p>
-    <w:bookmarkEnd w:id="103"/>
-    <w:bookmarkEnd w:id="104"/>
+        <w:t xml:space="preserve">Last updated: 2025-11-13 19:47:15.490001</w:t>
+      </w:r>
+    </w:p>
+    <w:bookmarkEnd w:id="105"/>
+    <w:bookmarkEnd w:id="106"/>
     <w:sectPr/>
   </w:body>
 </w:document>

--- a/docs/notes/host_manip.docx
+++ b/docs/notes/host_manip.docx
@@ -730,7 +730,7 @@
         <w:pStyle w:val="Compact"/>
         <w:numPr>
           <w:ilvl w:val="0"/>
-          <w:numId w:val="1006"/>
+          <w:numId w:val="1005"/>
         </w:numPr>
       </w:pPr>
       <w:r>
@@ -758,7 +758,7 @@
         <w:pStyle w:val="Compact"/>
         <w:numPr>
           <w:ilvl w:val="0"/>
-          <w:numId w:val="1006"/>
+          <w:numId w:val="1005"/>
         </w:numPr>
       </w:pPr>
       <w:r>
@@ -770,7 +770,7 @@
         <w:pStyle w:val="Compact"/>
         <w:numPr>
           <w:ilvl w:val="0"/>
-          <w:numId w:val="1006"/>
+          <w:numId w:val="1005"/>
         </w:numPr>
       </w:pPr>
       <w:r>
@@ -1272,7 +1272,7 @@
         <w:pStyle w:val="Compact"/>
         <w:numPr>
           <w:ilvl w:val="0"/>
-          <w:numId w:val="1009"/>
+          <w:numId w:val="1008"/>
         </w:numPr>
       </w:pPr>
       <w:r>
@@ -5537,7 +5537,7 @@
         <w:pStyle w:val="FirstParagraph"/>
       </w:pPr>
       <w:r>
-        <w:t xml:space="preserve">Last updated: 2025-11-13 19:47:15.490001</w:t>
+        <w:t xml:space="preserve">Last updated: 2025-11-23 17:05:07.979165</w:t>
       </w:r>
     </w:p>
     <w:bookmarkEnd w:id="105"/>
